--- a/docs tesis/entregables/MediApp - Documento de Grado.docx
+++ b/docs tesis/entregables/MediApp - Documento de Grado.docx
@@ -80,16 +80,8 @@
         <w:rPr>
           <w:lang w:val="es-MX"/>
         </w:rPr>
-        <w:t xml:space="preserve">RICHARD ALBERTO QUIÑONES </w:t>
-      </w:r>
-      <w:proofErr w:type="spellStart"/>
-      <w:r>
-        <w:rPr>
-          <w:lang w:val="es-MX"/>
-        </w:rPr>
-        <w:t>QUIÑONES</w:t>
-      </w:r>
-      <w:proofErr w:type="spellEnd"/>
+        <w:t>RICHARD ALBERTO QUIÑONES QUIÑONES</w:t>
+      </w:r>
     </w:p>
     <w:p>
       <w:pPr>
@@ -332,16 +324,8 @@
         <w:rPr>
           <w:lang w:val="es-MX"/>
         </w:rPr>
-        <w:t xml:space="preserve">RICHARD ALBERTO QUIÑONES </w:t>
-      </w:r>
-      <w:proofErr w:type="spellStart"/>
-      <w:r>
-        <w:rPr>
-          <w:lang w:val="es-MX"/>
-        </w:rPr>
-        <w:t>QUIÑONES</w:t>
-      </w:r>
-      <w:proofErr w:type="spellEnd"/>
+        <w:t>RICHARD ALBERTO QUIÑONES QUIÑONES</w:t>
+      </w:r>
     </w:p>
     <w:p>
       <w:pPr>
@@ -430,19 +414,11 @@
           <w:lang w:val="es-MX"/>
         </w:rPr>
       </w:pPr>
-      <w:proofErr w:type="spellStart"/>
-      <w:r>
-        <w:rPr>
-          <w:lang w:val="es-MX"/>
-        </w:rPr>
-        <w:t>Heidy</w:t>
-      </w:r>
-      <w:proofErr w:type="spellEnd"/>
-      <w:r>
-        <w:rPr>
-          <w:lang w:val="es-MX"/>
-        </w:rPr>
-        <w:t xml:space="preserve"> Lizbeth Adarme</w:t>
+      <w:r>
+        <w:rPr>
+          <w:lang w:val="es-MX"/>
+        </w:rPr>
+        <w:t>Heidy Lizbeth Adarme</w:t>
       </w:r>
     </w:p>
     <w:p>
@@ -4548,7 +4524,7 @@
             <w:noProof/>
             <w:webHidden/>
           </w:rPr>
-          <w:t>97</w:t>
+          <w:t>96</w:t>
         </w:r>
         <w:r>
           <w:rPr>
@@ -4617,7 +4593,7 @@
             <w:noProof/>
             <w:webHidden/>
           </w:rPr>
-          <w:t>97</w:t>
+          <w:t>96</w:t>
         </w:r>
         <w:r>
           <w:rPr>
@@ -4686,7 +4662,7 @@
             <w:noProof/>
             <w:webHidden/>
           </w:rPr>
-          <w:t>98</w:t>
+          <w:t>97</w:t>
         </w:r>
         <w:r>
           <w:rPr>
@@ -4755,7 +4731,7 @@
             <w:noProof/>
             <w:webHidden/>
           </w:rPr>
-          <w:t>98</w:t>
+          <w:t>97</w:t>
         </w:r>
         <w:r>
           <w:rPr>
@@ -4824,7 +4800,7 @@
             <w:noProof/>
             <w:webHidden/>
           </w:rPr>
-          <w:t>100</w:t>
+          <w:t>99</w:t>
         </w:r>
         <w:r>
           <w:rPr>
@@ -4893,7 +4869,7 @@
             <w:noProof/>
             <w:webHidden/>
           </w:rPr>
-          <w:t>100</w:t>
+          <w:t>99</w:t>
         </w:r>
         <w:r>
           <w:rPr>
@@ -4962,7 +4938,7 @@
             <w:noProof/>
             <w:webHidden/>
           </w:rPr>
-          <w:t>102</w:t>
+          <w:t>101</w:t>
         </w:r>
         <w:r>
           <w:rPr>
@@ -5031,7 +5007,7 @@
             <w:noProof/>
             <w:webHidden/>
           </w:rPr>
-          <w:t>103</w:t>
+          <w:t>102</w:t>
         </w:r>
         <w:r>
           <w:rPr>
@@ -5100,7 +5076,7 @@
             <w:noProof/>
             <w:webHidden/>
           </w:rPr>
-          <w:t>104</w:t>
+          <w:t>103</w:t>
         </w:r>
         <w:r>
           <w:rPr>
@@ -5169,7 +5145,7 @@
             <w:noProof/>
             <w:webHidden/>
           </w:rPr>
-          <w:t>104</w:t>
+          <w:t>103</w:t>
         </w:r>
         <w:r>
           <w:rPr>
@@ -5238,7 +5214,7 @@
             <w:noProof/>
             <w:webHidden/>
           </w:rPr>
-          <w:t>106</w:t>
+          <w:t>105</w:t>
         </w:r>
         <w:r>
           <w:rPr>
@@ -5307,7 +5283,7 @@
             <w:noProof/>
             <w:webHidden/>
           </w:rPr>
-          <w:t>107</w:t>
+          <w:t>106</w:t>
         </w:r>
         <w:r>
           <w:rPr>
@@ -5376,7 +5352,7 @@
             <w:noProof/>
             <w:webHidden/>
           </w:rPr>
-          <w:t>108</w:t>
+          <w:t>107</w:t>
         </w:r>
         <w:r>
           <w:rPr>
@@ -5445,7 +5421,7 @@
             <w:noProof/>
             <w:webHidden/>
           </w:rPr>
-          <w:t>109</w:t>
+          <w:t>108</w:t>
         </w:r>
         <w:r>
           <w:rPr>
@@ -5514,7 +5490,7 @@
             <w:noProof/>
             <w:webHidden/>
           </w:rPr>
-          <w:t>110</w:t>
+          <w:t>109</w:t>
         </w:r>
         <w:r>
           <w:rPr>
@@ -5583,7 +5559,7 @@
             <w:noProof/>
             <w:webHidden/>
           </w:rPr>
-          <w:t>111</w:t>
+          <w:t>110</w:t>
         </w:r>
         <w:r>
           <w:rPr>
@@ -5652,7 +5628,7 @@
             <w:noProof/>
             <w:webHidden/>
           </w:rPr>
-          <w:t>112</w:t>
+          <w:t>111</w:t>
         </w:r>
         <w:r>
           <w:rPr>
@@ -5721,7 +5697,7 @@
             <w:noProof/>
             <w:webHidden/>
           </w:rPr>
-          <w:t>113</w:t>
+          <w:t>112</w:t>
         </w:r>
         <w:r>
           <w:rPr>
@@ -5790,7 +5766,7 @@
             <w:noProof/>
             <w:webHidden/>
           </w:rPr>
-          <w:t>114</w:t>
+          <w:t>113</w:t>
         </w:r>
         <w:r>
           <w:rPr>
@@ -5859,7 +5835,7 @@
             <w:noProof/>
             <w:webHidden/>
           </w:rPr>
-          <w:t>115</w:t>
+          <w:t>114</w:t>
         </w:r>
         <w:r>
           <w:rPr>
@@ -5928,7 +5904,7 @@
             <w:noProof/>
             <w:webHidden/>
           </w:rPr>
-          <w:t>115</w:t>
+          <w:t>114</w:t>
         </w:r>
         <w:r>
           <w:rPr>
@@ -5997,7 +5973,7 @@
             <w:noProof/>
             <w:webHidden/>
           </w:rPr>
-          <w:t>116</w:t>
+          <w:t>115</w:t>
         </w:r>
         <w:r>
           <w:rPr>
@@ -6066,7 +6042,7 @@
             <w:noProof/>
             <w:webHidden/>
           </w:rPr>
-          <w:t>117</w:t>
+          <w:t>116</w:t>
         </w:r>
         <w:r>
           <w:rPr>
@@ -6135,7 +6111,7 @@
             <w:noProof/>
             <w:webHidden/>
           </w:rPr>
-          <w:t>118</w:t>
+          <w:t>117</w:t>
         </w:r>
         <w:r>
           <w:rPr>
@@ -6204,7 +6180,7 @@
             <w:noProof/>
             <w:webHidden/>
           </w:rPr>
-          <w:t>119</w:t>
+          <w:t>118</w:t>
         </w:r>
         <w:r>
           <w:rPr>
@@ -6273,7 +6249,7 @@
             <w:noProof/>
             <w:webHidden/>
           </w:rPr>
-          <w:t>119</w:t>
+          <w:t>118</w:t>
         </w:r>
         <w:r>
           <w:rPr>
@@ -6342,7 +6318,7 @@
             <w:noProof/>
             <w:webHidden/>
           </w:rPr>
-          <w:t>119</w:t>
+          <w:t>118</w:t>
         </w:r>
         <w:r>
           <w:rPr>
@@ -6411,7 +6387,7 @@
             <w:noProof/>
             <w:webHidden/>
           </w:rPr>
-          <w:t>121</w:t>
+          <w:t>120</w:t>
         </w:r>
         <w:r>
           <w:rPr>
@@ -6480,7 +6456,7 @@
             <w:noProof/>
             <w:webHidden/>
           </w:rPr>
-          <w:t>121</w:t>
+          <w:t>120</w:t>
         </w:r>
         <w:r>
           <w:rPr>
@@ -6549,7 +6525,7 @@
             <w:noProof/>
             <w:webHidden/>
           </w:rPr>
-          <w:t>123</w:t>
+          <w:t>122</w:t>
         </w:r>
         <w:r>
           <w:rPr>
@@ -6618,7 +6594,7 @@
             <w:noProof/>
             <w:webHidden/>
           </w:rPr>
-          <w:t>125</w:t>
+          <w:t>124</w:t>
         </w:r>
         <w:r>
           <w:rPr>
@@ -6687,7 +6663,7 @@
             <w:noProof/>
             <w:webHidden/>
           </w:rPr>
-          <w:t>127</w:t>
+          <w:t>126</w:t>
         </w:r>
         <w:r>
           <w:rPr>
@@ -6756,7 +6732,7 @@
             <w:noProof/>
             <w:webHidden/>
           </w:rPr>
-          <w:t>129</w:t>
+          <w:t>128</w:t>
         </w:r>
         <w:r>
           <w:rPr>
@@ -6825,7 +6801,7 @@
             <w:noProof/>
             <w:webHidden/>
           </w:rPr>
-          <w:t>130</w:t>
+          <w:t>129</w:t>
         </w:r>
         <w:r>
           <w:rPr>
@@ -6894,7 +6870,7 @@
             <w:noProof/>
             <w:webHidden/>
           </w:rPr>
-          <w:t>130</w:t>
+          <w:t>129</w:t>
         </w:r>
         <w:r>
           <w:rPr>
@@ -6963,7 +6939,7 @@
             <w:noProof/>
             <w:webHidden/>
           </w:rPr>
-          <w:t>130</w:t>
+          <w:t>129</w:t>
         </w:r>
         <w:r>
           <w:rPr>
@@ -7032,7 +7008,7 @@
             <w:noProof/>
             <w:webHidden/>
           </w:rPr>
-          <w:t>132</w:t>
+          <w:t>131</w:t>
         </w:r>
         <w:r>
           <w:rPr>
@@ -7101,7 +7077,7 @@
             <w:noProof/>
             <w:webHidden/>
           </w:rPr>
-          <w:t>133</w:t>
+          <w:t>132</w:t>
         </w:r>
         <w:r>
           <w:rPr>
@@ -7170,7 +7146,7 @@
             <w:noProof/>
             <w:webHidden/>
           </w:rPr>
-          <w:t>136</w:t>
+          <w:t>135</w:t>
         </w:r>
         <w:r>
           <w:rPr>
@@ -7239,7 +7215,7 @@
             <w:noProof/>
             <w:webHidden/>
           </w:rPr>
-          <w:t>138</w:t>
+          <w:t>137</w:t>
         </w:r>
         <w:r>
           <w:rPr>
@@ -7284,21 +7260,7 @@
         <w:rPr>
           <w:lang w:val="es-MX"/>
         </w:rPr>
-        <w:t xml:space="preserve">El presente proyecto tiene como propósito el análisis, diseño y desarrollo de </w:t>
-      </w:r>
-      <w:proofErr w:type="spellStart"/>
-      <w:r>
-        <w:rPr>
-          <w:lang w:val="es-MX"/>
-        </w:rPr>
-        <w:t>MediApp</w:t>
-      </w:r>
-      <w:proofErr w:type="spellEnd"/>
-      <w:r>
-        <w:rPr>
-          <w:lang w:val="es-MX"/>
-        </w:rPr>
-        <w:t>, un sistema web de agendamiento de citas médicas y gestión de historias clínicas para centros de salud. La propuesta surge de dos dificultades que aparecen juntas en la atención ambulatoria. La primera es el desorden de la agenda, porque cuando las citas se anotan a mano o en una hoja de cálculo compartida nada impide que dos pacientes queden citados con el mismo médico a la misma hora, que un mismo paciente acumule varias citas en un día o que se agende sobre una fecha que ya pasó. La segunda es la custodia de la información clínica, ya que en un archivo que todos abren no hay forma de sostener que la historia de un paciente solo la escribe el médico que lo atiende.</w:t>
+        <w:t>El presente proyecto tiene como propósito el análisis, diseño y desarrollo de MediApp, un sistema web de agendamiento de citas médicas y gestión de historias clínicas para centros de salud. La propuesta surge de dos dificultades que aparecen juntas en la atención ambulatoria. La primera es el desorden de la agenda, porque cuando las citas se anotan a mano o en una hoja de cálculo compartida nada impide que dos pacientes queden citados con el mismo médico a la misma hora, que un mismo paciente acumule varias citas en un día o que se agende sobre una fecha que ya pasó. La segunda es la custodia de la información clínica, ya que en un archivo que todos abren no hay forma de sostener que la historia de un paciente solo la escribe el médico que lo atiende.</w:t>
       </w:r>
     </w:p>
     <w:p>
@@ -7308,19 +7270,11 @@
           <w:lang w:val="es-MX"/>
         </w:rPr>
       </w:pPr>
-      <w:proofErr w:type="spellStart"/>
-      <w:r>
-        <w:rPr>
-          <w:lang w:val="es-MX"/>
-        </w:rPr>
-        <w:t>MediApp</w:t>
-      </w:r>
-      <w:proofErr w:type="spellEnd"/>
-      <w:r>
-        <w:rPr>
-          <w:lang w:val="es-MX"/>
-        </w:rPr>
-        <w:t xml:space="preserve"> responde a ambas con un mismo sistema. Sobre la agenda impone las reglas que la hacen consistente, que son una separación mínima de treinta minutos entre citas del mismo médico, un máximo de una cita por paciente y por día, el rechazo de las fechas ya transcurridas y una reserva del turno que se resuelve dentro de una transacción con bloqueo, de modo que dos solicitudes simultáneas sobre el mismo horario terminen en una cita y un rechazo y nunca en dos citas. Sobre la información clínica reparte el acceso en tres perfiles que no se solapan, y la restricción que le da carácter al proyecto es que el administrador, que puede hacer todo lo demás, no puede crear ni modificar historias clínicas, diagnósticos ni recetas, mientras que el médico, que es quien menos pantallas tiene, es el único que puede hacerlo. El paciente consulta lo que le pertenece y, como única excepción de escritura, reserva y cancela su propia cita desde un calendario de disponibilidad.</w:t>
+      <w:r>
+        <w:rPr>
+          <w:lang w:val="es-MX"/>
+        </w:rPr>
+        <w:t>MediApp responde a ambas con un mismo sistema. Sobre la agenda impone las reglas que la hacen consistente, que son una separación mínima de treinta minutos entre citas del mismo médico, un máximo de una cita por paciente y por día, el rechazo de las fechas ya transcurridas y una reserva del turno que se resuelve dentro de una transacción con bloqueo, de modo que dos solicitudes simultáneas sobre el mismo horario terminen en una cita y un rechazo y nunca en dos citas. Sobre la información clínica reparte el acceso en tres perfiles que no se solapan, y la restricción que le da carácter al proyecto es que el administrador, que puede hacer todo lo demás, no puede crear ni modificar historias clínicas, diagnósticos ni recetas, mientras que el médico, que es quien menos pantallas tiene, es el único que puede hacerlo. El paciente consulta lo que le pertenece y, como única excepción de escritura, reserva y cancela su propia cita desde un calendario de disponibilidad.</w:t>
       </w:r>
     </w:p>
     <w:p>
@@ -7341,49 +7295,7 @@
           <w:lang w:val="es-MX"/>
         </w:rPr>
         <w:lastRenderedPageBreak/>
-        <w:t xml:space="preserve">cuales se especificaron 87 requisitos funcionales, 24 requisitos no funcionales y 60 casos de uso, priorizados con el modelo </w:t>
-      </w:r>
-      <w:proofErr w:type="spellStart"/>
-      <w:r>
-        <w:rPr>
-          <w:lang w:val="es-MX"/>
-        </w:rPr>
-        <w:t>MoSCoW</w:t>
-      </w:r>
-      <w:proofErr w:type="spellEnd"/>
-      <w:r>
-        <w:rPr>
-          <w:lang w:val="es-MX"/>
-        </w:rPr>
-        <w:t xml:space="preserve"> sobre una escala de valor y urgencia. La solución se construyó con Python y el marco de trabajo </w:t>
-      </w:r>
-      <w:proofErr w:type="spellStart"/>
-      <w:r>
-        <w:rPr>
-          <w:lang w:val="es-MX"/>
-        </w:rPr>
-        <w:t>Flask</w:t>
-      </w:r>
-      <w:proofErr w:type="spellEnd"/>
-      <w:r>
-        <w:rPr>
-          <w:lang w:val="es-MX"/>
-        </w:rPr>
-        <w:t xml:space="preserve">, plantillas Jinja2 con Bootstrap y una base de datos MySQL de 11 tablas y 14 claves foráneas. Las contraseñas se almacenan mediante la función de derivación de clave </w:t>
-      </w:r>
-      <w:proofErr w:type="spellStart"/>
-      <w:r>
-        <w:rPr>
-          <w:lang w:val="es-MX"/>
-        </w:rPr>
-        <w:t>scrypt</w:t>
-      </w:r>
-      <w:proofErr w:type="spellEnd"/>
-      <w:r>
-        <w:rPr>
-          <w:lang w:val="es-MX"/>
-        </w:rPr>
-        <w:t>, el rol se comprueba en el servidor en cada operación y la autoría de todo registro clínico se toma de la sesión y nunca del formulario enviado.</w:t>
+        <w:t>cuales se especificaron 87 requisitos funcionales, 24 requisitos no funcionales y 60 casos de uso, priorizados con el modelo MoSCoW sobre una escala de valor y urgencia. La solución se construyó con Python y el marco de trabajo Flask, plantillas Jinja2 con Bootstrap y una base de datos MySQL de 11 tablas y 14 claves foráneas. Las contraseñas se almacenan mediante la función de derivación de clave scrypt, el rol se comprueba en el servidor en cada operación y la autoría de todo registro clínico se toma de la sesión y nunca del formulario enviado.</w:t>
       </w:r>
     </w:p>
     <w:p>
@@ -7564,21 +7476,7 @@
           <w:lang w:val="es-MX"/>
         </w:rPr>
         <w:lastRenderedPageBreak/>
-        <w:t xml:space="preserve">En respuesta a esa situación surge </w:t>
-      </w:r>
-      <w:proofErr w:type="spellStart"/>
-      <w:r>
-        <w:rPr>
-          <w:lang w:val="es-MX"/>
-        </w:rPr>
-        <w:t>MediApp</w:t>
-      </w:r>
-      <w:proofErr w:type="spellEnd"/>
-      <w:r>
-        <w:rPr>
-          <w:lang w:val="es-MX"/>
-        </w:rPr>
-        <w:t>, un sistema web que atiende las dos dificultades con un mismo diseño. La agenda deja de ser un registro pasivo y pasa a comprobar, antes de guardar cualquier cita, que el médico tenga el tiempo libre que necesita, que el paciente no tenga ya otra cita ese día y que la fecha no haya transcurrido. La información clínica deja de estar al alcance de todos y queda repartida en tres perfiles de acceso que el servidor comprueba en cada operación, de manera que la restricción no dependa de que una pantalla oculte un botón.</w:t>
+        <w:t>En respuesta a esa situación surge MediApp, un sistema web que atiende las dos dificultades con un mismo diseño. La agenda deja de ser un registro pasivo y pasa a comprobar, antes de guardar cualquier cita, que el médico tenga el tiempo libre que necesita, que el paciente no tenga ya otra cita ese día y que la fecha no haya transcurrido. La información clínica deja de estar al alcance de todos y queda repartida en tres perfiles de acceso que el servidor comprueba en cada operación, de manera que la restricción no dependa de que una pantalla oculte un botón.</w:t>
       </w:r>
     </w:p>
     <w:p>
@@ -7606,21 +7504,7 @@
         <w:rPr>
           <w:lang w:val="es-MX"/>
         </w:rPr>
-        <w:t xml:space="preserve">El desarrollo se fundamentó en conceptos relacionados con el agendamiento de la atención, la custodia del registro clínico, el control de acceso basado en roles y las funciones de derivación de clave para el almacenamiento de contraseñas. Se aplicó la metodología ágil Scrum, con la encuesta, la entrevista y la observación directa como técnicas de elicitación, y la construcción se realizó con Python, el marco de trabajo </w:t>
-      </w:r>
-      <w:proofErr w:type="spellStart"/>
-      <w:r>
-        <w:rPr>
-          <w:lang w:val="es-MX"/>
-        </w:rPr>
-        <w:t>Flask</w:t>
-      </w:r>
-      <w:proofErr w:type="spellEnd"/>
-      <w:r>
-        <w:rPr>
-          <w:lang w:val="es-MX"/>
-        </w:rPr>
-        <w:t xml:space="preserve"> y una base de datos MySQL.</w:t>
+        <w:t>El desarrollo se fundamentó en conceptos relacionados con el agendamiento de la atención, la custodia del registro clínico, el control de acceso basado en roles y las funciones de derivación de clave para el almacenamiento de contraseñas. Se aplicó la metodología ágil Scrum, con la encuesta, la entrevista y la observación directa como técnicas de elicitación, y la construcción se realizó con Python, el marco de trabajo Flask y una base de datos MySQL.</w:t>
       </w:r>
     </w:p>
     <w:p>
@@ -7778,19 +7662,11 @@
           <w:lang w:val="es-MX"/>
         </w:rPr>
       </w:pPr>
-      <w:proofErr w:type="spellStart"/>
-      <w:r>
-        <w:rPr>
-          <w:lang w:val="es-MX"/>
-        </w:rPr>
-        <w:t>MediApp</w:t>
-      </w:r>
-      <w:proofErr w:type="spellEnd"/>
-      <w:r>
-        <w:rPr>
-          <w:lang w:val="es-MX"/>
-        </w:rPr>
-        <w:t xml:space="preserve"> se justifica porque atiende las dos dificultades anteriores con un mismo diseño y en el punto exacto donde se originan. Sobre la agenda convierte el registro pasivo en una comprobación, de modo que ninguna cita llega a guardarse sin que el sistema haya verificado que el médico dispone del tiempo necesario, que el paciente no tiene ya otra cita ese día y que la fecha no ha transcurrido. La regla deja de depender de que alguien la recuerde el día de más trabajo, que es justamente cuando se olvida.</w:t>
+      <w:r>
+        <w:rPr>
+          <w:lang w:val="es-MX"/>
+        </w:rPr>
+        <w:t>MediApp se justifica porque atiende las dos dificultades anteriores con un mismo diseño y en el punto exacto donde se originan. Sobre la agenda convierte el registro pasivo en una comprobación, de modo que ninguna cita llega a guardarse sin que el sistema haya verificado que el médico dispone del tiempo necesario, que el paciente no tiene ya otra cita ese día y que la fecha no ha transcurrido. La regla deja de depender de que alguien la recuerde el día de más trabajo, que es justamente cuando se olvida.</w:t>
       </w:r>
     </w:p>
     <w:p>
@@ -8034,21 +7910,7 @@
         <w:rPr>
           <w:lang w:val="es-MX"/>
         </w:rPr>
-        <w:t xml:space="preserve">No incluye </w:t>
-      </w:r>
-      <w:proofErr w:type="spellStart"/>
-      <w:r>
-        <w:rPr>
-          <w:lang w:val="es-MX"/>
-        </w:rPr>
-        <w:t>teleconsulta</w:t>
-      </w:r>
-      <w:proofErr w:type="spellEnd"/>
-      <w:r>
-        <w:rPr>
-          <w:lang w:val="es-MX"/>
-        </w:rPr>
-        <w:t xml:space="preserve"> ni videollamada, porque pertenecen a la prestación del servicio y no a su agendamiento, que es lo que el objetivo general delimita.</w:t>
+        <w:t>No incluye teleconsulta ni videollamada, porque pertenecen a la prestación del servicio y no a su agendamiento, que es lo que el objetivo general delimita.</w:t>
       </w:r>
     </w:p>
     <w:p>
@@ -8153,21 +8015,7 @@
         <w:rPr>
           <w:lang w:val="es-MX"/>
         </w:rPr>
-        <w:t xml:space="preserve">Desarrollar </w:t>
-      </w:r>
-      <w:proofErr w:type="spellStart"/>
-      <w:r>
-        <w:rPr>
-          <w:lang w:val="es-MX"/>
-        </w:rPr>
-        <w:t>MediApp</w:t>
-      </w:r>
-      <w:proofErr w:type="spellEnd"/>
-      <w:r>
-        <w:rPr>
-          <w:lang w:val="es-MX"/>
-        </w:rPr>
-        <w:t>, un sistema web de agendamiento de citas médicas con acceso diferenciado para administrador, médico y paciente, que permita gestionar la disponibilidad de la atención médica y controlar el historial clínico en centros de salud.</w:t>
+        <w:t>Desarrollar MediApp, un sistema web de agendamiento de citas médicas con acceso diferenciado para administrador, médico y paciente, que permita gestionar la disponibilidad de la atención médica y controlar el historial clínico en centros de salud.</w:t>
       </w:r>
     </w:p>
     <w:p>
@@ -8176,22 +8024,9 @@
       </w:pPr>
       <w:bookmarkStart w:id="9" w:name="_Toc239443880"/>
       <w:r>
-        <w:t xml:space="preserve">1.6 </w:t>
-      </w:r>
-      <w:proofErr w:type="spellStart"/>
-      <w:r>
-        <w:t>Objetivos</w:t>
-      </w:r>
-      <w:proofErr w:type="spellEnd"/>
-      <w:r>
-        <w:t xml:space="preserve"> </w:t>
-      </w:r>
-      <w:proofErr w:type="spellStart"/>
-      <w:r>
-        <w:t>específicos</w:t>
+        <w:t>1.6 Objetivos específicos</w:t>
       </w:r>
       <w:bookmarkEnd w:id="9"/>
-      <w:proofErr w:type="spellEnd"/>
     </w:p>
     <w:p>
       <w:pPr>
@@ -8353,35 +8188,7 @@
         <w:rPr>
           <w:lang w:val="es-MX"/>
         </w:rPr>
-        <w:t>Cuando varias personas pueden reservar el mismo recurso, aparece una dificultad que no existe cuando trabaja una sola. Dos solicitudes simultáneas pueden consultar la disponibilidad antes de que cualquiera de las dos escriba, de modo que ambas encuentran el horario libre y ambas lo reservan. La teoría de bases de datos describe esta situación entre las anomalías que el control de concurrencia debe evitar, y ofrece como solución que la comprobación y la escritura ocurran dentro de una misma transacción que mantenga bloqueadas las filas consultadas hasta confirmar (</w:t>
-      </w:r>
-      <w:proofErr w:type="spellStart"/>
-      <w:r>
-        <w:rPr>
-          <w:lang w:val="es-MX"/>
-        </w:rPr>
-        <w:t>Elmasri</w:t>
-      </w:r>
-      <w:proofErr w:type="spellEnd"/>
-      <w:r>
-        <w:rPr>
-          <w:lang w:val="es-MX"/>
-        </w:rPr>
-        <w:t xml:space="preserve"> y </w:t>
-      </w:r>
-      <w:proofErr w:type="spellStart"/>
-      <w:r>
-        <w:rPr>
-          <w:lang w:val="es-MX"/>
-        </w:rPr>
-        <w:t>Navathe</w:t>
-      </w:r>
-      <w:proofErr w:type="spellEnd"/>
-      <w:r>
-        <w:rPr>
-          <w:lang w:val="es-MX"/>
-        </w:rPr>
-        <w:t>, 2016). La consecuencia de diseño es que la validación de la agenda no puede resolverse consultando primero y guardando después, porque entre ambas operaciones cabe otra petición.</w:t>
+        <w:t>Cuando varias personas pueden reservar el mismo recurso, aparece una dificultad que no existe cuando trabaja una sola. Dos solicitudes simultáneas pueden consultar la disponibilidad antes de que cualquiera de las dos escriba, de modo que ambas encuentran el horario libre y ambas lo reservan. La teoría de bases de datos describe esta situación entre las anomalías que el control de concurrencia debe evitar, y ofrece como solución que la comprobación y la escritura ocurran dentro de una misma transacción que mantenga bloqueadas las filas consultadas hasta confirmar (Elmasri y Navathe, 2016). La consecuencia de diseño es que la validación de la agenda no puede resolverse consultando primero y guardando después, porque entre ambas operaciones cabe otra petición.</w:t>
       </w:r>
     </w:p>
     <w:p>
@@ -8402,35 +8209,7 @@
         <w:rPr>
           <w:lang w:val="es-MX"/>
         </w:rPr>
-        <w:t>El modelo de control de acceso basado en roles propone que los permisos no se asignen a las personas sino a los roles que estas desempeñan, y que las personas los reciban por pertenecer a un rol (</w:t>
-      </w:r>
-      <w:proofErr w:type="spellStart"/>
-      <w:r>
-        <w:rPr>
-          <w:lang w:val="es-MX"/>
-        </w:rPr>
-        <w:t>Sandhu</w:t>
-      </w:r>
-      <w:proofErr w:type="spellEnd"/>
-      <w:r>
-        <w:rPr>
-          <w:lang w:val="es-MX"/>
-        </w:rPr>
-        <w:t xml:space="preserve"> et al., 1996). La propuesta de estandarización posterior formaliza sus elementos y sus relaciones, y precisa que la asignación de permisos es una decisión de la organización y no del usuario (</w:t>
-      </w:r>
-      <w:proofErr w:type="spellStart"/>
-      <w:r>
-        <w:rPr>
-          <w:lang w:val="es-MX"/>
-        </w:rPr>
-        <w:t>Ferraiolo</w:t>
-      </w:r>
-      <w:proofErr w:type="spellEnd"/>
-      <w:r>
-        <w:rPr>
-          <w:lang w:val="es-MX"/>
-        </w:rPr>
-        <w:t xml:space="preserve"> et al., 2001). Su ventaja frente a conceder permisos uno a uno es que el permiso queda enunciado sobre la función y no sobre el individuo, de modo que incorporar a un profesional nuevo consiste en asignarle un rol y no en revisar una lista de autorizaciones.</w:t>
+        <w:t>El modelo de control de acceso basado en roles propone que los permisos no se asignen a las personas sino a los roles que estas desempeñan, y que las personas los reciban por pertenecer a un rol (Sandhu et al., 1996). La propuesta de estandarización posterior formaliza sus elementos y sus relaciones, y precisa que la asignación de permisos es una decisión de la organización y no del usuario (Ferraiolo et al., 2001). Su ventaja frente a conceder permisos uno a uno es que el permiso queda enunciado sobre la función y no sobre el individuo, de modo que incorporar a un profesional nuevo consiste en asignarle un rol y no en revisar una lista de autorizaciones.</w:t>
       </w:r>
     </w:p>
     <w:p>
@@ -8494,73 +8273,13 @@
           <w:b/>
           <w:lang w:val="es-MX"/>
         </w:rPr>
-        <w:t xml:space="preserve">Por qué </w:t>
-      </w:r>
-      <w:proofErr w:type="spellStart"/>
-      <w:r>
-        <w:rPr>
-          <w:b/>
-          <w:lang w:val="es-MX"/>
-        </w:rPr>
-        <w:t>scrypt</w:t>
-      </w:r>
-      <w:proofErr w:type="spellEnd"/>
-      <w:r>
-        <w:rPr>
-          <w:b/>
-          <w:lang w:val="es-MX"/>
-        </w:rPr>
-        <w:t xml:space="preserve"> y no </w:t>
-      </w:r>
-      <w:proofErr w:type="spellStart"/>
-      <w:r>
-        <w:rPr>
-          <w:b/>
-          <w:lang w:val="es-MX"/>
-        </w:rPr>
-        <w:t>bcrypt</w:t>
-      </w:r>
-      <w:proofErr w:type="spellEnd"/>
-      <w:r>
-        <w:rPr>
-          <w:b/>
-          <w:lang w:val="es-MX"/>
-        </w:rPr>
-        <w:t xml:space="preserve">. </w:t>
-      </w:r>
-      <w:r>
-        <w:rPr>
-          <w:lang w:val="es-MX"/>
-        </w:rPr>
-        <w:t>Las dos funciones más difundidas para esta tarea responden a amenazas de épocas distintas. La primera de ellas se diseñó para que su costo pudiera aumentarse con el tiempo mediante un parámetro, de modo que el avance del hardware no la volviera obsoleta (</w:t>
-      </w:r>
-      <w:proofErr w:type="spellStart"/>
-      <w:r>
-        <w:rPr>
-          <w:lang w:val="es-MX"/>
-        </w:rPr>
-        <w:t>Provos</w:t>
-      </w:r>
-      <w:proofErr w:type="spellEnd"/>
-      <w:r>
-        <w:rPr>
-          <w:lang w:val="es-MX"/>
-        </w:rPr>
-        <w:t xml:space="preserve"> y </w:t>
-      </w:r>
-      <w:proofErr w:type="spellStart"/>
-      <w:r>
-        <w:rPr>
-          <w:lang w:val="es-MX"/>
-        </w:rPr>
-        <w:t>Mazières</w:t>
-      </w:r>
-      <w:proofErr w:type="spellEnd"/>
-      <w:r>
-        <w:rPr>
-          <w:lang w:val="es-MX"/>
-        </w:rPr>
-        <w:t>, 1999). Su costo, sin embargo, es fundamentalmente de cómputo, y el cómputo es precisamente lo que resulta barato de paralelizar en tarjetas gráficas y en circuitos dedicados.</w:t>
+        <w:t xml:space="preserve">Por qué scrypt y no bcrypt. </w:t>
+      </w:r>
+      <w:r>
+        <w:rPr>
+          <w:lang w:val="es-MX"/>
+        </w:rPr>
+        <w:t>Las dos funciones más difundidas para esta tarea responden a amenazas de épocas distintas. La primera de ellas se diseñó para que su costo pudiera aumentarse con el tiempo mediante un parámetro, de modo que el avance del hardware no la volviera obsoleta (Provos y Mazières, 1999). Su costo, sin embargo, es fundamentalmente de cómputo, y el cómputo es precisamente lo que resulta barato de paralelizar en tarjetas gráficas y en circuitos dedicados.</w:t>
       </w:r>
     </w:p>
     <w:p>
@@ -8574,21 +8293,7 @@
         <w:rPr>
           <w:lang w:val="es-MX"/>
         </w:rPr>
-        <w:t xml:space="preserve">La función empleada en este proyecto pertenece a una generación posterior, cuyo planteamiento consiste en exigir además una cantidad configurable de memoria durante el cálculo (Percival, 2009). La memoria es un recurso caro de multiplicar en el hardware especializado, de manera que un atacante que quiera probar miles de contraseñas en paralelo necesita miles de veces esa memoria, y el ataque deja de abaratarse simplemente añadiendo unidades de cálculo. La función quedó posteriormente especificada como estándar de Internet (Percival y </w:t>
-      </w:r>
-      <w:proofErr w:type="spellStart"/>
-      <w:r>
-        <w:rPr>
-          <w:lang w:val="es-MX"/>
-        </w:rPr>
-        <w:t>Josefsson</w:t>
-      </w:r>
-      <w:proofErr w:type="spellEnd"/>
-      <w:r>
-        <w:rPr>
-          <w:lang w:val="es-MX"/>
-        </w:rPr>
-        <w:t>, 2016), lo que la sitúa entre las opciones documentadas y no entre las soluciones improvisadas.</w:t>
+        <w:t>La función empleada en este proyecto pertenece a una generación posterior, cuyo planteamiento consiste en exigir además una cantidad configurable de memoria durante el cálculo (Percival, 2009). La memoria es un recurso caro de multiplicar en el hardware especializado, de manera que un atacante que quiera probar miles de contraseñas en paralelo necesita miles de veces esa memoria, y el ataque deja de abaratarse simplemente añadiendo unidades de cálculo. La función quedó posteriormente especificada como estándar de Internet (Percival y Josefsson, 2016), lo que la sitúa entre las opciones documentadas y no entre las soluciones improvisadas.</w:t>
       </w:r>
     </w:p>
     <w:p>
@@ -8624,21 +8329,7 @@
         <w:rPr>
           <w:lang w:val="es-MX"/>
         </w:rPr>
-        <w:t xml:space="preserve">La calidad de un producto de software se describe mediante atributos que pueden evaluarse por separado, entre ellos la funcionalidad, la fiabilidad, la usabilidad, la seguridad y la mantenibilidad (ISO/IEC, 2011). Un atributo enunciado sin una forma de comprobarlo no es un requisito sino una aspiración, razón por la cual la especificación de este proyecto acompaña cada requisito no funcional con el modo en que se verifica. La verificación automatizada añade una propiedad que la manual no tiene, y es que puede repetirse íntegra después de cada cambio sin depender de que alguien recuerde hacerlo (Pressman y </w:t>
-      </w:r>
-      <w:proofErr w:type="spellStart"/>
-      <w:r>
-        <w:rPr>
-          <w:lang w:val="es-MX"/>
-        </w:rPr>
-        <w:t>Maxim</w:t>
-      </w:r>
-      <w:proofErr w:type="spellEnd"/>
-      <w:r>
-        <w:rPr>
-          <w:lang w:val="es-MX"/>
-        </w:rPr>
-        <w:t>, 2020).</w:t>
+        <w:t>La calidad de un producto de software se describe mediante atributos que pueden evaluarse por separado, entre ellos la funcionalidad, la fiabilidad, la usabilidad, la seguridad y la mantenibilidad (ISO/IEC, 2011). Un atributo enunciado sin una forma de comprobarlo no es un requisito sino una aspiración, razón por la cual la especificación de este proyecto acompaña cada requisito no funcional con el modo en que se verifica. La verificación automatizada añade una propiedad que la manual no tiene, y es que puede repetirse íntegra después de cada cambio sin depender de que alguien recuerde hacerlo (Pressman y Maxim, 2020).</w:t>
       </w:r>
     </w:p>
     <w:p>
@@ -8801,39 +8492,7 @@
         <w:t xml:space="preserve">conjunto de permisos que se concede a una función dentro de la organización y no a una persona concreta. </w:t>
       </w:r>
       <w:r>
-        <w:t xml:space="preserve">Las personas </w:t>
-      </w:r>
-      <w:proofErr w:type="spellStart"/>
-      <w:r>
-        <w:t>reciben</w:t>
-      </w:r>
-      <w:proofErr w:type="spellEnd"/>
-      <w:r>
-        <w:t xml:space="preserve"> </w:t>
-      </w:r>
-      <w:proofErr w:type="spellStart"/>
-      <w:r>
-        <w:t>los</w:t>
-      </w:r>
-      <w:proofErr w:type="spellEnd"/>
-      <w:r>
-        <w:t xml:space="preserve"> </w:t>
-      </w:r>
-      <w:proofErr w:type="spellStart"/>
-      <w:r>
-        <w:t>permisos</w:t>
-      </w:r>
-      <w:proofErr w:type="spellEnd"/>
-      <w:r>
-        <w:t xml:space="preserve"> </w:t>
-      </w:r>
-      <w:proofErr w:type="spellStart"/>
-      <w:r>
-        <w:t>por</w:t>
-      </w:r>
-      <w:proofErr w:type="spellEnd"/>
-      <w:r>
-        <w:t xml:space="preserve"> pertenecer al rol.</w:t>
+        <w:t>Las personas reciben los permisos por pertenecer al rol.</w:t>
       </w:r>
     </w:p>
     <w:p>
@@ -9097,21 +8756,12 @@
           <w:lang w:val="es-MX"/>
         </w:rPr>
       </w:pPr>
-      <w:proofErr w:type="spellStart"/>
       <w:r>
         <w:rPr>
           <w:b/>
           <w:lang w:val="es-MX"/>
         </w:rPr>
-        <w:t>Flask</w:t>
-      </w:r>
-      <w:proofErr w:type="spellEnd"/>
-      <w:r>
-        <w:rPr>
-          <w:b/>
-          <w:lang w:val="es-MX"/>
-        </w:rPr>
-        <w:t xml:space="preserve">: </w:t>
+        <w:t xml:space="preserve">Flask: </w:t>
       </w:r>
       <w:r>
         <w:rPr>
@@ -9194,21 +8844,12 @@
           <w:lang w:val="es-MX"/>
         </w:rPr>
       </w:pPr>
-      <w:proofErr w:type="spellStart"/>
       <w:r>
         <w:rPr>
           <w:b/>
           <w:lang w:val="es-MX"/>
         </w:rPr>
-        <w:t>mysql-connector-python</w:t>
-      </w:r>
-      <w:proofErr w:type="spellEnd"/>
-      <w:r>
-        <w:rPr>
-          <w:b/>
-          <w:lang w:val="es-MX"/>
-        </w:rPr>
-        <w:t xml:space="preserve">: </w:t>
+        <w:t xml:space="preserve">mysql-connector-python: </w:t>
       </w:r>
       <w:r>
         <w:rPr>
@@ -9225,56 +8866,19 @@
           <w:lang w:val="es-MX"/>
         </w:rPr>
       </w:pPr>
-      <w:proofErr w:type="spellStart"/>
       <w:r>
         <w:rPr>
           <w:b/>
           <w:lang w:val="es-MX"/>
         </w:rPr>
         <w:lastRenderedPageBreak/>
-        <w:t>werkzeug.security</w:t>
-      </w:r>
-      <w:proofErr w:type="spellEnd"/>
-      <w:r>
-        <w:rPr>
-          <w:b/>
-          <w:lang w:val="es-MX"/>
-        </w:rPr>
-        <w:t xml:space="preserve">: </w:t>
-      </w:r>
-      <w:r>
-        <w:rPr>
-          <w:lang w:val="es-MX"/>
-        </w:rPr>
-        <w:t xml:space="preserve">biblioteca que acompaña a </w:t>
-      </w:r>
-      <w:proofErr w:type="spellStart"/>
-      <w:r>
-        <w:rPr>
-          <w:lang w:val="es-MX"/>
-        </w:rPr>
-        <w:t>Flask</w:t>
-      </w:r>
-      <w:proofErr w:type="spellEnd"/>
-      <w:r>
-        <w:rPr>
-          <w:lang w:val="es-MX"/>
-        </w:rPr>
-        <w:t xml:space="preserve"> y que proporciona la derivación y la verificación de las contraseñas mediante </w:t>
-      </w:r>
-      <w:proofErr w:type="spellStart"/>
-      <w:r>
-        <w:rPr>
-          <w:lang w:val="es-MX"/>
-        </w:rPr>
-        <w:t>scrypt</w:t>
-      </w:r>
-      <w:proofErr w:type="spellEnd"/>
-      <w:r>
-        <w:rPr>
-          <w:lang w:val="es-MX"/>
-        </w:rPr>
-        <w:t>.</w:t>
+        <w:t xml:space="preserve">werkzeug.security: </w:t>
+      </w:r>
+      <w:r>
+        <w:rPr>
+          <w:lang w:val="es-MX"/>
+        </w:rPr>
+        <w:t>biblioteca que acompaña a Flask y que proporciona la derivación y la verificación de las contraseñas mediante scrypt.</w:t>
       </w:r>
     </w:p>
     <w:p>
@@ -9285,21 +8889,12 @@
           <w:lang w:val="es-MX"/>
         </w:rPr>
       </w:pPr>
-      <w:proofErr w:type="spellStart"/>
       <w:r>
         <w:rPr>
           <w:b/>
           <w:lang w:val="es-MX"/>
         </w:rPr>
-        <w:t>pytest</w:t>
-      </w:r>
-      <w:proofErr w:type="spellEnd"/>
-      <w:r>
-        <w:rPr>
-          <w:b/>
-          <w:lang w:val="es-MX"/>
-        </w:rPr>
-        <w:t xml:space="preserve">: </w:t>
+        <w:t xml:space="preserve">pytest: </w:t>
       </w:r>
       <w:r>
         <w:rPr>
@@ -9341,21 +8936,7 @@
         <w:rPr>
           <w:lang w:val="es-MX"/>
         </w:rPr>
-        <w:t>El desarrollo se condujo con la metodología ágil Scrum, cuyos elementos y ciclo se describen en el capítulo 3 (</w:t>
-      </w:r>
-      <w:proofErr w:type="spellStart"/>
-      <w:r>
-        <w:rPr>
-          <w:lang w:val="es-MX"/>
-        </w:rPr>
-        <w:t>Schwaber</w:t>
-      </w:r>
-      <w:proofErr w:type="spellEnd"/>
-      <w:r>
-        <w:rPr>
-          <w:lang w:val="es-MX"/>
-        </w:rPr>
-        <w:t xml:space="preserve"> y Sutherland, 2020).</w:t>
+        <w:t>El desarrollo se condujo con la metodología ágil Scrum, cuyos elementos y ciclo se describen en el capítulo 3 (Schwaber y Sutherland, 2020).</w:t>
       </w:r>
     </w:p>
     <w:p>
@@ -9403,49 +8984,7 @@
         <w:rPr>
           <w:lang w:val="es-MX"/>
         </w:rPr>
-        <w:t xml:space="preserve">Scrum es un marco de trabajo ágil para el desarrollo de productos complejos, basado en iteraciones cortas de duración fija llamadas </w:t>
-      </w:r>
-      <w:proofErr w:type="spellStart"/>
-      <w:r>
-        <w:rPr>
-          <w:lang w:val="es-MX"/>
-        </w:rPr>
-        <w:t>sprints</w:t>
-      </w:r>
-      <w:proofErr w:type="spellEnd"/>
-      <w:r>
-        <w:rPr>
-          <w:lang w:val="es-MX"/>
-        </w:rPr>
-        <w:t>, al término de cada una de las cuales se entrega un incremento utilizable del producto (</w:t>
-      </w:r>
-      <w:proofErr w:type="spellStart"/>
-      <w:r>
-        <w:rPr>
-          <w:lang w:val="es-MX"/>
-        </w:rPr>
-        <w:t>Schwaber</w:t>
-      </w:r>
-      <w:proofErr w:type="spellEnd"/>
-      <w:r>
-        <w:rPr>
-          <w:lang w:val="es-MX"/>
-        </w:rPr>
-        <w:t xml:space="preserve"> y Sutherland, 2020). Su estructura se apoya en tres artefactos, que son el </w:t>
-      </w:r>
-      <w:proofErr w:type="spellStart"/>
-      <w:r>
-        <w:rPr>
-          <w:lang w:val="es-MX"/>
-        </w:rPr>
-        <w:t>product</w:t>
-      </w:r>
-      <w:proofErr w:type="spellEnd"/>
-      <w:r>
-        <w:rPr>
-          <w:lang w:val="es-MX"/>
-        </w:rPr>
-        <w:t xml:space="preserve"> backlog, el sprint backlog y el incremento, y en eventos de planificación, seguimiento diario, revisión y retrospectiva.</w:t>
+        <w:t>Scrum es un marco de trabajo ágil para el desarrollo de productos complejos, basado en iteraciones cortas de duración fija llamadas sprints, al término de cada una de las cuales se entrega un incremento utilizable del producto (Schwaber y Sutherland, 2020). Su estructura se apoya en tres artefactos, que son el product backlog, el sprint backlog y el incremento, y en eventos de planificación, seguimiento diario, revisión y retrospectiva.</w:t>
       </w:r>
     </w:p>
     <w:p>
@@ -9473,21 +9012,7 @@
         <w:rPr>
           <w:lang w:val="es-MX"/>
         </w:rPr>
-        <w:t xml:space="preserve">El proyecto lo confirmó con la regla que hoy más lo define. El agendamiento se concibió como una responsabilidad exclusiva del personal administrativo, y así se construyó el sprint correspondiente. Al contrastarlo con lo que la elicitación había mostrado, quedó claro que obligar al paciente a tramitar su cita con un tercero reproducía dentro del sistema la misma demora que el sistema venía a eliminar, y la regla cambió para que el paciente reserve directamente sobre el calendario de disponibilidad. El cambio se incorporó reordenando el </w:t>
-      </w:r>
-      <w:proofErr w:type="spellStart"/>
-      <w:r>
-        <w:rPr>
-          <w:lang w:val="es-MX"/>
-        </w:rPr>
-        <w:t>product</w:t>
-      </w:r>
-      <w:proofErr w:type="spellEnd"/>
-      <w:r>
-        <w:rPr>
-          <w:lang w:val="es-MX"/>
-        </w:rPr>
-        <w:t xml:space="preserve"> backlog, porque lo construido siguió siendo válido, ya que las comprobaciones de conflicto, el calendario y la reserva son las mismas venga la petición de donde venga, y lo que </w:t>
+        <w:t xml:space="preserve">El proyecto lo confirmó con la regla que hoy más lo define. El agendamiento se concibió como una responsabilidad exclusiva del personal administrativo, y así se construyó el sprint correspondiente. Al contrastarlo con lo que la elicitación había mostrado, quedó claro que obligar al paciente a tramitar su cita con un tercero reproducía dentro del sistema la misma demora que el sistema venía a eliminar, y la regla cambió para que el paciente reserve directamente sobre el calendario de disponibilidad. El cambio se incorporó reordenando el product backlog, porque lo construido siguió siendo válido, ya que las comprobaciones de conflicto, el calendario y la reserva son las mismas venga la petición de donde venga, y lo que </w:t>
       </w:r>
       <w:r>
         <w:rPr>
@@ -9524,17 +9049,8 @@
           <w:i/>
           <w:lang w:val="es-MX"/>
         </w:rPr>
-        <w:t xml:space="preserve">Ciclo de Scrum aplicado al desarrollo de </w:t>
-      </w:r>
-      <w:proofErr w:type="spellStart"/>
-      <w:r>
-        <w:rPr>
-          <w:i/>
-          <w:lang w:val="es-MX"/>
-        </w:rPr>
-        <w:t>MediApp</w:t>
-      </w:r>
-      <w:proofErr w:type="spellEnd"/>
+        <w:t>Ciclo de Scrum aplicado al desarrollo de MediApp</w:t>
+      </w:r>
     </w:p>
     <w:p>
       <w:pPr>
@@ -9602,39 +9118,7 @@
           <w:sz w:val="20"/>
           <w:lang w:val="es-MX"/>
         </w:rPr>
-        <w:t xml:space="preserve">Elaboración propia con base en </w:t>
-      </w:r>
-      <w:proofErr w:type="spellStart"/>
-      <w:r>
-        <w:rPr>
-          <w:sz w:val="20"/>
-          <w:lang w:val="es-MX"/>
-        </w:rPr>
-        <w:t>Schwaber</w:t>
-      </w:r>
-      <w:proofErr w:type="spellEnd"/>
-      <w:r>
-        <w:rPr>
-          <w:sz w:val="20"/>
-          <w:lang w:val="es-MX"/>
-        </w:rPr>
-        <w:t xml:space="preserve"> y Sutherland (2020). Los </w:t>
-      </w:r>
-      <w:proofErr w:type="spellStart"/>
-      <w:r>
-        <w:rPr>
-          <w:sz w:val="20"/>
-          <w:lang w:val="es-MX"/>
-        </w:rPr>
-        <w:t>sprints</w:t>
-      </w:r>
-      <w:proofErr w:type="spellEnd"/>
-      <w:r>
-        <w:rPr>
-          <w:sz w:val="20"/>
-          <w:lang w:val="es-MX"/>
-        </w:rPr>
-        <w:t xml:space="preserve"> tuvieron una duración de dos semanas y cada uno cerró con un módulo utilizable.</w:t>
+        <w:t>Elaboración propia con base en Schwaber y Sutherland (2020). Los sprints tuvieron una duración de dos semanas y cada uno cerró con un módulo utilizable.</w:t>
       </w:r>
     </w:p>
     <w:p>
@@ -9656,21 +9140,7 @@
         <w:rPr>
           <w:lang w:val="es-MX"/>
         </w:rPr>
-        <w:t xml:space="preserve">Se definieron diez </w:t>
-      </w:r>
-      <w:proofErr w:type="spellStart"/>
-      <w:r>
-        <w:rPr>
-          <w:lang w:val="es-MX"/>
-        </w:rPr>
-        <w:t>sprints</w:t>
-      </w:r>
-      <w:proofErr w:type="spellEnd"/>
-      <w:r>
-        <w:rPr>
-          <w:lang w:val="es-MX"/>
-        </w:rPr>
-        <w:t xml:space="preserve"> de dos semanas durante la fase de ejecución, comprendida entre noviembre de 2025 y marzo de 2026 según el cronograma que se detalla en el capítulo siguiente. Cada uno se orientó a dejar un módulo en funcionamiento y no una porción de varios, ya que un módulo terminado puede mostrarse, probarse y corregirse, mientras que tres módulos a medias solo pueden describirse.</w:t>
+        <w:t>Se definieron diez sprints de dos semanas durante la fase de ejecución, comprendida entre noviembre de 2025 y marzo de 2026 según el cronograma que se detalla en el capítulo siguiente. Cada uno se orientó a dejar un módulo en funcionamiento y no una porción de varios, ya que un módulo terminado puede mostrarse, probarse y corregirse, mientras que tres módulos a medias solo pueden describirse.</w:t>
       </w:r>
     </w:p>
     <w:p>
@@ -9685,21 +9155,7 @@
         <w:rPr>
           <w:lang w:val="es-MX"/>
         </w:rPr>
-        <w:t xml:space="preserve">3.2 </w:t>
-      </w:r>
-      <w:proofErr w:type="spellStart"/>
-      <w:r>
-        <w:rPr>
-          <w:lang w:val="es-MX"/>
-        </w:rPr>
-        <w:t>Product</w:t>
-      </w:r>
-      <w:proofErr w:type="spellEnd"/>
-      <w:r>
-        <w:rPr>
-          <w:lang w:val="es-MX"/>
-        </w:rPr>
-        <w:t xml:space="preserve"> backlog</w:t>
+        <w:t>3.2 Product backlog</w:t>
       </w:r>
       <w:bookmarkEnd w:id="16"/>
     </w:p>
@@ -9714,21 +9170,7 @@
         <w:rPr>
           <w:lang w:val="es-MX"/>
         </w:rPr>
-        <w:t xml:space="preserve">El </w:t>
-      </w:r>
-      <w:proofErr w:type="spellStart"/>
-      <w:r>
-        <w:rPr>
-          <w:lang w:val="es-MX"/>
-        </w:rPr>
-        <w:t>product</w:t>
-      </w:r>
-      <w:proofErr w:type="spellEnd"/>
-      <w:r>
-        <w:rPr>
-          <w:lang w:val="es-MX"/>
-        </w:rPr>
-        <w:t xml:space="preserve"> backlog se conformó con las funcionalidades identificadas durante la elicitación, organizadas en los 10 módulos funcionales del sistema y priorizadas según su valor </w:t>
+        <w:t xml:space="preserve">El product backlog se conformó con las funcionalidades identificadas durante la elicitación, organizadas en los 10 módulos funcionales del sistema y priorizadas según su valor </w:t>
       </w:r>
       <w:r>
         <w:rPr>
@@ -9749,21 +9191,7 @@
         <w:rPr>
           <w:lang w:val="es-MX"/>
         </w:rPr>
-        <w:t xml:space="preserve">El orden de los </w:t>
-      </w:r>
-      <w:proofErr w:type="spellStart"/>
-      <w:r>
-        <w:rPr>
-          <w:lang w:val="es-MX"/>
-        </w:rPr>
-        <w:t>sprints</w:t>
-      </w:r>
-      <w:proofErr w:type="spellEnd"/>
-      <w:r>
-        <w:rPr>
-          <w:lang w:val="es-MX"/>
-        </w:rPr>
-        <w:t xml:space="preserve"> no siguió la prioridad de los requisitos sino sus dependencias técnicas, que son dos cosas distintas. El agendamiento es el módulo de mayor prioridad del proyecto, porque es su razón de ser, y aun así se construyó en sexto lugar, ya que una cita relaciona a un médico con un paciente y ninguno de los dos existe mientras no estén sus módulos. Por la misma razón los catálogos de especialidades y de medicamentos, que son los requisitos de menor prioridad del conjunto, se adelantaron al tercer sprint, pues sin especialidad no se puede registrar un médico y sin catálogo de medicamentos no se puede prescribir. Los tres módulos del acto clínico se dejaron para el final en el orden en que la atención los produce, esto es, la historia clínica del paciente, el diagnóstico de la consulta y la prescripción que se deriva de ese diagnóstico.</w:t>
+        <w:t>El orden de los sprints no siguió la prioridad de los requisitos sino sus dependencias técnicas, que son dos cosas distintas. El agendamiento es el módulo de mayor prioridad del proyecto, porque es su razón de ser, y aun así se construyó en sexto lugar, ya que una cita relaciona a un médico con un paciente y ninguno de los dos existe mientras no estén sus módulos. Por la misma razón los catálogos de especialidades y de medicamentos, que son los requisitos de menor prioridad del conjunto, se adelantaron al tercer sprint, pues sin especialidad no se puede registrar un médico y sin catálogo de medicamentos no se puede prescribir. Los tres módulos del acto clínico se dejaron para el final en el orden en que la atención los produce, esto es, la historia clínica del paciente, el diagnóstico de la consulta y la prescripción que se deriva de ese diagnóstico.</w:t>
       </w:r>
     </w:p>
     <w:p>
@@ -9793,33 +9221,8 @@
           <w:i/>
           <w:lang w:val="es-MX"/>
         </w:rPr>
-        <w:t xml:space="preserve">Organización del </w:t>
-      </w:r>
-      <w:proofErr w:type="spellStart"/>
-      <w:r>
-        <w:rPr>
-          <w:i/>
-          <w:lang w:val="es-MX"/>
-        </w:rPr>
-        <w:t>product</w:t>
-      </w:r>
-      <w:proofErr w:type="spellEnd"/>
-      <w:r>
-        <w:rPr>
-          <w:i/>
-          <w:lang w:val="es-MX"/>
-        </w:rPr>
-        <w:t xml:space="preserve"> backlog en </w:t>
-      </w:r>
-      <w:proofErr w:type="spellStart"/>
-      <w:r>
-        <w:rPr>
-          <w:i/>
-          <w:lang w:val="es-MX"/>
-        </w:rPr>
-        <w:t>sprints</w:t>
-      </w:r>
-      <w:proofErr w:type="spellEnd"/>
+        <w:t>Organización del product backlog en sprints</w:t>
+      </w:r>
     </w:p>
     <w:tbl>
       <w:tblPr>
@@ -10683,33 +10086,11 @@
         </w:rPr>
         <w:t xml:space="preserve">Nota. </w:t>
       </w:r>
-      <w:proofErr w:type="spellStart"/>
       <w:r>
         <w:rPr>
           <w:sz w:val="20"/>
         </w:rPr>
-        <w:t>Elaboración</w:t>
-      </w:r>
-      <w:proofErr w:type="spellEnd"/>
-      <w:r>
-        <w:rPr>
-          <w:sz w:val="20"/>
-        </w:rPr>
-        <w:t xml:space="preserve"> </w:t>
-      </w:r>
-      <w:proofErr w:type="spellStart"/>
-      <w:r>
-        <w:rPr>
-          <w:sz w:val="20"/>
-        </w:rPr>
-        <w:t>propia</w:t>
-      </w:r>
-      <w:proofErr w:type="spellEnd"/>
-      <w:r>
-        <w:rPr>
-          <w:sz w:val="20"/>
-        </w:rPr>
-        <w:t>.</w:t>
+        <w:t>Elaboración propia.</w:t>
       </w:r>
     </w:p>
     <w:p>
@@ -10835,19 +10216,11 @@
       <w:pPr>
         <w:keepNext/>
       </w:pPr>
-      <w:proofErr w:type="spellStart"/>
       <w:r>
         <w:rPr>
           <w:b/>
         </w:rPr>
-        <w:t>Tabla</w:t>
-      </w:r>
-      <w:proofErr w:type="spellEnd"/>
-      <w:r>
-        <w:rPr>
-          <w:b/>
-        </w:rPr>
-        <w:t xml:space="preserve"> 2</w:t>
+        <w:t>Tabla 2</w:t>
       </w:r>
     </w:p>
     <w:p>
@@ -11246,19 +10619,11 @@
             <w:pPr>
               <w:spacing w:line="240" w:lineRule="auto"/>
             </w:pPr>
-            <w:proofErr w:type="spellStart"/>
-            <w:r>
-              <w:rPr>
-                <w:sz w:val="20"/>
-              </w:rPr>
-              <w:t>Sí</w:t>
-            </w:r>
-            <w:proofErr w:type="spellEnd"/>
-            <w:r>
-              <w:rPr>
-                <w:sz w:val="20"/>
-              </w:rPr>
-              <w:t xml:space="preserve"> / No</w:t>
+            <w:r>
+              <w:rPr>
+                <w:sz w:val="20"/>
+              </w:rPr>
+              <w:t>Sí / No</w:t>
             </w:r>
           </w:p>
         </w:tc>
@@ -11374,19 +10739,11 @@
             <w:pPr>
               <w:spacing w:line="240" w:lineRule="auto"/>
             </w:pPr>
-            <w:proofErr w:type="spellStart"/>
-            <w:r>
-              <w:rPr>
-                <w:sz w:val="20"/>
-              </w:rPr>
-              <w:t>Sí</w:t>
-            </w:r>
-            <w:proofErr w:type="spellEnd"/>
-            <w:r>
-              <w:rPr>
-                <w:sz w:val="20"/>
-              </w:rPr>
-              <w:t xml:space="preserve"> / No / Tal vez</w:t>
+            <w:r>
+              <w:rPr>
+                <w:sz w:val="20"/>
+              </w:rPr>
+              <w:t>Sí / No / Tal vez</w:t>
             </w:r>
           </w:p>
         </w:tc>
@@ -11503,19 +10860,11 @@
             <w:pPr>
               <w:spacing w:line="240" w:lineRule="auto"/>
             </w:pPr>
-            <w:proofErr w:type="spellStart"/>
-            <w:r>
-              <w:rPr>
-                <w:sz w:val="20"/>
-              </w:rPr>
-              <w:t>Sí</w:t>
-            </w:r>
-            <w:proofErr w:type="spellEnd"/>
-            <w:r>
-              <w:rPr>
-                <w:sz w:val="20"/>
-              </w:rPr>
-              <w:t xml:space="preserve"> / No / Tal vez</w:t>
+            <w:r>
+              <w:rPr>
+                <w:sz w:val="20"/>
+              </w:rPr>
+              <w:t>Sí / No / Tal vez</w:t>
             </w:r>
           </w:p>
         </w:tc>
@@ -11689,19 +11038,11 @@
             <w:pPr>
               <w:spacing w:line="240" w:lineRule="auto"/>
             </w:pPr>
-            <w:proofErr w:type="spellStart"/>
-            <w:r>
-              <w:rPr>
-                <w:sz w:val="20"/>
-              </w:rPr>
-              <w:t>Sí</w:t>
-            </w:r>
-            <w:proofErr w:type="spellEnd"/>
-            <w:r>
-              <w:rPr>
-                <w:sz w:val="20"/>
-              </w:rPr>
-              <w:t xml:space="preserve"> / No</w:t>
+            <w:r>
+              <w:rPr>
+                <w:sz w:val="20"/>
+              </w:rPr>
+              <w:t>Sí / No</w:t>
             </w:r>
           </w:p>
         </w:tc>
@@ -12270,7 +11611,6 @@
             <w:pPr>
               <w:spacing w:line="240" w:lineRule="auto"/>
             </w:pPr>
-            <w:proofErr w:type="spellStart"/>
             <w:r>
               <w:rPr>
                 <w:b/>
@@ -12278,7 +11618,6 @@
               </w:rPr>
               <w:t>Pregunta</w:t>
             </w:r>
-            <w:proofErr w:type="spellEnd"/>
           </w:p>
         </w:tc>
         <w:tc>
@@ -12401,42 +11740,12 @@
             <w:pPr>
               <w:spacing w:line="240" w:lineRule="auto"/>
             </w:pPr>
-            <w:proofErr w:type="spellStart"/>
-            <w:r>
-              <w:rPr>
-                <w:sz w:val="20"/>
-              </w:rPr>
-              <w:t>Cancelación</w:t>
-            </w:r>
-            <w:proofErr w:type="spellEnd"/>
-            <w:r>
-              <w:rPr>
-                <w:sz w:val="20"/>
-              </w:rPr>
-              <w:t xml:space="preserve"> de </w:t>
-            </w:r>
-            <w:proofErr w:type="spellStart"/>
-            <w:r>
-              <w:rPr>
-                <w:sz w:val="20"/>
-              </w:rPr>
-              <w:t>una</w:t>
-            </w:r>
-            <w:proofErr w:type="spellEnd"/>
-            <w:r>
-              <w:rPr>
-                <w:sz w:val="20"/>
-              </w:rPr>
-              <w:t xml:space="preserve"> </w:t>
-            </w:r>
-            <w:proofErr w:type="spellStart"/>
-            <w:r>
-              <w:rPr>
-                <w:sz w:val="20"/>
-              </w:rPr>
-              <w:t>cita</w:t>
-            </w:r>
-            <w:proofErr w:type="spellEnd"/>
+            <w:r>
+              <w:rPr>
+                <w:sz w:val="20"/>
+              </w:rPr>
+              <w:t>Cancelación de una cita</w:t>
+            </w:r>
           </w:p>
         </w:tc>
         <w:tc>
@@ -12517,30 +11826,8 @@
               <w:rPr>
                 <w:sz w:val="20"/>
               </w:rPr>
-              <w:t xml:space="preserve">40 (83 %) </w:t>
-            </w:r>
-            <w:proofErr w:type="spellStart"/>
-            <w:r>
-              <w:rPr>
-                <w:sz w:val="20"/>
-              </w:rPr>
-              <w:t>manifestaron</w:t>
-            </w:r>
-            <w:proofErr w:type="spellEnd"/>
-            <w:r>
-              <w:rPr>
-                <w:sz w:val="20"/>
-              </w:rPr>
-              <w:t xml:space="preserve"> </w:t>
-            </w:r>
-            <w:proofErr w:type="spellStart"/>
-            <w:r>
-              <w:rPr>
-                <w:sz w:val="20"/>
-              </w:rPr>
-              <w:t>interés</w:t>
-            </w:r>
-            <w:proofErr w:type="spellEnd"/>
+              <w:t>40 (83 %) manifestaron interés</w:t>
+            </w:r>
           </w:p>
         </w:tc>
         <w:tc>
@@ -12667,30 +11954,8 @@
               <w:rPr>
                 <w:sz w:val="20"/>
               </w:rPr>
-              <w:t xml:space="preserve">29 (60 %) </w:t>
-            </w:r>
-            <w:proofErr w:type="spellStart"/>
-            <w:r>
-              <w:rPr>
-                <w:sz w:val="20"/>
-              </w:rPr>
-              <w:t>manifestaron</w:t>
-            </w:r>
-            <w:proofErr w:type="spellEnd"/>
-            <w:r>
-              <w:rPr>
-                <w:sz w:val="20"/>
-              </w:rPr>
-              <w:t xml:space="preserve"> </w:t>
-            </w:r>
-            <w:proofErr w:type="spellStart"/>
-            <w:r>
-              <w:rPr>
-                <w:sz w:val="20"/>
-              </w:rPr>
-              <w:t>preocupación</w:t>
-            </w:r>
-            <w:proofErr w:type="spellEnd"/>
+              <w:t>29 (60 %) manifestaron preocupación</w:t>
+            </w:r>
           </w:p>
         </w:tc>
         <w:tc>
@@ -12955,7 +12220,6 @@
             <w:pPr>
               <w:spacing w:line="240" w:lineRule="auto"/>
             </w:pPr>
-            <w:proofErr w:type="spellStart"/>
             <w:r>
               <w:rPr>
                 <w:b/>
@@ -12963,7 +12227,6 @@
               </w:rPr>
               <w:t>Integrante</w:t>
             </w:r>
-            <w:proofErr w:type="spellEnd"/>
           </w:p>
         </w:tc>
         <w:tc>
@@ -13060,23 +12323,7 @@
                 <w:sz w:val="20"/>
                 <w:lang w:val="es-MX"/>
               </w:rPr>
-              <w:t xml:space="preserve">Definió y priorizó el </w:t>
-            </w:r>
-            <w:proofErr w:type="spellStart"/>
-            <w:r>
-              <w:rPr>
-                <w:sz w:val="20"/>
-                <w:lang w:val="es-MX"/>
-              </w:rPr>
-              <w:t>product</w:t>
-            </w:r>
-            <w:proofErr w:type="spellEnd"/>
-            <w:r>
-              <w:rPr>
-                <w:sz w:val="20"/>
-                <w:lang w:val="es-MX"/>
-              </w:rPr>
-              <w:t xml:space="preserve"> backlog, condujo la elicitación de requisitos y el modelado de los casos de uso, y decidió el alcance comprometido en cada sprint.</w:t>
+              <w:t>Definió y priorizó el product backlog, condujo la elicitación de requisitos y el modelado de los casos de uso, y decidió el alcance comprometido en cada sprint.</w:t>
             </w:r>
           </w:p>
         </w:tc>
@@ -13098,30 +12345,8 @@
               <w:rPr>
                 <w:sz w:val="20"/>
               </w:rPr>
-              <w:t xml:space="preserve">Richard Alberto </w:t>
-            </w:r>
-            <w:proofErr w:type="spellStart"/>
-            <w:r>
-              <w:rPr>
-                <w:sz w:val="20"/>
-              </w:rPr>
-              <w:t>Quiñones</w:t>
-            </w:r>
-            <w:proofErr w:type="spellEnd"/>
-            <w:r>
-              <w:rPr>
-                <w:sz w:val="20"/>
-              </w:rPr>
-              <w:t xml:space="preserve"> </w:t>
-            </w:r>
-            <w:proofErr w:type="spellStart"/>
-            <w:r>
-              <w:rPr>
-                <w:sz w:val="20"/>
-              </w:rPr>
-              <w:t>Quiñones</w:t>
-            </w:r>
-            <w:proofErr w:type="spellEnd"/>
+              <w:t>Richard Alberto Quiñones Quiñones</w:t>
+            </w:r>
           </w:p>
         </w:tc>
         <w:tc>
@@ -13235,20 +12460,12 @@
       <w:pPr>
         <w:keepNext/>
       </w:pPr>
-      <w:proofErr w:type="spellStart"/>
       <w:r>
         <w:rPr>
           <w:b/>
         </w:rPr>
         <w:lastRenderedPageBreak/>
-        <w:t>Tabla</w:t>
-      </w:r>
-      <w:proofErr w:type="spellEnd"/>
-      <w:r>
-        <w:rPr>
-          <w:b/>
-        </w:rPr>
-        <w:t xml:space="preserve"> 5</w:t>
+        <w:t>Tabla 5</w:t>
       </w:r>
     </w:p>
     <w:p>
@@ -13438,30 +12655,8 @@
               <w:rPr>
                 <w:sz w:val="20"/>
               </w:rPr>
-              <w:t xml:space="preserve">Personal </w:t>
-            </w:r>
-            <w:proofErr w:type="spellStart"/>
-            <w:r>
-              <w:rPr>
-                <w:sz w:val="20"/>
-              </w:rPr>
-              <w:t>administrativo</w:t>
-            </w:r>
-            <w:proofErr w:type="spellEnd"/>
-            <w:r>
-              <w:rPr>
-                <w:sz w:val="20"/>
-              </w:rPr>
-              <w:t xml:space="preserve"> del </w:t>
-            </w:r>
-            <w:proofErr w:type="spellStart"/>
-            <w:r>
-              <w:rPr>
-                <w:sz w:val="20"/>
-              </w:rPr>
-              <w:t>centro</w:t>
-            </w:r>
-            <w:proofErr w:type="spellEnd"/>
+              <w:t>Personal administrativo del centro</w:t>
+            </w:r>
           </w:p>
         </w:tc>
         <w:tc>
@@ -13483,63 +12678,7 @@
               <w:rPr>
                 <w:sz w:val="20"/>
               </w:rPr>
-              <w:t xml:space="preserve">Es </w:t>
-            </w:r>
-            <w:proofErr w:type="spellStart"/>
-            <w:r>
-              <w:rPr>
-                <w:sz w:val="20"/>
-              </w:rPr>
-              <w:t>quien</w:t>
-            </w:r>
-            <w:proofErr w:type="spellEnd"/>
-            <w:r>
-              <w:rPr>
-                <w:sz w:val="20"/>
-              </w:rPr>
-              <w:t xml:space="preserve"> </w:t>
-            </w:r>
-            <w:proofErr w:type="spellStart"/>
-            <w:r>
-              <w:rPr>
-                <w:sz w:val="20"/>
-              </w:rPr>
-              <w:t>más</w:t>
-            </w:r>
-            <w:proofErr w:type="spellEnd"/>
-            <w:r>
-              <w:rPr>
-                <w:sz w:val="20"/>
-              </w:rPr>
-              <w:t xml:space="preserve"> </w:t>
-            </w:r>
-            <w:proofErr w:type="spellStart"/>
-            <w:r>
-              <w:rPr>
-                <w:sz w:val="20"/>
-              </w:rPr>
-              <w:t>pantallas</w:t>
-            </w:r>
-            <w:proofErr w:type="spellEnd"/>
-            <w:r>
-              <w:rPr>
-                <w:sz w:val="20"/>
-              </w:rPr>
-              <w:t xml:space="preserve"> </w:t>
-            </w:r>
-            <w:proofErr w:type="spellStart"/>
-            <w:r>
-              <w:rPr>
-                <w:sz w:val="20"/>
-              </w:rPr>
-              <w:t>utiliza</w:t>
-            </w:r>
-            <w:proofErr w:type="spellEnd"/>
-            <w:r>
-              <w:rPr>
-                <w:sz w:val="20"/>
-              </w:rPr>
-              <w:t>.</w:t>
+              <w:t>Es quien más pantallas utiliza.</w:t>
             </w:r>
           </w:p>
         </w:tc>
@@ -13603,42 +12742,12 @@
             <w:pPr>
               <w:spacing w:line="240" w:lineRule="auto"/>
             </w:pPr>
-            <w:proofErr w:type="spellStart"/>
-            <w:r>
-              <w:rPr>
-                <w:sz w:val="20"/>
-              </w:rPr>
-              <w:t>Experto</w:t>
-            </w:r>
-            <w:proofErr w:type="spellEnd"/>
-            <w:r>
-              <w:rPr>
-                <w:sz w:val="20"/>
-              </w:rPr>
-              <w:t xml:space="preserve"> del </w:t>
-            </w:r>
-            <w:proofErr w:type="spellStart"/>
-            <w:r>
-              <w:rPr>
-                <w:sz w:val="20"/>
-              </w:rPr>
-              <w:t>dominio</w:t>
-            </w:r>
-            <w:proofErr w:type="spellEnd"/>
-            <w:r>
-              <w:rPr>
-                <w:sz w:val="20"/>
-              </w:rPr>
-              <w:t xml:space="preserve"> </w:t>
-            </w:r>
-            <w:proofErr w:type="spellStart"/>
-            <w:r>
-              <w:rPr>
-                <w:sz w:val="20"/>
-              </w:rPr>
-              <w:t>clínico</w:t>
-            </w:r>
-            <w:proofErr w:type="spellEnd"/>
+            <w:r>
+              <w:rPr>
+                <w:sz w:val="20"/>
+              </w:rPr>
+              <w:t>Experto del dominio clínico</w:t>
+            </w:r>
           </w:p>
         </w:tc>
         <w:tc>
@@ -13675,28 +12784,12 @@
             <w:pPr>
               <w:spacing w:line="240" w:lineRule="auto"/>
             </w:pPr>
-            <w:proofErr w:type="spellStart"/>
-            <w:r>
-              <w:rPr>
-                <w:sz w:val="20"/>
-              </w:rPr>
-              <w:t>Equipo</w:t>
-            </w:r>
-            <w:proofErr w:type="spellEnd"/>
-            <w:r>
-              <w:rPr>
-                <w:sz w:val="20"/>
-              </w:rPr>
-              <w:t xml:space="preserve"> de </w:t>
-            </w:r>
-            <w:proofErr w:type="spellStart"/>
-            <w:r>
-              <w:rPr>
-                <w:sz w:val="20"/>
-              </w:rPr>
-              <w:t>desarrollo</w:t>
-            </w:r>
-            <w:proofErr w:type="spellEnd"/>
+            <w:r>
+              <w:rPr>
+                <w:sz w:val="20"/>
+              </w:rPr>
+              <w:t>Equipo de desarrollo</w:t>
+            </w:r>
           </w:p>
         </w:tc>
         <w:tc>
@@ -13787,23 +12880,7 @@
           <w:sz w:val="20"/>
           <w:lang w:val="es-MX"/>
         </w:rPr>
-        <w:t xml:space="preserve">Elaboración propia. La matriz de </w:t>
-      </w:r>
-      <w:proofErr w:type="spellStart"/>
-      <w:r>
-        <w:rPr>
-          <w:sz w:val="20"/>
-          <w:lang w:val="es-MX"/>
-        </w:rPr>
-        <w:t>stakeholders</w:t>
-      </w:r>
-      <w:proofErr w:type="spellEnd"/>
-      <w:r>
-        <w:rPr>
-          <w:sz w:val="20"/>
-          <w:lang w:val="es-MX"/>
-        </w:rPr>
-        <w:t xml:space="preserve"> del capítulo 4 detalla su nivel de interés y de influencia.</w:t>
+        <w:t>Elaboración propia. La matriz de stakeholders del capítulo 4 detalla su nivel de interés y de influencia.</w:t>
       </w:r>
     </w:p>
     <w:p>
@@ -13844,17 +12921,9 @@
         <w:rPr>
           <w:lang w:val="es-MX"/>
         </w:rPr>
-        <w:t xml:space="preserve">4.1 Matriz de </w:t>
-      </w:r>
-      <w:proofErr w:type="spellStart"/>
-      <w:r>
-        <w:rPr>
-          <w:lang w:val="es-MX"/>
-        </w:rPr>
-        <w:t>stakeholders</w:t>
+        <w:t>4.1 Matriz de stakeholders</w:t>
       </w:r>
       <w:bookmarkEnd w:id="25"/>
-      <w:proofErr w:type="spellEnd"/>
     </w:p>
     <w:p>
       <w:pPr>
@@ -13867,21 +12936,7 @@
         <w:rPr>
           <w:lang w:val="es-MX"/>
         </w:rPr>
-        <w:t xml:space="preserve">La matriz de </w:t>
-      </w:r>
-      <w:proofErr w:type="spellStart"/>
-      <w:r>
-        <w:rPr>
-          <w:lang w:val="es-MX"/>
-        </w:rPr>
-        <w:t>stakeholders</w:t>
-      </w:r>
-      <w:proofErr w:type="spellEnd"/>
-      <w:r>
-        <w:rPr>
-          <w:lang w:val="es-MX"/>
-        </w:rPr>
-        <w:t xml:space="preserve"> se empleó para identificar y clasificar a los actores involucrados en el proyecto según dos criterios.</w:t>
+        <w:t>La matriz de stakeholders se empleó para identificar y clasificar a los actores involucrados en el proyecto según dos criterios.</w:t>
       </w:r>
     </w:p>
     <w:p>
@@ -14979,21 +14034,7 @@
         <w:rPr>
           <w:lang w:val="es-MX"/>
         </w:rPr>
-        <w:t xml:space="preserve">A partir de estas historias se construyó el </w:t>
-      </w:r>
-      <w:proofErr w:type="spellStart"/>
-      <w:r>
-        <w:rPr>
-          <w:lang w:val="es-MX"/>
-        </w:rPr>
-        <w:t>product</w:t>
-      </w:r>
-      <w:proofErr w:type="spellEnd"/>
-      <w:r>
-        <w:rPr>
-          <w:lang w:val="es-MX"/>
-        </w:rPr>
-        <w:t xml:space="preserve"> backlog descrito en el capítulo anterior y se derivaron los requisitos funcionales que conforman cada uno de los módulos del sistema.</w:t>
+        <w:t>A partir de estas historias se construyó el product backlog descrito en el capítulo anterior y se derivaron los requisitos funcionales que conforman cada uno de los módulos del sistema.</w:t>
       </w:r>
     </w:p>
     <w:p>
@@ -15413,21 +14454,7 @@
               <w:rPr>
                 <w:sz w:val="20"/>
               </w:rPr>
-              <w:t xml:space="preserve">Mayo a </w:t>
-            </w:r>
-            <w:proofErr w:type="spellStart"/>
-            <w:r>
-              <w:rPr>
-                <w:sz w:val="20"/>
-              </w:rPr>
-              <w:t>junio</w:t>
-            </w:r>
-            <w:proofErr w:type="spellEnd"/>
-            <w:r>
-              <w:rPr>
-                <w:sz w:val="20"/>
-              </w:rPr>
-              <w:t xml:space="preserve"> de 2025</w:t>
+              <w:t>Mayo a junio de 2025</w:t>
             </w:r>
           </w:p>
         </w:tc>
@@ -15536,21 +14563,7 @@
               <w:rPr>
                 <w:sz w:val="20"/>
               </w:rPr>
-              <w:t xml:space="preserve">Agosto a </w:t>
-            </w:r>
-            <w:proofErr w:type="spellStart"/>
-            <w:r>
-              <w:rPr>
-                <w:sz w:val="20"/>
-              </w:rPr>
-              <w:t>septiembre</w:t>
-            </w:r>
-            <w:proofErr w:type="spellEnd"/>
-            <w:r>
-              <w:rPr>
-                <w:sz w:val="20"/>
-              </w:rPr>
-              <w:t xml:space="preserve"> de 2025</w:t>
+              <w:t>Agosto a septiembre de 2025</w:t>
             </w:r>
           </w:p>
         </w:tc>
@@ -15601,33 +14614,11 @@
             <w:pPr>
               <w:spacing w:line="240" w:lineRule="auto"/>
             </w:pPr>
-            <w:proofErr w:type="spellStart"/>
-            <w:r>
-              <w:rPr>
-                <w:sz w:val="20"/>
-              </w:rPr>
-              <w:t>Septiembre</w:t>
-            </w:r>
-            <w:proofErr w:type="spellEnd"/>
-            <w:r>
-              <w:rPr>
-                <w:sz w:val="20"/>
-              </w:rPr>
-              <w:t xml:space="preserve"> a </w:t>
-            </w:r>
-            <w:proofErr w:type="spellStart"/>
-            <w:r>
-              <w:rPr>
-                <w:sz w:val="20"/>
-              </w:rPr>
-              <w:t>octubre</w:t>
-            </w:r>
-            <w:proofErr w:type="spellEnd"/>
-            <w:r>
-              <w:rPr>
-                <w:sz w:val="20"/>
-              </w:rPr>
-              <w:t xml:space="preserve"> de 2025</w:t>
+            <w:r>
+              <w:rPr>
+                <w:sz w:val="20"/>
+              </w:rPr>
+              <w:t>Septiembre a octubre de 2025</w:t>
             </w:r>
           </w:p>
         </w:tc>
@@ -15705,23 +14696,7 @@
                 <w:sz w:val="20"/>
                 <w:lang w:val="es-MX"/>
               </w:rPr>
-              <w:t xml:space="preserve">Diez </w:t>
-            </w:r>
-            <w:proofErr w:type="spellStart"/>
-            <w:r>
-              <w:rPr>
-                <w:sz w:val="20"/>
-                <w:lang w:val="es-MX"/>
-              </w:rPr>
-              <w:t>sprints</w:t>
-            </w:r>
-            <w:proofErr w:type="spellEnd"/>
-            <w:r>
-              <w:rPr>
-                <w:sz w:val="20"/>
-                <w:lang w:val="es-MX"/>
-              </w:rPr>
-              <w:t xml:space="preserve"> de dos semanas</w:t>
+              <w:t>Diez sprints de dos semanas</w:t>
             </w:r>
           </w:p>
         </w:tc>
@@ -15752,33 +14727,11 @@
             <w:pPr>
               <w:spacing w:line="240" w:lineRule="auto"/>
             </w:pPr>
-            <w:proofErr w:type="spellStart"/>
-            <w:r>
-              <w:rPr>
-                <w:sz w:val="20"/>
-              </w:rPr>
-              <w:t>Marzo</w:t>
-            </w:r>
-            <w:proofErr w:type="spellEnd"/>
-            <w:r>
-              <w:rPr>
-                <w:sz w:val="20"/>
-              </w:rPr>
-              <w:t xml:space="preserve"> a </w:t>
-            </w:r>
-            <w:proofErr w:type="spellStart"/>
-            <w:r>
-              <w:rPr>
-                <w:sz w:val="20"/>
-              </w:rPr>
-              <w:t>abril</w:t>
-            </w:r>
-            <w:proofErr w:type="spellEnd"/>
-            <w:r>
-              <w:rPr>
-                <w:sz w:val="20"/>
-              </w:rPr>
-              <w:t xml:space="preserve"> de 2026</w:t>
+            <w:r>
+              <w:rPr>
+                <w:sz w:val="20"/>
+              </w:rPr>
+              <w:t>Marzo a abril de 2026</w:t>
             </w:r>
           </w:p>
         </w:tc>
@@ -17442,28 +16395,12 @@
             <w:pPr>
               <w:spacing w:line="240" w:lineRule="auto"/>
             </w:pPr>
-            <w:proofErr w:type="spellStart"/>
-            <w:r>
-              <w:rPr>
-                <w:sz w:val="20"/>
-              </w:rPr>
-              <w:t>Usuario</w:t>
-            </w:r>
-            <w:proofErr w:type="spellEnd"/>
-            <w:r>
-              <w:rPr>
-                <w:sz w:val="20"/>
-              </w:rPr>
-              <w:t xml:space="preserve"> del </w:t>
-            </w:r>
-            <w:proofErr w:type="spellStart"/>
-            <w:r>
-              <w:rPr>
-                <w:sz w:val="20"/>
-              </w:rPr>
-              <w:t>sistema</w:t>
-            </w:r>
-            <w:proofErr w:type="spellEnd"/>
+            <w:r>
+              <w:rPr>
+                <w:sz w:val="20"/>
+              </w:rPr>
+              <w:t>Usuario del sistema</w:t>
+            </w:r>
           </w:p>
         </w:tc>
       </w:tr>
@@ -18144,14 +17081,12 @@
             <w:pPr>
               <w:spacing w:line="240" w:lineRule="auto"/>
             </w:pPr>
-            <w:proofErr w:type="spellStart"/>
             <w:r>
               <w:rPr>
                 <w:sz w:val="20"/>
               </w:rPr>
               <w:t>Administrador</w:t>
             </w:r>
-            <w:proofErr w:type="spellEnd"/>
           </w:p>
         </w:tc>
       </w:tr>
@@ -18220,14 +17155,12 @@
             <w:pPr>
               <w:spacing w:line="240" w:lineRule="auto"/>
             </w:pPr>
-            <w:proofErr w:type="spellStart"/>
             <w:r>
               <w:rPr>
                 <w:sz w:val="20"/>
               </w:rPr>
               <w:t>Administrador</w:t>
             </w:r>
-            <w:proofErr w:type="spellEnd"/>
           </w:p>
         </w:tc>
       </w:tr>
@@ -18575,14 +17508,12 @@
             <w:pPr>
               <w:spacing w:line="240" w:lineRule="auto"/>
             </w:pPr>
-            <w:proofErr w:type="spellStart"/>
             <w:r>
               <w:rPr>
                 <w:sz w:val="20"/>
               </w:rPr>
               <w:t>Administrador</w:t>
             </w:r>
-            <w:proofErr w:type="spellEnd"/>
           </w:p>
         </w:tc>
       </w:tr>
@@ -18651,14 +17582,12 @@
             <w:pPr>
               <w:spacing w:line="240" w:lineRule="auto"/>
             </w:pPr>
-            <w:proofErr w:type="spellStart"/>
             <w:r>
               <w:rPr>
                 <w:sz w:val="20"/>
               </w:rPr>
               <w:t>Administrador</w:t>
             </w:r>
-            <w:proofErr w:type="spellEnd"/>
           </w:p>
         </w:tc>
       </w:tr>
@@ -19007,14 +17936,12 @@
             <w:pPr>
               <w:spacing w:line="240" w:lineRule="auto"/>
             </w:pPr>
-            <w:proofErr w:type="spellStart"/>
             <w:r>
               <w:rPr>
                 <w:sz w:val="20"/>
               </w:rPr>
               <w:t>Administrador</w:t>
             </w:r>
-            <w:proofErr w:type="spellEnd"/>
           </w:p>
         </w:tc>
       </w:tr>
@@ -19083,14 +18010,12 @@
             <w:pPr>
               <w:spacing w:line="240" w:lineRule="auto"/>
             </w:pPr>
-            <w:proofErr w:type="spellStart"/>
             <w:r>
               <w:rPr>
                 <w:sz w:val="20"/>
               </w:rPr>
               <w:t>Administrador</w:t>
             </w:r>
-            <w:proofErr w:type="spellEnd"/>
           </w:p>
         </w:tc>
       </w:tr>
@@ -19442,14 +18367,12 @@
             <w:pPr>
               <w:spacing w:line="240" w:lineRule="auto"/>
             </w:pPr>
-            <w:proofErr w:type="spellStart"/>
             <w:r>
               <w:rPr>
                 <w:sz w:val="20"/>
               </w:rPr>
               <w:t>Administrador</w:t>
             </w:r>
-            <w:proofErr w:type="spellEnd"/>
           </w:p>
         </w:tc>
       </w:tr>
@@ -19522,14 +18445,12 @@
             <w:pPr>
               <w:spacing w:line="240" w:lineRule="auto"/>
             </w:pPr>
-            <w:proofErr w:type="spellStart"/>
             <w:r>
               <w:rPr>
                 <w:sz w:val="20"/>
               </w:rPr>
               <w:t>Paciente</w:t>
             </w:r>
-            <w:proofErr w:type="spellEnd"/>
           </w:p>
         </w:tc>
       </w:tr>
@@ -19985,14 +18906,12 @@
             <w:pPr>
               <w:spacing w:line="240" w:lineRule="auto"/>
             </w:pPr>
-            <w:proofErr w:type="spellStart"/>
             <w:r>
               <w:rPr>
                 <w:sz w:val="20"/>
               </w:rPr>
               <w:t>Paciente</w:t>
             </w:r>
-            <w:proofErr w:type="spellEnd"/>
           </w:p>
         </w:tc>
       </w:tr>
@@ -20139,14 +19058,12 @@
             <w:pPr>
               <w:spacing w:line="240" w:lineRule="auto"/>
             </w:pPr>
-            <w:proofErr w:type="spellStart"/>
             <w:r>
               <w:rPr>
                 <w:sz w:val="20"/>
               </w:rPr>
               <w:t>Administrador</w:t>
             </w:r>
-            <w:proofErr w:type="spellEnd"/>
           </w:p>
         </w:tc>
       </w:tr>
@@ -20219,14 +19136,12 @@
             <w:pPr>
               <w:spacing w:line="240" w:lineRule="auto"/>
             </w:pPr>
-            <w:proofErr w:type="spellStart"/>
             <w:r>
               <w:rPr>
                 <w:sz w:val="20"/>
               </w:rPr>
               <w:t>Paciente</w:t>
             </w:r>
-            <w:proofErr w:type="spellEnd"/>
           </w:p>
         </w:tc>
       </w:tr>
@@ -20875,14 +19790,12 @@
             <w:pPr>
               <w:spacing w:line="240" w:lineRule="auto"/>
             </w:pPr>
-            <w:proofErr w:type="spellStart"/>
             <w:r>
               <w:rPr>
                 <w:sz w:val="20"/>
               </w:rPr>
               <w:t>Paciente</w:t>
             </w:r>
-            <w:proofErr w:type="spellEnd"/>
           </w:p>
         </w:tc>
       </w:tr>
@@ -21407,14 +20320,12 @@
             <w:pPr>
               <w:spacing w:line="240" w:lineRule="auto"/>
             </w:pPr>
-            <w:proofErr w:type="spellStart"/>
             <w:r>
               <w:rPr>
                 <w:sz w:val="20"/>
               </w:rPr>
               <w:t>Paciente</w:t>
             </w:r>
-            <w:proofErr w:type="spellEnd"/>
           </w:p>
         </w:tc>
       </w:tr>
@@ -21918,14 +20829,12 @@
             <w:pPr>
               <w:spacing w:line="240" w:lineRule="auto"/>
             </w:pPr>
-            <w:proofErr w:type="spellStart"/>
             <w:r>
               <w:rPr>
                 <w:sz w:val="20"/>
               </w:rPr>
               <w:t>Paciente</w:t>
             </w:r>
-            <w:proofErr w:type="spellEnd"/>
           </w:p>
         </w:tc>
       </w:tr>
@@ -22278,14 +21187,12 @@
             <w:pPr>
               <w:spacing w:line="240" w:lineRule="auto"/>
             </w:pPr>
-            <w:proofErr w:type="spellStart"/>
             <w:r>
               <w:rPr>
                 <w:sz w:val="20"/>
               </w:rPr>
               <w:t>Administrador</w:t>
             </w:r>
-            <w:proofErr w:type="spellEnd"/>
           </w:p>
         </w:tc>
       </w:tr>
@@ -23880,17 +22787,9 @@
           <w:lang w:val="es-MX"/>
         </w:rPr>
         <w:lastRenderedPageBreak/>
-        <w:t xml:space="preserve">4.6 Priorización de requisitos mediante la matriz </w:t>
-      </w:r>
-      <w:proofErr w:type="spellStart"/>
-      <w:r>
-        <w:rPr>
-          <w:lang w:val="es-MX"/>
-        </w:rPr>
-        <w:t>MoSCoW</w:t>
+        <w:t>4.6 Priorización de requisitos mediante la matriz MoSCoW</w:t>
       </w:r>
       <w:bookmarkEnd w:id="40"/>
-      <w:proofErr w:type="spellEnd"/>
     </w:p>
     <w:p>
       <w:pPr>
@@ -23910,19 +22809,11 @@
       <w:pPr>
         <w:keepNext/>
       </w:pPr>
-      <w:proofErr w:type="spellStart"/>
       <w:r>
         <w:rPr>
           <w:b/>
         </w:rPr>
-        <w:t>Tabla</w:t>
-      </w:r>
-      <w:proofErr w:type="spellEnd"/>
-      <w:r>
-        <w:rPr>
-          <w:b/>
-        </w:rPr>
-        <w:t xml:space="preserve"> 19</w:t>
+        <w:t>Tabla 19</w:t>
       </w:r>
     </w:p>
     <w:p>
@@ -24391,133 +23282,7 @@
         <w:rPr>
           <w:lang w:val="es-MX"/>
         </w:rPr>
-        <w:t xml:space="preserve">Sobre esos puntajes se aplicó el modelo </w:t>
-      </w:r>
-      <w:proofErr w:type="spellStart"/>
-      <w:r>
-        <w:rPr>
-          <w:lang w:val="es-MX"/>
-        </w:rPr>
-        <w:t>MoSCoW</w:t>
-      </w:r>
-      <w:proofErr w:type="spellEnd"/>
-      <w:r>
-        <w:rPr>
-          <w:lang w:val="es-MX"/>
-        </w:rPr>
-        <w:t xml:space="preserve">, técnica de priorización que reparte los requisitos en cuatro categorías según el compromiso que el equipo adquiere con cada uno. Las categorías son </w:t>
-      </w:r>
-      <w:proofErr w:type="spellStart"/>
-      <w:r>
-        <w:rPr>
-          <w:lang w:val="es-MX"/>
-        </w:rPr>
-        <w:t>Must</w:t>
-      </w:r>
-      <w:proofErr w:type="spellEnd"/>
-      <w:r>
-        <w:rPr>
-          <w:lang w:val="es-MX"/>
-        </w:rPr>
-        <w:t xml:space="preserve"> </w:t>
-      </w:r>
-      <w:proofErr w:type="spellStart"/>
-      <w:r>
-        <w:rPr>
-          <w:lang w:val="es-MX"/>
-        </w:rPr>
-        <w:t>have</w:t>
-      </w:r>
-      <w:proofErr w:type="spellEnd"/>
-      <w:r>
-        <w:rPr>
-          <w:lang w:val="es-MX"/>
-        </w:rPr>
-        <w:t xml:space="preserve">, para lo que el sistema no puede dejar de hacer, </w:t>
-      </w:r>
-      <w:proofErr w:type="spellStart"/>
-      <w:r>
-        <w:rPr>
-          <w:lang w:val="es-MX"/>
-        </w:rPr>
-        <w:t>Should</w:t>
-      </w:r>
-      <w:proofErr w:type="spellEnd"/>
-      <w:r>
-        <w:rPr>
-          <w:lang w:val="es-MX"/>
-        </w:rPr>
-        <w:t xml:space="preserve"> </w:t>
-      </w:r>
-      <w:proofErr w:type="spellStart"/>
-      <w:r>
-        <w:rPr>
-          <w:lang w:val="es-MX"/>
-        </w:rPr>
-        <w:t>have</w:t>
-      </w:r>
-      <w:proofErr w:type="spellEnd"/>
-      <w:r>
-        <w:rPr>
-          <w:lang w:val="es-MX"/>
-        </w:rPr>
-        <w:t xml:space="preserve">, para lo que debería hacer y se implementa siempre que no comprometa a lo anterior, </w:t>
-      </w:r>
-      <w:proofErr w:type="spellStart"/>
-      <w:r>
-        <w:rPr>
-          <w:lang w:val="es-MX"/>
-        </w:rPr>
-        <w:t>Could</w:t>
-      </w:r>
-      <w:proofErr w:type="spellEnd"/>
-      <w:r>
-        <w:rPr>
-          <w:lang w:val="es-MX"/>
-        </w:rPr>
-        <w:t xml:space="preserve"> </w:t>
-      </w:r>
-      <w:proofErr w:type="spellStart"/>
-      <w:r>
-        <w:rPr>
-          <w:lang w:val="es-MX"/>
-        </w:rPr>
-        <w:t>have</w:t>
-      </w:r>
-      <w:proofErr w:type="spellEnd"/>
-      <w:r>
-        <w:rPr>
-          <w:lang w:val="es-MX"/>
-        </w:rPr>
-        <w:t xml:space="preserve">, para lo deseable que puede aplazarse sin consecuencias, y </w:t>
-      </w:r>
-      <w:proofErr w:type="spellStart"/>
-      <w:r>
-        <w:rPr>
-          <w:lang w:val="es-MX"/>
-        </w:rPr>
-        <w:t>Won't</w:t>
-      </w:r>
-      <w:proofErr w:type="spellEnd"/>
-      <w:r>
-        <w:rPr>
-          <w:lang w:val="es-MX"/>
-        </w:rPr>
-        <w:t xml:space="preserve"> </w:t>
-      </w:r>
-      <w:proofErr w:type="spellStart"/>
-      <w:r>
-        <w:rPr>
-          <w:lang w:val="es-MX"/>
-        </w:rPr>
-        <w:t>have</w:t>
-      </w:r>
-      <w:proofErr w:type="spellEnd"/>
-      <w:r>
-        <w:rPr>
-          <w:lang w:val="es-MX"/>
-        </w:rPr>
-        <w:t>, para lo que se decide de forma expresa no construir en esta versión.</w:t>
+        <w:t>Sobre esos puntajes se aplicó el modelo MoSCoW, técnica de priorización que reparte los requisitos en cuatro categorías según el compromiso que el equipo adquiere con cada uno. Las categorías son Must have, para lo que el sistema no puede dejar de hacer, Should have, para lo que debería hacer y se implementa siempre que no comprometa a lo anterior, Could have, para lo deseable que puede aplazarse sin consecuencias, y Won't have, para lo que se decide de forma expresa no construir en esta versión.</w:t>
       </w:r>
     </w:p>
     <w:p>
@@ -24562,17 +23327,8 @@
           <w:i/>
           <w:lang w:val="es-MX"/>
         </w:rPr>
-        <w:t xml:space="preserve">Correspondencia entre el puntaje y la categoría </w:t>
-      </w:r>
-      <w:proofErr w:type="spellStart"/>
-      <w:r>
-        <w:rPr>
-          <w:i/>
-          <w:lang w:val="es-MX"/>
-        </w:rPr>
-        <w:t>MoSCoW</w:t>
-      </w:r>
-      <w:proofErr w:type="spellEnd"/>
+        <w:t>Correspondencia entre el puntaje y la categoría MoSCoW</w:t>
+      </w:r>
     </w:p>
     <w:tbl>
       <w:tblPr>
@@ -24613,7 +23369,6 @@
             <w:pPr>
               <w:spacing w:line="240" w:lineRule="auto"/>
             </w:pPr>
-            <w:proofErr w:type="spellStart"/>
             <w:r>
               <w:rPr>
                 <w:b/>
@@ -24621,7 +23376,6 @@
               </w:rPr>
               <w:t>Categoría</w:t>
             </w:r>
-            <w:proofErr w:type="spellEnd"/>
           </w:p>
         </w:tc>
         <w:tc>
@@ -25045,17 +23799,8 @@
           <w:i/>
           <w:lang w:val="es-MX"/>
         </w:rPr>
-        <w:t xml:space="preserve">Priorización de los requisitos funcionales según el modelo </w:t>
-      </w:r>
-      <w:proofErr w:type="spellStart"/>
-      <w:r>
-        <w:rPr>
-          <w:i/>
-          <w:lang w:val="es-MX"/>
-        </w:rPr>
-        <w:t>MoSCoW</w:t>
-      </w:r>
-      <w:proofErr w:type="spellEnd"/>
+        <w:t>Priorización de los requisitos funcionales según el modelo MoSCoW</w:t>
+      </w:r>
     </w:p>
     <w:p>
       <w:pPr>
@@ -25145,91 +23890,7 @@
         <w:rPr>
           <w:lang w:val="es-MX"/>
         </w:rPr>
-        <w:t xml:space="preserve">De los 87 requisitos funcionales especificados, 42 quedaron clasificados como </w:t>
-      </w:r>
-      <w:proofErr w:type="spellStart"/>
-      <w:r>
-        <w:rPr>
-          <w:lang w:val="es-MX"/>
-        </w:rPr>
-        <w:t>Must</w:t>
-      </w:r>
-      <w:proofErr w:type="spellEnd"/>
-      <w:r>
-        <w:rPr>
-          <w:lang w:val="es-MX"/>
-        </w:rPr>
-        <w:t xml:space="preserve"> </w:t>
-      </w:r>
-      <w:proofErr w:type="spellStart"/>
-      <w:r>
-        <w:rPr>
-          <w:lang w:val="es-MX"/>
-        </w:rPr>
-        <w:t>have</w:t>
-      </w:r>
-      <w:proofErr w:type="spellEnd"/>
-      <w:r>
-        <w:rPr>
-          <w:lang w:val="es-MX"/>
-        </w:rPr>
-        <w:t xml:space="preserve">, 25 como </w:t>
-      </w:r>
-      <w:proofErr w:type="spellStart"/>
-      <w:r>
-        <w:rPr>
-          <w:lang w:val="es-MX"/>
-        </w:rPr>
-        <w:t>Should</w:t>
-      </w:r>
-      <w:proofErr w:type="spellEnd"/>
-      <w:r>
-        <w:rPr>
-          <w:lang w:val="es-MX"/>
-        </w:rPr>
-        <w:t xml:space="preserve"> </w:t>
-      </w:r>
-      <w:proofErr w:type="spellStart"/>
-      <w:r>
-        <w:rPr>
-          <w:lang w:val="es-MX"/>
-        </w:rPr>
-        <w:t>have</w:t>
-      </w:r>
-      <w:proofErr w:type="spellEnd"/>
-      <w:r>
-        <w:rPr>
-          <w:lang w:val="es-MX"/>
-        </w:rPr>
-        <w:t xml:space="preserve"> y 20 como </w:t>
-      </w:r>
-      <w:proofErr w:type="spellStart"/>
-      <w:r>
-        <w:rPr>
-          <w:lang w:val="es-MX"/>
-        </w:rPr>
-        <w:t>Could</w:t>
-      </w:r>
-      <w:proofErr w:type="spellEnd"/>
-      <w:r>
-        <w:rPr>
-          <w:lang w:val="es-MX"/>
-        </w:rPr>
-        <w:t xml:space="preserve"> </w:t>
-      </w:r>
-      <w:proofErr w:type="spellStart"/>
-      <w:r>
-        <w:rPr>
-          <w:lang w:val="es-MX"/>
-        </w:rPr>
-        <w:t>have</w:t>
-      </w:r>
-      <w:proofErr w:type="spellEnd"/>
-      <w:r>
-        <w:rPr>
-          <w:lang w:val="es-MX"/>
-        </w:rPr>
-        <w:t>. Que casi la mitad del catálogo sea de obligatorio cumplimiento no indica una valoración generosa, sino la naturaleza del sistema, porque en un sistema que custodia historias clínicas las reglas de acceso no admiten grados y una cita mal validada es una cita perdida.</w:t>
+        <w:t>De los 87 requisitos funcionales especificados, 42 quedaron clasificados como Must have, 25 como Should have y 20 como Could have. Que casi la mitad del catálogo sea de obligatorio cumplimiento no indica una valoración generosa, sino la naturaleza del sistema, porque en un sistema que custodia historias clínicas las reglas de acceso no admiten grados y una cita mal validada es una cita perdida.</w:t>
       </w:r>
     </w:p>
     <w:p>
@@ -25334,7 +23995,6 @@
             <w:pPr>
               <w:spacing w:line="240" w:lineRule="auto"/>
             </w:pPr>
-            <w:proofErr w:type="spellStart"/>
             <w:r>
               <w:rPr>
                 <w:b/>
@@ -25342,7 +24002,6 @@
               </w:rPr>
               <w:t>Módulo</w:t>
             </w:r>
-            <w:proofErr w:type="spellEnd"/>
           </w:p>
         </w:tc>
         <w:tc>
@@ -26191,61 +24850,11 @@
           <w:lang w:val="es-MX"/>
         </w:rPr>
       </w:pPr>
-      <w:proofErr w:type="spellStart"/>
-      <w:r>
-        <w:rPr>
-          <w:lang w:val="es-MX"/>
-        </w:rPr>
-        <w:t>Won't</w:t>
-      </w:r>
-      <w:proofErr w:type="spellEnd"/>
-      <w:r>
-        <w:rPr>
-          <w:lang w:val="es-MX"/>
-        </w:rPr>
-        <w:t xml:space="preserve"> </w:t>
-      </w:r>
-      <w:proofErr w:type="spellStart"/>
-      <w:r>
-        <w:rPr>
-          <w:lang w:val="es-MX"/>
-        </w:rPr>
-        <w:t>have</w:t>
-      </w:r>
-      <w:proofErr w:type="spellEnd"/>
-      <w:r>
-        <w:rPr>
-          <w:lang w:val="es-MX"/>
-        </w:rPr>
-        <w:t xml:space="preserve"> no es el fondo de la escala, porque un requisito con puntaje bajo sigue estando implementado y no puede declararse como algo que no se hará. </w:t>
-      </w:r>
-      <w:proofErr w:type="spellStart"/>
-      <w:r>
-        <w:rPr>
-          <w:lang w:val="es-MX"/>
-        </w:rPr>
-        <w:t>Won't</w:t>
-      </w:r>
-      <w:proofErr w:type="spellEnd"/>
-      <w:r>
-        <w:rPr>
-          <w:lang w:val="es-MX"/>
-        </w:rPr>
-        <w:t xml:space="preserve"> </w:t>
-      </w:r>
-      <w:proofErr w:type="spellStart"/>
-      <w:r>
-        <w:rPr>
-          <w:lang w:val="es-MX"/>
-        </w:rPr>
-        <w:t>have</w:t>
-      </w:r>
-      <w:proofErr w:type="spellEnd"/>
-      <w:r>
-        <w:rPr>
-          <w:lang w:val="es-MX"/>
-        </w:rPr>
-        <w:t xml:space="preserve"> recoge decisiones de alcance, esto es, capacidades que se evaluaron durante el análisis y se descartaron para esta versión, razón por la cual se enumeran aparte en lugar de salir de un corte del puntaje. Dejarlas escritas delimita hasta dónde llega el compromiso del proyecto y deja constancia de que la ausencia de cada una obedece a una decisión y no a un olvido.</w:t>
+      <w:r>
+        <w:rPr>
+          <w:lang w:val="es-MX"/>
+        </w:rPr>
+        <w:t>Won't have no es el fondo de la escala, porque un requisito con puntaje bajo sigue estando implementado y no puede declararse como algo que no se hará. Won't have recoge decisiones de alcance, esto es, capacidades que se evaluaron durante el análisis y se descartaron para esta versión, razón por la cual se enumeran aparte en lugar de salir de un corte del puntaje. Dejarlas escritas delimita hasta dónde llega el compromiso del proyecto y deja constancia de que la ausencia de cada una obedece a una decisión y no a un olvido.</w:t>
       </w:r>
     </w:p>
     <w:p>
@@ -26315,7 +24924,6 @@
             <w:pPr>
               <w:spacing w:line="240" w:lineRule="auto"/>
             </w:pPr>
-            <w:proofErr w:type="spellStart"/>
             <w:r>
               <w:rPr>
                 <w:b/>
@@ -26323,7 +24931,6 @@
               </w:rPr>
               <w:t>Capacidad</w:t>
             </w:r>
-            <w:proofErr w:type="spellEnd"/>
           </w:p>
         </w:tc>
         <w:tc>
@@ -26409,21 +25016,12 @@
                 <w:lang w:val="es-MX"/>
               </w:rPr>
             </w:pPr>
-            <w:proofErr w:type="spellStart"/>
-            <w:r>
-              <w:rPr>
-                <w:sz w:val="20"/>
-                <w:lang w:val="es-MX"/>
-              </w:rPr>
-              <w:t>Teleconsulta</w:t>
-            </w:r>
-            <w:proofErr w:type="spellEnd"/>
-            <w:r>
-              <w:rPr>
-                <w:sz w:val="20"/>
-                <w:lang w:val="es-MX"/>
-              </w:rPr>
-              <w:t xml:space="preserve"> o videollamada dentro del sistema</w:t>
+            <w:r>
+              <w:rPr>
+                <w:sz w:val="20"/>
+                <w:lang w:val="es-MX"/>
+              </w:rPr>
+              <w:t>Teleconsulta o videollamada dentro del sistema</w:t>
             </w:r>
           </w:p>
         </w:tc>
@@ -26645,42 +25243,12 @@
             <w:pPr>
               <w:spacing w:line="240" w:lineRule="auto"/>
             </w:pPr>
-            <w:proofErr w:type="spellStart"/>
-            <w:r>
-              <w:rPr>
-                <w:sz w:val="20"/>
-              </w:rPr>
-              <w:t>Aplicación</w:t>
-            </w:r>
-            <w:proofErr w:type="spellEnd"/>
-            <w:r>
-              <w:rPr>
-                <w:sz w:val="20"/>
-              </w:rPr>
-              <w:t xml:space="preserve"> </w:t>
-            </w:r>
-            <w:proofErr w:type="spellStart"/>
-            <w:r>
-              <w:rPr>
-                <w:sz w:val="20"/>
-              </w:rPr>
-              <w:t>móvil</w:t>
-            </w:r>
-            <w:proofErr w:type="spellEnd"/>
-            <w:r>
-              <w:rPr>
-                <w:sz w:val="20"/>
-              </w:rPr>
-              <w:t xml:space="preserve"> </w:t>
-            </w:r>
-            <w:proofErr w:type="spellStart"/>
-            <w:r>
-              <w:rPr>
-                <w:sz w:val="20"/>
-              </w:rPr>
-              <w:t>nativa</w:t>
-            </w:r>
-            <w:proofErr w:type="spellEnd"/>
+            <w:r>
+              <w:rPr>
+                <w:sz w:val="20"/>
+              </w:rPr>
+              <w:t>Aplicación móvil nativa</w:t>
+            </w:r>
           </w:p>
         </w:tc>
         <w:tc>
@@ -26988,21 +25556,12 @@
             <w:pPr>
               <w:spacing w:line="240" w:lineRule="auto"/>
             </w:pPr>
-            <w:proofErr w:type="spellStart"/>
             <w:r>
               <w:rPr>
                 <w:b/>
                 <w:sz w:val="20"/>
               </w:rPr>
-              <w:t>Cód</w:t>
-            </w:r>
-            <w:proofErr w:type="spellEnd"/>
-            <w:r>
-              <w:rPr>
-                <w:b/>
-                <w:sz w:val="20"/>
-              </w:rPr>
-              <w:t>.</w:t>
+              <w:t>Cód.</w:t>
             </w:r>
           </w:p>
         </w:tc>
@@ -28119,35 +26678,7 @@
               <w:rPr>
                 <w:sz w:val="20"/>
               </w:rPr>
-              <w:t xml:space="preserve">Consulta </w:t>
-            </w:r>
-            <w:proofErr w:type="spellStart"/>
-            <w:r>
-              <w:rPr>
-                <w:sz w:val="20"/>
-              </w:rPr>
-              <w:t>su</w:t>
-            </w:r>
-            <w:proofErr w:type="spellEnd"/>
-            <w:r>
-              <w:rPr>
-                <w:sz w:val="20"/>
-              </w:rPr>
-              <w:t xml:space="preserve"> agenda </w:t>
-            </w:r>
-            <w:proofErr w:type="spellStart"/>
-            <w:r>
-              <w:rPr>
-                <w:sz w:val="20"/>
-              </w:rPr>
-              <w:t>pero</w:t>
-            </w:r>
-            <w:proofErr w:type="spellEnd"/>
-            <w:r>
-              <w:rPr>
-                <w:sz w:val="20"/>
-              </w:rPr>
-              <w:t xml:space="preserve"> no la modifica.</w:t>
+              <w:t>Consulta su agenda pero no la modifica.</w:t>
             </w:r>
           </w:p>
         </w:tc>
@@ -28376,9 +26907,9 @@
           <w:noProof/>
         </w:rPr>
         <w:drawing>
-          <wp:inline distT="0" distB="0" distL="0" distR="0" wp14:anchorId="4EA0A719" wp14:editId="04373DDB">
-            <wp:extent cx="5557123" cy="6949439"/>
-            <wp:effectExtent l="0" t="0" r="0" b="0"/>
+          <wp:inline distT="0" distB="0" distL="0" distR="0" wp14:anchorId="4EA0A719" wp14:editId="14BEF8FA">
+            <wp:extent cx="5438325" cy="6949439"/>
+            <wp:effectExtent l="0" t="0" r="0" b="4445"/>
             <wp:docPr id="7" name="Picture 7"/>
             <wp:cNvGraphicFramePr>
               <a:graphicFrameLocks xmlns:a="http://schemas.openxmlformats.org/drawingml/2006/main" noChangeAspect="1"/>
@@ -28387,7 +26918,7 @@
               <a:graphicData uri="http://schemas.openxmlformats.org/drawingml/2006/picture">
                 <pic:pic xmlns:pic="http://schemas.openxmlformats.org/drawingml/2006/picture">
                   <pic:nvPicPr>
-                    <pic:cNvPr id="0" name="DCU-00 general.png"/>
+                    <pic:cNvPr id="7" name="Picture 7"/>
                     <pic:cNvPicPr/>
                   </pic:nvPicPr>
                   <pic:blipFill>
@@ -28399,7 +26930,7 @@
                   <pic:spPr>
                     <a:xfrm>
                       <a:off x="0" y="0"/>
-                      <a:ext cx="5557123" cy="6949439"/>
+                      <a:ext cx="5438325" cy="6949439"/>
                     </a:xfrm>
                     <a:prstGeom prst="rect">
                       <a:avLst/>
@@ -29179,14 +27710,12 @@
             <w:pPr>
               <w:spacing w:line="240" w:lineRule="auto"/>
             </w:pPr>
-            <w:proofErr w:type="spellStart"/>
             <w:r>
               <w:rPr>
                 <w:sz w:val="20"/>
               </w:rPr>
               <w:t>Precondiciones</w:t>
             </w:r>
-            <w:proofErr w:type="spellEnd"/>
           </w:p>
         </w:tc>
         <w:tc>
@@ -29223,19 +27752,11 @@
             <w:pPr>
               <w:spacing w:line="240" w:lineRule="auto"/>
             </w:pPr>
-            <w:proofErr w:type="spellStart"/>
-            <w:r>
-              <w:rPr>
-                <w:sz w:val="20"/>
-              </w:rPr>
-              <w:t>Curso</w:t>
-            </w:r>
-            <w:proofErr w:type="spellEnd"/>
-            <w:r>
-              <w:rPr>
-                <w:sz w:val="20"/>
-              </w:rPr>
-              <w:t xml:space="preserve"> normal</w:t>
+            <w:r>
+              <w:rPr>
+                <w:sz w:val="20"/>
+              </w:rPr>
+              <w:t>Curso normal</w:t>
             </w:r>
           </w:p>
         </w:tc>
@@ -29273,14 +27794,12 @@
             <w:pPr>
               <w:spacing w:line="240" w:lineRule="auto"/>
             </w:pPr>
-            <w:proofErr w:type="spellStart"/>
             <w:r>
               <w:rPr>
                 <w:sz w:val="20"/>
               </w:rPr>
               <w:t>Postcondiciones</w:t>
             </w:r>
-            <w:proofErr w:type="spellEnd"/>
           </w:p>
         </w:tc>
         <w:tc>
@@ -29317,28 +27836,12 @@
             <w:pPr>
               <w:spacing w:line="240" w:lineRule="auto"/>
             </w:pPr>
-            <w:proofErr w:type="spellStart"/>
-            <w:r>
-              <w:rPr>
-                <w:sz w:val="20"/>
-              </w:rPr>
-              <w:t>Curso</w:t>
-            </w:r>
-            <w:proofErr w:type="spellEnd"/>
-            <w:r>
-              <w:rPr>
-                <w:sz w:val="20"/>
-              </w:rPr>
-              <w:t xml:space="preserve"> </w:t>
-            </w:r>
-            <w:proofErr w:type="spellStart"/>
-            <w:r>
-              <w:rPr>
-                <w:sz w:val="20"/>
-              </w:rPr>
-              <w:t>alterno</w:t>
-            </w:r>
-            <w:proofErr w:type="spellEnd"/>
+            <w:r>
+              <w:rPr>
+                <w:sz w:val="20"/>
+              </w:rPr>
+              <w:t>Curso alterno</w:t>
+            </w:r>
           </w:p>
         </w:tc>
         <w:tc>
@@ -29375,28 +27878,12 @@
             <w:pPr>
               <w:spacing w:line="240" w:lineRule="auto"/>
             </w:pPr>
-            <w:proofErr w:type="spellStart"/>
-            <w:r>
-              <w:rPr>
-                <w:sz w:val="20"/>
-              </w:rPr>
-              <w:t>Requisitos</w:t>
-            </w:r>
-            <w:proofErr w:type="spellEnd"/>
-            <w:r>
-              <w:rPr>
-                <w:sz w:val="20"/>
-              </w:rPr>
-              <w:t xml:space="preserve"> que </w:t>
-            </w:r>
-            <w:proofErr w:type="spellStart"/>
-            <w:r>
-              <w:rPr>
-                <w:sz w:val="20"/>
-              </w:rPr>
-              <w:t>cubre</w:t>
-            </w:r>
-            <w:proofErr w:type="spellEnd"/>
+            <w:r>
+              <w:rPr>
+                <w:sz w:val="20"/>
+              </w:rPr>
+              <w:t>Requisitos que cubre</w:t>
+            </w:r>
           </w:p>
         </w:tc>
         <w:tc>
@@ -29600,7 +28087,6 @@
             <w:pPr>
               <w:spacing w:line="240" w:lineRule="auto"/>
             </w:pPr>
-            <w:proofErr w:type="spellStart"/>
             <w:r>
               <w:rPr>
                 <w:b/>
@@ -29608,7 +28094,6 @@
               </w:rPr>
               <w:t>Tabla</w:t>
             </w:r>
-            <w:proofErr w:type="spellEnd"/>
           </w:p>
         </w:tc>
         <w:tc>
@@ -29646,7 +28131,6 @@
             <w:pPr>
               <w:spacing w:line="240" w:lineRule="auto"/>
             </w:pPr>
-            <w:proofErr w:type="spellStart"/>
             <w:r>
               <w:rPr>
                 <w:b/>
@@ -29654,7 +28138,6 @@
               </w:rPr>
               <w:t>Cantidad</w:t>
             </w:r>
-            <w:proofErr w:type="spellEnd"/>
           </w:p>
         </w:tc>
       </w:tr>
@@ -30365,19 +28848,11 @@
       <w:pPr>
         <w:keepNext/>
       </w:pPr>
-      <w:proofErr w:type="spellStart"/>
       <w:r>
         <w:rPr>
           <w:b/>
         </w:rPr>
-        <w:t>Figura</w:t>
-      </w:r>
-      <w:proofErr w:type="spellEnd"/>
-      <w:r>
-        <w:rPr>
-          <w:b/>
-        </w:rPr>
-        <w:t xml:space="preserve"> 11</w:t>
+        <w:t>Figura 11</w:t>
       </w:r>
     </w:p>
     <w:p>
@@ -30479,21 +28954,7 @@
         <w:rPr>
           <w:lang w:val="es-MX"/>
         </w:rPr>
-        <w:t xml:space="preserve">Lo que el diagrama deja fuera es tan significativo como lo que encierra. No aparecen la facturación, la </w:t>
-      </w:r>
-      <w:proofErr w:type="spellStart"/>
-      <w:r>
-        <w:rPr>
-          <w:lang w:val="es-MX"/>
-        </w:rPr>
-        <w:t>teleconsulta</w:t>
-      </w:r>
-      <w:proofErr w:type="spellEnd"/>
-      <w:r>
-        <w:rPr>
-          <w:lang w:val="es-MX"/>
-        </w:rPr>
-        <w:t>, la firma digital certificada ni la integración con sistemas externos, que son las capacidades descartadas de forma expresa en el apartado de requisitos excluidos del alcance. Un diagrama conceptual que las dibujara comprometería al proyecto con un sistema distinto del que se formuló.</w:t>
+        <w:t>Lo que el diagrama deja fuera es tan significativo como lo que encierra. No aparecen la facturación, la teleconsulta, la firma digital certificada ni la integración con sistemas externos, que son las capacidades descartadas de forma expresa en el apartado de requisitos excluidos del alcance. Un diagrama conceptual que las dibujara comprometería al proyecto con un sistema distinto del que se formuló.</w:t>
       </w:r>
     </w:p>
     <w:p>
@@ -30647,20 +29108,12 @@
       <w:pPr>
         <w:keepNext/>
       </w:pPr>
-      <w:proofErr w:type="spellStart"/>
       <w:r>
         <w:rPr>
           <w:b/>
         </w:rPr>
         <w:lastRenderedPageBreak/>
-        <w:t>Tabla</w:t>
-      </w:r>
-      <w:proofErr w:type="spellEnd"/>
-      <w:r>
-        <w:rPr>
-          <w:b/>
-        </w:rPr>
-        <w:t xml:space="preserve"> 27</w:t>
+        <w:t>Tabla 27</w:t>
       </w:r>
     </w:p>
     <w:p>
@@ -30881,23 +29334,7 @@
                 <w:sz w:val="20"/>
                 <w:lang w:val="es-MX"/>
               </w:rPr>
-              <w:t xml:space="preserve">Las rutas de </w:t>
-            </w:r>
-            <w:proofErr w:type="spellStart"/>
-            <w:r>
-              <w:rPr>
-                <w:sz w:val="20"/>
-                <w:lang w:val="es-MX"/>
-              </w:rPr>
-              <w:t>Flask</w:t>
-            </w:r>
-            <w:proofErr w:type="spellEnd"/>
-            <w:r>
-              <w:rPr>
-                <w:sz w:val="20"/>
-                <w:lang w:val="es-MX"/>
-              </w:rPr>
-              <w:t>, con sus decoradores de sesión y de rol</w:t>
+              <w:t>Las rutas de Flask, con sus decoradores de sesión y de rol</w:t>
             </w:r>
           </w:p>
         </w:tc>
@@ -30915,28 +29352,12 @@
             <w:pPr>
               <w:spacing w:line="240" w:lineRule="auto"/>
             </w:pPr>
-            <w:proofErr w:type="spellStart"/>
-            <w:r>
-              <w:rPr>
-                <w:sz w:val="20"/>
-              </w:rPr>
-              <w:t>Reglas</w:t>
-            </w:r>
-            <w:proofErr w:type="spellEnd"/>
-            <w:r>
-              <w:rPr>
-                <w:sz w:val="20"/>
-              </w:rPr>
-              <w:t xml:space="preserve"> de </w:t>
-            </w:r>
-            <w:proofErr w:type="spellStart"/>
-            <w:r>
-              <w:rPr>
-                <w:sz w:val="20"/>
-              </w:rPr>
-              <w:t>negocio</w:t>
-            </w:r>
-            <w:proofErr w:type="spellEnd"/>
+            <w:r>
+              <w:rPr>
+                <w:sz w:val="20"/>
+              </w:rPr>
+              <w:t>Reglas de negocio</w:t>
+            </w:r>
           </w:p>
         </w:tc>
         <w:tc>
@@ -30993,28 +29414,12 @@
             <w:pPr>
               <w:spacing w:line="240" w:lineRule="auto"/>
             </w:pPr>
-            <w:proofErr w:type="spellStart"/>
-            <w:r>
-              <w:rPr>
-                <w:sz w:val="20"/>
-              </w:rPr>
-              <w:t>Acceso</w:t>
-            </w:r>
-            <w:proofErr w:type="spellEnd"/>
-            <w:r>
-              <w:rPr>
-                <w:sz w:val="20"/>
-              </w:rPr>
-              <w:t xml:space="preserve"> a </w:t>
-            </w:r>
-            <w:proofErr w:type="spellStart"/>
-            <w:r>
-              <w:rPr>
-                <w:sz w:val="20"/>
-              </w:rPr>
-              <w:t>datos</w:t>
-            </w:r>
-            <w:proofErr w:type="spellEnd"/>
+            <w:r>
+              <w:rPr>
+                <w:sz w:val="20"/>
+              </w:rPr>
+              <w:t>Acceso a datos</w:t>
+            </w:r>
           </w:p>
         </w:tc>
         <w:tc>
@@ -31311,7 +29716,6 @@
             <w:pPr>
               <w:spacing w:line="240" w:lineRule="auto"/>
             </w:pPr>
-            <w:proofErr w:type="spellStart"/>
             <w:r>
               <w:rPr>
                 <w:b/>
@@ -31319,7 +29723,6 @@
               </w:rPr>
               <w:t>Símbolo</w:t>
             </w:r>
-            <w:proofErr w:type="spellEnd"/>
           </w:p>
         </w:tc>
         <w:tc>
@@ -31681,7 +30084,6 @@
             <w:pPr>
               <w:spacing w:line="240" w:lineRule="auto"/>
             </w:pPr>
-            <w:proofErr w:type="spellStart"/>
             <w:r>
               <w:rPr>
                 <w:b/>
@@ -31689,7 +30091,6 @@
               </w:rPr>
               <w:t>Módulo</w:t>
             </w:r>
-            <w:proofErr w:type="spellEnd"/>
           </w:p>
         </w:tc>
         <w:tc>
@@ -31914,14 +30315,12 @@
             <w:pPr>
               <w:spacing w:line="240" w:lineRule="auto"/>
             </w:pPr>
-            <w:proofErr w:type="spellStart"/>
             <w:r>
               <w:rPr>
                 <w:sz w:val="20"/>
               </w:rPr>
               <w:t>receta</w:t>
             </w:r>
-            <w:proofErr w:type="spellEnd"/>
           </w:p>
         </w:tc>
         <w:tc>
@@ -32064,14 +30463,12 @@
             <w:pPr>
               <w:spacing w:line="240" w:lineRule="auto"/>
             </w:pPr>
-            <w:proofErr w:type="spellStart"/>
             <w:r>
               <w:rPr>
                 <w:sz w:val="20"/>
               </w:rPr>
               <w:t>cita</w:t>
             </w:r>
-            <w:proofErr w:type="spellEnd"/>
           </w:p>
         </w:tc>
         <w:tc>
@@ -32144,14 +30541,12 @@
             <w:pPr>
               <w:spacing w:line="240" w:lineRule="auto"/>
             </w:pPr>
-            <w:proofErr w:type="spellStart"/>
             <w:r>
               <w:rPr>
                 <w:sz w:val="20"/>
               </w:rPr>
               <w:t>usuario</w:t>
             </w:r>
-            <w:proofErr w:type="spellEnd"/>
           </w:p>
         </w:tc>
         <w:tc>
@@ -32360,14 +30755,12 @@
             <w:pPr>
               <w:spacing w:line="240" w:lineRule="auto"/>
             </w:pPr>
-            <w:proofErr w:type="spellStart"/>
             <w:r>
               <w:rPr>
                 <w:sz w:val="20"/>
               </w:rPr>
               <w:t>especialidad</w:t>
             </w:r>
-            <w:proofErr w:type="spellEnd"/>
           </w:p>
         </w:tc>
         <w:tc>
@@ -32910,17 +31303,8 @@
           <w:i/>
           <w:lang w:val="es-MX"/>
         </w:rPr>
-        <w:t xml:space="preserve">Mockup del calendario de disponibilidad de </w:t>
-      </w:r>
-      <w:proofErr w:type="spellStart"/>
-      <w:r>
-        <w:rPr>
-          <w:i/>
-          <w:lang w:val="es-MX"/>
-        </w:rPr>
-        <w:t>medicos</w:t>
-      </w:r>
-      <w:proofErr w:type="spellEnd"/>
+        <w:t>Mockup del calendario de disponibilidad de medicos</w:t>
+      </w:r>
     </w:p>
     <w:p>
       <w:pPr>
@@ -33163,9 +31547,9 @@
           <w:noProof/>
         </w:rPr>
         <w:drawing>
-          <wp:inline distT="0" distB="0" distL="0" distR="0" wp14:anchorId="71A0A7A0" wp14:editId="3B4B9C7D">
-            <wp:extent cx="5943600" cy="2808514"/>
-            <wp:effectExtent l="0" t="0" r="0" b="0"/>
+          <wp:inline distT="0" distB="0" distL="0" distR="0" wp14:anchorId="71A0A7A0" wp14:editId="3FADD024">
+            <wp:extent cx="5943600" cy="2756723"/>
+            <wp:effectExtent l="0" t="0" r="0" b="5715"/>
             <wp:docPr id="19" name="Picture 19"/>
             <wp:cNvGraphicFramePr>
               <a:graphicFrameLocks xmlns:a="http://schemas.openxmlformats.org/drawingml/2006/main" noChangeAspect="1"/>
@@ -33174,7 +31558,7 @@
               <a:graphicData uri="http://schemas.openxmlformats.org/drawingml/2006/picture">
                 <pic:pic xmlns:pic="http://schemas.openxmlformats.org/drawingml/2006/picture">
                   <pic:nvPicPr>
-                    <pic:cNvPr id="0" name="FIG-mapa-navegacion.png"/>
+                    <pic:cNvPr id="19" name="Picture 19"/>
                     <pic:cNvPicPr/>
                   </pic:nvPicPr>
                   <pic:blipFill>
@@ -33186,7 +31570,7 @@
                   <pic:spPr>
                     <a:xfrm>
                       <a:off x="0" y="0"/>
-                      <a:ext cx="5943600" cy="2808514"/>
+                      <a:ext cx="5943600" cy="2756723"/>
                     </a:xfrm>
                     <a:prstGeom prst="rect">
                       <a:avLst/>
@@ -33273,21 +31657,7 @@
         <w:rPr>
           <w:lang w:val="es-MX"/>
         </w:rPr>
-        <w:t xml:space="preserve">La base de datos se diseñó sobre el modelo relacional, con la integridad garantizada por claves primarias, claves foráneas y restricciones de unicidad. Comprende 11 tablas, 63 columnas y 14 claves foráneas. El acceso se realiza mediante consultas escritas de forma explícita y sin </w:t>
-      </w:r>
-      <w:proofErr w:type="spellStart"/>
-      <w:r>
-        <w:rPr>
-          <w:lang w:val="es-MX"/>
-        </w:rPr>
-        <w:t>mapeador</w:t>
-      </w:r>
-      <w:proofErr w:type="spellEnd"/>
-      <w:r>
-        <w:rPr>
-          <w:lang w:val="es-MX"/>
-        </w:rPr>
-        <w:t xml:space="preserve"> objeto-relacional, decisión que responde a la naturaleza del sistema, porque al reservar una cita importa exactamente qué se ejecuta, en qué orden y qué queda bloqueado mientras tanto.</w:t>
+        <w:t>La base de datos se diseñó sobre el modelo relacional, con la integridad garantizada por claves primarias, claves foráneas y restricciones de unicidad. Comprende 11 tablas, 63 columnas y 14 claves foráneas. El acceso se realiza mediante consultas escritas de forma explícita y sin mapeador objeto-relacional, decisión que responde a la naturaleza del sistema, porque al reservar una cita importa exactamente qué se ejecuta, en qué orden y qué queda bloqueado mientras tanto.</w:t>
       </w:r>
     </w:p>
     <w:p>
@@ -33525,28 +31895,12 @@
             <w:pPr>
               <w:spacing w:line="240" w:lineRule="auto"/>
             </w:pPr>
-            <w:proofErr w:type="spellStart"/>
-            <w:r>
-              <w:rPr>
-                <w:sz w:val="20"/>
-              </w:rPr>
-              <w:t>especialidad</w:t>
-            </w:r>
-            <w:proofErr w:type="spellEnd"/>
-            <w:r>
-              <w:rPr>
-                <w:sz w:val="20"/>
-              </w:rPr>
-              <w:t xml:space="preserve">, </w:t>
-            </w:r>
-            <w:proofErr w:type="spellStart"/>
-            <w:r>
-              <w:rPr>
-                <w:sz w:val="20"/>
-              </w:rPr>
-              <w:t>medicamento</w:t>
-            </w:r>
-            <w:proofErr w:type="spellEnd"/>
+            <w:r>
+              <w:rPr>
+                <w:sz w:val="20"/>
+              </w:rPr>
+              <w:t>especialidad, medicamento</w:t>
+            </w:r>
           </w:p>
         </w:tc>
       </w:tr>
@@ -33712,20 +32066,12 @@
       <w:pPr>
         <w:keepNext/>
       </w:pPr>
-      <w:proofErr w:type="spellStart"/>
       <w:r>
         <w:rPr>
           <w:b/>
         </w:rPr>
         <w:lastRenderedPageBreak/>
-        <w:t>Tabla</w:t>
-      </w:r>
-      <w:proofErr w:type="spellEnd"/>
-      <w:r>
-        <w:rPr>
-          <w:b/>
-        </w:rPr>
-        <w:t xml:space="preserve"> 31</w:t>
+        <w:t>Tabla 31</w:t>
       </w:r>
     </w:p>
     <w:p>
@@ -33925,49 +32271,7 @@
               <w:rPr>
                 <w:sz w:val="20"/>
               </w:rPr>
-              <w:t xml:space="preserve">De </w:t>
-            </w:r>
-            <w:proofErr w:type="spellStart"/>
-            <w:r>
-              <w:rPr>
-                <w:sz w:val="20"/>
-              </w:rPr>
-              <w:t>ella</w:t>
-            </w:r>
-            <w:proofErr w:type="spellEnd"/>
-            <w:r>
-              <w:rPr>
-                <w:sz w:val="20"/>
-              </w:rPr>
-              <w:t xml:space="preserve"> </w:t>
-            </w:r>
-            <w:proofErr w:type="spellStart"/>
-            <w:r>
-              <w:rPr>
-                <w:sz w:val="20"/>
-              </w:rPr>
-              <w:t>cuelgan</w:t>
-            </w:r>
-            <w:proofErr w:type="spellEnd"/>
-            <w:r>
-              <w:rPr>
-                <w:sz w:val="20"/>
-              </w:rPr>
-              <w:t xml:space="preserve"> las </w:t>
-            </w:r>
-            <w:proofErr w:type="spellStart"/>
-            <w:r>
-              <w:rPr>
-                <w:sz w:val="20"/>
-              </w:rPr>
-              <w:t>prescripciones</w:t>
-            </w:r>
-            <w:proofErr w:type="spellEnd"/>
-            <w:r>
-              <w:rPr>
-                <w:sz w:val="20"/>
-              </w:rPr>
-              <w:t>.</w:t>
+              <w:t>De ella cuelgan las prescripciones.</w:t>
             </w:r>
           </w:p>
         </w:tc>
@@ -34711,19 +33015,11 @@
       <w:pPr>
         <w:keepNext/>
       </w:pPr>
-      <w:proofErr w:type="spellStart"/>
       <w:r>
         <w:rPr>
           <w:b/>
         </w:rPr>
-        <w:t>Figura</w:t>
-      </w:r>
-      <w:proofErr w:type="spellEnd"/>
-      <w:r>
-        <w:rPr>
-          <w:b/>
-        </w:rPr>
-        <w:t xml:space="preserve"> 20</w:t>
+        <w:t>Figura 20</w:t>
       </w:r>
     </w:p>
     <w:p>
@@ -34978,9 +33274,9 @@
           <w:noProof/>
         </w:rPr>
         <w:drawing>
-          <wp:inline distT="0" distB="0" distL="0" distR="0" wp14:anchorId="35268835" wp14:editId="22441EF0">
-            <wp:extent cx="8229600" cy="4656909"/>
-            <wp:effectExtent l="0" t="0" r="0" b="0"/>
+          <wp:inline distT="0" distB="0" distL="0" distR="0" wp14:anchorId="35268835" wp14:editId="2E74E54F">
+            <wp:extent cx="7251559" cy="4656909"/>
+            <wp:effectExtent l="0" t="0" r="6985" b="0"/>
             <wp:docPr id="21" name="Picture 21"/>
             <wp:cNvGraphicFramePr>
               <a:graphicFrameLocks xmlns:a="http://schemas.openxmlformats.org/drawingml/2006/main" noChangeAspect="1"/>
@@ -34989,7 +33285,7 @@
               <a:graphicData uri="http://schemas.openxmlformats.org/drawingml/2006/picture">
                 <pic:pic xmlns:pic="http://schemas.openxmlformats.org/drawingml/2006/picture">
                   <pic:nvPicPr>
-                    <pic:cNvPr id="0" name="FIG-fisico.png"/>
+                    <pic:cNvPr id="21" name="Picture 21"/>
                     <pic:cNvPicPr/>
                   </pic:nvPicPr>
                   <pic:blipFill>
@@ -35001,7 +33297,7 @@
                   <pic:spPr>
                     <a:xfrm>
                       <a:off x="0" y="0"/>
-                      <a:ext cx="8229600" cy="4656909"/>
+                      <a:ext cx="7251559" cy="4656909"/>
                     </a:xfrm>
                     <a:prstGeom prst="rect">
                       <a:avLst/>
@@ -35429,14 +33725,12 @@
             <w:pPr>
               <w:spacing w:line="240" w:lineRule="auto"/>
             </w:pPr>
-            <w:proofErr w:type="spellStart"/>
             <w:r>
               <w:rPr>
                 <w:sz w:val="20"/>
               </w:rPr>
               <w:t>fecha</w:t>
             </w:r>
-            <w:proofErr w:type="spellEnd"/>
           </w:p>
         </w:tc>
         <w:tc>
@@ -35521,14 +33815,12 @@
             <w:pPr>
               <w:spacing w:line="240" w:lineRule="auto"/>
             </w:pPr>
-            <w:proofErr w:type="spellStart"/>
             <w:r>
               <w:rPr>
                 <w:sz w:val="20"/>
               </w:rPr>
               <w:t>motivo</w:t>
             </w:r>
-            <w:proofErr w:type="spellEnd"/>
           </w:p>
         </w:tc>
         <w:tc>
@@ -35613,14 +33905,12 @@
             <w:pPr>
               <w:spacing w:line="240" w:lineRule="auto"/>
             </w:pPr>
-            <w:proofErr w:type="spellStart"/>
             <w:r>
               <w:rPr>
                 <w:sz w:val="20"/>
               </w:rPr>
               <w:t>estado</w:t>
             </w:r>
-            <w:proofErr w:type="spellEnd"/>
           </w:p>
         </w:tc>
         <w:tc>
@@ -35705,14 +33995,12 @@
             <w:pPr>
               <w:spacing w:line="240" w:lineRule="auto"/>
             </w:pPr>
-            <w:proofErr w:type="spellStart"/>
             <w:r>
               <w:rPr>
                 <w:sz w:val="20"/>
               </w:rPr>
               <w:t>id_paciente</w:t>
             </w:r>
-            <w:proofErr w:type="spellEnd"/>
           </w:p>
         </w:tc>
         <w:tc>
@@ -35797,14 +34085,12 @@
             <w:pPr>
               <w:spacing w:line="240" w:lineRule="auto"/>
             </w:pPr>
-            <w:proofErr w:type="spellStart"/>
             <w:r>
               <w:rPr>
                 <w:sz w:val="20"/>
               </w:rPr>
               <w:t>id_medico</w:t>
             </w:r>
-            <w:proofErr w:type="spellEnd"/>
           </w:p>
         </w:tc>
         <w:tc>
@@ -36201,14 +34487,12 @@
             <w:pPr>
               <w:spacing w:line="240" w:lineRule="auto"/>
             </w:pPr>
-            <w:proofErr w:type="spellStart"/>
             <w:r>
               <w:rPr>
                 <w:sz w:val="20"/>
               </w:rPr>
               <w:t>id_paciente</w:t>
             </w:r>
-            <w:proofErr w:type="spellEnd"/>
           </w:p>
         </w:tc>
         <w:tc>
@@ -36293,14 +34577,12 @@
             <w:pPr>
               <w:spacing w:line="240" w:lineRule="auto"/>
             </w:pPr>
-            <w:proofErr w:type="spellStart"/>
             <w:r>
               <w:rPr>
                 <w:sz w:val="20"/>
               </w:rPr>
               <w:t>id_medico</w:t>
             </w:r>
-            <w:proofErr w:type="spellEnd"/>
           </w:p>
         </w:tc>
         <w:tc>
@@ -36385,14 +34667,12 @@
             <w:pPr>
               <w:spacing w:line="240" w:lineRule="auto"/>
             </w:pPr>
-            <w:proofErr w:type="spellStart"/>
             <w:r>
               <w:rPr>
                 <w:sz w:val="20"/>
               </w:rPr>
               <w:t>fecha</w:t>
             </w:r>
-            <w:proofErr w:type="spellEnd"/>
           </w:p>
         </w:tc>
         <w:tc>
@@ -36477,14 +34757,12 @@
             <w:pPr>
               <w:spacing w:line="240" w:lineRule="auto"/>
             </w:pPr>
-            <w:proofErr w:type="spellStart"/>
             <w:r>
               <w:rPr>
                 <w:sz w:val="20"/>
               </w:rPr>
               <w:t>descripcion</w:t>
             </w:r>
-            <w:proofErr w:type="spellEnd"/>
           </w:p>
         </w:tc>
         <w:tc>
@@ -36569,14 +34847,12 @@
             <w:pPr>
               <w:spacing w:line="240" w:lineRule="auto"/>
             </w:pPr>
-            <w:proofErr w:type="spellStart"/>
             <w:r>
               <w:rPr>
                 <w:sz w:val="20"/>
               </w:rPr>
               <w:t>notas</w:t>
             </w:r>
-            <w:proofErr w:type="spellEnd"/>
           </w:p>
         </w:tc>
         <w:tc>
@@ -37055,35 +35331,7 @@
               <w:rPr>
                 <w:sz w:val="20"/>
               </w:rPr>
-              <w:t xml:space="preserve">No </w:t>
-            </w:r>
-            <w:proofErr w:type="spellStart"/>
-            <w:r>
-              <w:rPr>
-                <w:sz w:val="20"/>
-              </w:rPr>
-              <w:t>puede</w:t>
-            </w:r>
-            <w:proofErr w:type="spellEnd"/>
-            <w:r>
-              <w:rPr>
-                <w:sz w:val="20"/>
-              </w:rPr>
-              <w:t xml:space="preserve"> </w:t>
-            </w:r>
-            <w:proofErr w:type="spellStart"/>
-            <w:r>
-              <w:rPr>
-                <w:sz w:val="20"/>
-              </w:rPr>
-              <w:t>repetirse</w:t>
-            </w:r>
-            <w:proofErr w:type="spellEnd"/>
-            <w:r>
-              <w:rPr>
-                <w:sz w:val="20"/>
-              </w:rPr>
-              <w:t>.</w:t>
+              <w:t>No puede repetirse.</w:t>
             </w:r>
           </w:p>
         </w:tc>
@@ -37173,23 +35421,7 @@
                 <w:sz w:val="20"/>
                 <w:lang w:val="es-MX"/>
               </w:rPr>
-              <w:t xml:space="preserve">Contraseña guardada como hash con el algoritmo </w:t>
-            </w:r>
-            <w:proofErr w:type="spellStart"/>
-            <w:r>
-              <w:rPr>
-                <w:sz w:val="20"/>
-                <w:lang w:val="es-MX"/>
-              </w:rPr>
-              <w:t>scrypt</w:t>
-            </w:r>
-            <w:proofErr w:type="spellEnd"/>
-            <w:r>
-              <w:rPr>
-                <w:sz w:val="20"/>
-                <w:lang w:val="es-MX"/>
-              </w:rPr>
-              <w:t>. En ningún caso se almacena la contraseña legible.</w:t>
+              <w:t>Contraseña guardada como hash con el algoritmo scrypt. En ningún caso se almacena la contraseña legible.</w:t>
             </w:r>
           </w:p>
         </w:tc>
@@ -37207,14 +35439,12 @@
             <w:pPr>
               <w:spacing w:line="240" w:lineRule="auto"/>
             </w:pPr>
-            <w:proofErr w:type="spellStart"/>
             <w:r>
               <w:rPr>
                 <w:sz w:val="20"/>
               </w:rPr>
               <w:t>id_rol</w:t>
             </w:r>
-            <w:proofErr w:type="spellEnd"/>
           </w:p>
         </w:tc>
         <w:tc>
@@ -37299,14 +35529,12 @@
             <w:pPr>
               <w:spacing w:line="240" w:lineRule="auto"/>
             </w:pPr>
-            <w:proofErr w:type="spellStart"/>
             <w:r>
               <w:rPr>
                 <w:sz w:val="20"/>
               </w:rPr>
               <w:t>estado</w:t>
             </w:r>
-            <w:proofErr w:type="spellEnd"/>
           </w:p>
         </w:tc>
         <w:tc>
@@ -37462,19 +35690,11 @@
       <w:pPr>
         <w:keepNext/>
       </w:pPr>
-      <w:proofErr w:type="spellStart"/>
       <w:r>
         <w:rPr>
           <w:b/>
         </w:rPr>
-        <w:t>Tabla</w:t>
-      </w:r>
-      <w:proofErr w:type="spellEnd"/>
-      <w:r>
-        <w:rPr>
-          <w:b/>
-        </w:rPr>
-        <w:t xml:space="preserve"> 35</w:t>
+        <w:t>Tabla 35</w:t>
       </w:r>
     </w:p>
     <w:p>
@@ -37651,14 +35871,12 @@
             <w:pPr>
               <w:spacing w:line="240" w:lineRule="auto"/>
             </w:pPr>
-            <w:proofErr w:type="spellStart"/>
             <w:r>
               <w:rPr>
                 <w:sz w:val="20"/>
               </w:rPr>
               <w:t>Almacenamiento</w:t>
             </w:r>
-            <w:proofErr w:type="spellEnd"/>
           </w:p>
         </w:tc>
         <w:tc>
@@ -37715,30 +35933,8 @@
               <w:rPr>
                 <w:sz w:val="20"/>
               </w:rPr>
-              <w:t xml:space="preserve">Sistema </w:t>
-            </w:r>
-            <w:proofErr w:type="spellStart"/>
-            <w:r>
-              <w:rPr>
-                <w:sz w:val="20"/>
-              </w:rPr>
-              <w:t>operativo</w:t>
-            </w:r>
-            <w:proofErr w:type="spellEnd"/>
-            <w:r>
-              <w:rPr>
-                <w:sz w:val="20"/>
-              </w:rPr>
-              <w:t xml:space="preserve"> del </w:t>
-            </w:r>
-            <w:proofErr w:type="spellStart"/>
-            <w:r>
-              <w:rPr>
-                <w:sz w:val="20"/>
-              </w:rPr>
-              <w:t>servidor</w:t>
-            </w:r>
-            <w:proofErr w:type="spellEnd"/>
+              <w:t>Sistema operativo del servidor</w:t>
+            </w:r>
           </w:p>
         </w:tc>
         <w:tc>
@@ -37795,28 +35991,12 @@
             <w:pPr>
               <w:spacing w:line="240" w:lineRule="auto"/>
             </w:pPr>
-            <w:proofErr w:type="spellStart"/>
-            <w:r>
-              <w:rPr>
-                <w:sz w:val="20"/>
-              </w:rPr>
-              <w:t>Entorno</w:t>
-            </w:r>
-            <w:proofErr w:type="spellEnd"/>
-            <w:r>
-              <w:rPr>
-                <w:sz w:val="20"/>
-              </w:rPr>
-              <w:t xml:space="preserve"> de </w:t>
-            </w:r>
-            <w:proofErr w:type="spellStart"/>
-            <w:r>
-              <w:rPr>
-                <w:sz w:val="20"/>
-              </w:rPr>
-              <w:t>ejecución</w:t>
-            </w:r>
-            <w:proofErr w:type="spellEnd"/>
+            <w:r>
+              <w:rPr>
+                <w:sz w:val="20"/>
+              </w:rPr>
+              <w:t>Entorno de ejecución</w:t>
+            </w:r>
           </w:p>
         </w:tc>
         <w:tc>
@@ -37889,16 +36069,8 @@
               <w:rPr>
                 <w:sz w:val="20"/>
               </w:rPr>
-              <w:t xml:space="preserve">MySQL 8.0 o MariaDB </w:t>
-            </w:r>
-            <w:proofErr w:type="spellStart"/>
-            <w:r>
-              <w:rPr>
-                <w:sz w:val="20"/>
-              </w:rPr>
-              <w:t>equivalente</w:t>
-            </w:r>
-            <w:proofErr w:type="spellEnd"/>
+              <w:t>MySQL 8.0 o MariaDB equivalente</w:t>
+            </w:r>
           </w:p>
         </w:tc>
         <w:tc>
@@ -37935,19 +36107,11 @@
             <w:pPr>
               <w:spacing w:line="240" w:lineRule="auto"/>
             </w:pPr>
-            <w:proofErr w:type="spellStart"/>
-            <w:r>
-              <w:rPr>
-                <w:sz w:val="20"/>
-              </w:rPr>
-              <w:t>Servidor</w:t>
-            </w:r>
-            <w:proofErr w:type="spellEnd"/>
-            <w:r>
-              <w:rPr>
-                <w:sz w:val="20"/>
-              </w:rPr>
-              <w:t xml:space="preserve"> web</w:t>
+            <w:r>
+              <w:rPr>
+                <w:sz w:val="20"/>
+              </w:rPr>
+              <w:t>Servidor web</w:t>
             </w:r>
           </w:p>
         </w:tc>
@@ -38005,28 +36169,12 @@
             <w:pPr>
               <w:spacing w:line="240" w:lineRule="auto"/>
             </w:pPr>
-            <w:proofErr w:type="spellStart"/>
-            <w:r>
-              <w:rPr>
-                <w:sz w:val="20"/>
-              </w:rPr>
-              <w:t>Equipo</w:t>
-            </w:r>
-            <w:proofErr w:type="spellEnd"/>
-            <w:r>
-              <w:rPr>
-                <w:sz w:val="20"/>
-              </w:rPr>
-              <w:t xml:space="preserve"> del </w:t>
-            </w:r>
-            <w:proofErr w:type="spellStart"/>
-            <w:r>
-              <w:rPr>
-                <w:sz w:val="20"/>
-              </w:rPr>
-              <w:t>usuario</w:t>
-            </w:r>
-            <w:proofErr w:type="spellEnd"/>
+            <w:r>
+              <w:rPr>
+                <w:sz w:val="20"/>
+              </w:rPr>
+              <w:t>Equipo del usuario</w:t>
+            </w:r>
           </w:p>
         </w:tc>
         <w:tc>
@@ -38083,14 +36231,12 @@
             <w:pPr>
               <w:spacing w:line="240" w:lineRule="auto"/>
             </w:pPr>
-            <w:proofErr w:type="spellStart"/>
             <w:r>
               <w:rPr>
                 <w:sz w:val="20"/>
               </w:rPr>
               <w:t>Navegador</w:t>
             </w:r>
-            <w:proofErr w:type="spellEnd"/>
           </w:p>
         </w:tc>
         <w:tc>
@@ -38125,16 +36271,8 @@
               <w:rPr>
                 <w:sz w:val="20"/>
               </w:rPr>
-              <w:t xml:space="preserve">Chrome o Edge </w:t>
-            </w:r>
-            <w:proofErr w:type="spellStart"/>
-            <w:r>
-              <w:rPr>
-                <w:sz w:val="20"/>
-              </w:rPr>
-              <w:t>actualizado</w:t>
-            </w:r>
-            <w:proofErr w:type="spellEnd"/>
+              <w:t>Chrome o Edge actualizado</w:t>
+            </w:r>
           </w:p>
         </w:tc>
       </w:tr>
@@ -38306,7 +36444,6 @@
             <w:pPr>
               <w:spacing w:line="240" w:lineRule="auto"/>
             </w:pPr>
-            <w:proofErr w:type="spellStart"/>
             <w:r>
               <w:rPr>
                 <w:b/>
@@ -38314,7 +36451,6 @@
               </w:rPr>
               <w:t>Componente</w:t>
             </w:r>
-            <w:proofErr w:type="spellEnd"/>
           </w:p>
         </w:tc>
         <w:tc>
@@ -38375,17 +36511,8 @@
                 <w:sz w:val="20"/>
                 <w:lang w:val="es-MX"/>
               </w:rPr>
-              <w:t xml:space="preserve">Python 3 con el marco de trabajo </w:t>
-            </w:r>
-            <w:proofErr w:type="spellStart"/>
-            <w:r>
-              <w:rPr>
-                <w:sz w:val="20"/>
-                <w:lang w:val="es-MX"/>
-              </w:rPr>
-              <w:t>Flask</w:t>
-            </w:r>
-            <w:proofErr w:type="spellEnd"/>
+              <w:t>Python 3 con el marco de trabajo Flask</w:t>
+            </w:r>
           </w:p>
         </w:tc>
       </w:tr>
@@ -38406,16 +36533,8 @@
               <w:rPr>
                 <w:sz w:val="20"/>
               </w:rPr>
-              <w:t xml:space="preserve">Base de </w:t>
-            </w:r>
-            <w:proofErr w:type="spellStart"/>
-            <w:r>
-              <w:rPr>
-                <w:sz w:val="20"/>
-              </w:rPr>
-              <w:t>datos</w:t>
-            </w:r>
-            <w:proofErr w:type="spellEnd"/>
+              <w:t>Base de datos</w:t>
+            </w:r>
           </w:p>
         </w:tc>
         <w:tc>
@@ -38434,23 +36553,7 @@
                 <w:sz w:val="20"/>
                 <w:lang w:val="es-MX"/>
               </w:rPr>
-              <w:t xml:space="preserve">MySQL o </w:t>
-            </w:r>
-            <w:proofErr w:type="spellStart"/>
-            <w:r>
-              <w:rPr>
-                <w:sz w:val="20"/>
-                <w:lang w:val="es-MX"/>
-              </w:rPr>
-              <w:t>MariaDB</w:t>
-            </w:r>
-            <w:proofErr w:type="spellEnd"/>
-            <w:r>
-              <w:rPr>
-                <w:sz w:val="20"/>
-                <w:lang w:val="es-MX"/>
-              </w:rPr>
-              <w:t>, con acceso mediante consultas parametrizadas</w:t>
+              <w:t>MySQL o MariaDB, con acceso mediante consultas parametrizadas</w:t>
             </w:r>
           </w:p>
         </w:tc>
@@ -38491,21 +36594,12 @@
                 <w:lang w:val="es-MX"/>
               </w:rPr>
             </w:pPr>
-            <w:proofErr w:type="spellStart"/>
-            <w:r>
-              <w:rPr>
-                <w:sz w:val="20"/>
-                <w:lang w:val="es-MX"/>
-              </w:rPr>
-              <w:t>mysql-connector-python</w:t>
-            </w:r>
-            <w:proofErr w:type="spellEnd"/>
-            <w:r>
-              <w:rPr>
-                <w:sz w:val="20"/>
-                <w:lang w:val="es-MX"/>
-              </w:rPr>
-              <w:t>, con conexiones tomadas de un pool</w:t>
+            <w:r>
+              <w:rPr>
+                <w:sz w:val="20"/>
+                <w:lang w:val="es-MX"/>
+              </w:rPr>
+              <w:t>mysql-connector-python, con conexiones tomadas de un pool</w:t>
             </w:r>
           </w:p>
         </w:tc>
@@ -38523,19 +36617,11 @@
             <w:pPr>
               <w:spacing w:line="240" w:lineRule="auto"/>
             </w:pPr>
-            <w:proofErr w:type="spellStart"/>
-            <w:r>
-              <w:rPr>
-                <w:sz w:val="20"/>
-              </w:rPr>
-              <w:t>Interfaz</w:t>
-            </w:r>
-            <w:proofErr w:type="spellEnd"/>
-            <w:r>
-              <w:rPr>
-                <w:sz w:val="20"/>
-              </w:rPr>
-              <w:t xml:space="preserve"> web</w:t>
+            <w:r>
+              <w:rPr>
+                <w:sz w:val="20"/>
+              </w:rPr>
+              <w:t>Interfaz web</w:t>
             </w:r>
           </w:p>
         </w:tc>
@@ -38573,14 +36659,12 @@
             <w:pPr>
               <w:spacing w:line="240" w:lineRule="auto"/>
             </w:pPr>
-            <w:proofErr w:type="spellStart"/>
             <w:r>
               <w:rPr>
                 <w:sz w:val="20"/>
               </w:rPr>
               <w:t>Seguridad</w:t>
             </w:r>
-            <w:proofErr w:type="spellEnd"/>
           </w:p>
         </w:tc>
         <w:tc>
@@ -38594,37 +36678,12 @@
                 <w:lang w:val="es-MX"/>
               </w:rPr>
             </w:pPr>
-            <w:proofErr w:type="spellStart"/>
-            <w:r>
-              <w:rPr>
-                <w:sz w:val="20"/>
-                <w:lang w:val="es-MX"/>
-              </w:rPr>
-              <w:t>werkzeug.security</w:t>
-            </w:r>
-            <w:proofErr w:type="spellEnd"/>
-            <w:r>
-              <w:rPr>
-                <w:sz w:val="20"/>
-                <w:lang w:val="es-MX"/>
-              </w:rPr>
-              <w:t xml:space="preserve"> con el algoritmo </w:t>
-            </w:r>
-            <w:proofErr w:type="spellStart"/>
-            <w:r>
-              <w:rPr>
-                <w:sz w:val="20"/>
-                <w:lang w:val="es-MX"/>
-              </w:rPr>
-              <w:t>scrypt</w:t>
-            </w:r>
-            <w:proofErr w:type="spellEnd"/>
-            <w:r>
-              <w:rPr>
-                <w:sz w:val="20"/>
-                <w:lang w:val="es-MX"/>
-              </w:rPr>
-              <w:t xml:space="preserve"> y sesiones por cookie firmada</w:t>
+            <w:r>
+              <w:rPr>
+                <w:sz w:val="20"/>
+                <w:lang w:val="es-MX"/>
+              </w:rPr>
+              <w:t>werkzeug.security con el algoritmo scrypt y sesiones por cookie firmada</w:t>
             </w:r>
           </w:p>
         </w:tc>
@@ -38642,14 +36701,12 @@
             <w:pPr>
               <w:spacing w:line="240" w:lineRule="auto"/>
             </w:pPr>
-            <w:proofErr w:type="spellStart"/>
             <w:r>
               <w:rPr>
                 <w:sz w:val="20"/>
               </w:rPr>
               <w:t>Pruebas</w:t>
             </w:r>
-            <w:proofErr w:type="spellEnd"/>
           </w:p>
         </w:tc>
         <w:tc>
@@ -38663,21 +36720,12 @@
                 <w:lang w:val="es-MX"/>
               </w:rPr>
             </w:pPr>
-            <w:proofErr w:type="spellStart"/>
-            <w:r>
-              <w:rPr>
-                <w:sz w:val="20"/>
-                <w:lang w:val="es-MX"/>
-              </w:rPr>
-              <w:t>pytest</w:t>
-            </w:r>
-            <w:proofErr w:type="spellEnd"/>
-            <w:r>
-              <w:rPr>
-                <w:sz w:val="20"/>
-                <w:lang w:val="es-MX"/>
-              </w:rPr>
-              <w:t xml:space="preserve"> sobre una base de datos de prueba clonada del esquema real</w:t>
+            <w:r>
+              <w:rPr>
+                <w:sz w:val="20"/>
+                <w:lang w:val="es-MX"/>
+              </w:rPr>
+              <w:t>pytest sobre una base de datos de prueba clonada del esquema real</w:t>
             </w:r>
           </w:p>
         </w:tc>
@@ -38695,14 +36743,12 @@
             <w:pPr>
               <w:spacing w:line="240" w:lineRule="auto"/>
             </w:pPr>
-            <w:proofErr w:type="spellStart"/>
             <w:r>
               <w:rPr>
                 <w:sz w:val="20"/>
               </w:rPr>
               <w:t>Cliente</w:t>
             </w:r>
-            <w:proofErr w:type="spellEnd"/>
           </w:p>
         </w:tc>
         <w:tc>
@@ -38783,19 +36829,11 @@
           <w:lang w:val="es-MX"/>
         </w:rPr>
       </w:pPr>
-      <w:proofErr w:type="spellStart"/>
-      <w:r>
-        <w:rPr>
-          <w:lang w:val="es-MX"/>
-        </w:rPr>
-        <w:t>MediApp</w:t>
-      </w:r>
-      <w:proofErr w:type="spellEnd"/>
-      <w:r>
-        <w:rPr>
-          <w:lang w:val="es-MX"/>
-        </w:rPr>
-        <w:t xml:space="preserve"> es una aplicación web que presenta tres vistas sobre una misma lógica de negocio, una por cada rol. Comprende 10 módulos funcionales que satisfacen 87 requisitos, y opera sobre 11 tablas. Lo que distingue a cada vista no es la apariencia sino el conjunto de operaciones que el servidor le acepta.</w:t>
+      <w:r>
+        <w:rPr>
+          <w:lang w:val="es-MX"/>
+        </w:rPr>
+        <w:t>MediApp es una aplicación web que presenta tres vistas sobre una misma lógica de negocio, una por cada rol. Comprende 10 módulos funcionales que satisfacen 87 requisitos, y opera sobre 11 tablas. Lo que distingue a cada vista no es la apariencia sino el conjunto de operaciones que el servidor le acepta.</w:t>
       </w:r>
     </w:p>
     <w:p>
@@ -38876,19 +36914,11 @@
       <w:pPr>
         <w:keepNext/>
       </w:pPr>
-      <w:proofErr w:type="spellStart"/>
       <w:r>
         <w:rPr>
           <w:b/>
         </w:rPr>
-        <w:t>Tabla</w:t>
-      </w:r>
-      <w:proofErr w:type="spellEnd"/>
-      <w:r>
-        <w:rPr>
-          <w:b/>
-        </w:rPr>
-        <w:t xml:space="preserve"> 37</w:t>
+        <w:t>Tabla 37</w:t>
       </w:r>
     </w:p>
     <w:p>
@@ -40253,19 +38283,11 @@
       <w:pPr>
         <w:keepNext/>
       </w:pPr>
-      <w:proofErr w:type="spellStart"/>
       <w:r>
         <w:rPr>
           <w:b/>
         </w:rPr>
-        <w:t>Figura</w:t>
-      </w:r>
-      <w:proofErr w:type="spellEnd"/>
-      <w:r>
-        <w:rPr>
-          <w:b/>
-        </w:rPr>
-        <w:t xml:space="preserve"> 27</w:t>
+        <w:t>Figura 27</w:t>
       </w:r>
     </w:p>
     <w:p>
@@ -40587,19 +38609,11 @@
       <w:pPr>
         <w:keepNext/>
       </w:pPr>
-      <w:proofErr w:type="spellStart"/>
       <w:r>
         <w:rPr>
           <w:b/>
         </w:rPr>
-        <w:t>Figura</w:t>
-      </w:r>
-      <w:proofErr w:type="spellEnd"/>
-      <w:r>
-        <w:rPr>
-          <w:b/>
-        </w:rPr>
-        <w:t xml:space="preserve"> 29</w:t>
+        <w:t>Figura 29</w:t>
       </w:r>
     </w:p>
     <w:p>
@@ -40921,19 +38935,11 @@
       <w:pPr>
         <w:keepNext/>
       </w:pPr>
-      <w:proofErr w:type="spellStart"/>
       <w:r>
         <w:rPr>
           <w:b/>
         </w:rPr>
-        <w:t>Figura</w:t>
-      </w:r>
-      <w:proofErr w:type="spellEnd"/>
-      <w:r>
-        <w:rPr>
-          <w:b/>
-        </w:rPr>
-        <w:t xml:space="preserve"> 31</w:t>
+        <w:t>Figura 31</w:t>
       </w:r>
     </w:p>
     <w:p>
@@ -41088,19 +39094,11 @@
       <w:pPr>
         <w:keepNext/>
       </w:pPr>
-      <w:proofErr w:type="spellStart"/>
       <w:r>
         <w:rPr>
           <w:b/>
         </w:rPr>
-        <w:t>Tabla</w:t>
-      </w:r>
-      <w:proofErr w:type="spellEnd"/>
-      <w:r>
-        <w:rPr>
-          <w:b/>
-        </w:rPr>
-        <w:t xml:space="preserve"> 38</w:t>
+        <w:t>Tabla 38</w:t>
       </w:r>
     </w:p>
     <w:p>
@@ -41218,23 +39216,7 @@
                 <w:sz w:val="20"/>
                 <w:lang w:val="es-MX"/>
               </w:rPr>
-              <w:t xml:space="preserve">Se deriva con </w:t>
-            </w:r>
-            <w:proofErr w:type="spellStart"/>
-            <w:r>
-              <w:rPr>
-                <w:sz w:val="20"/>
-                <w:lang w:val="es-MX"/>
-              </w:rPr>
-              <w:t>scrypt</w:t>
-            </w:r>
-            <w:proofErr w:type="spellEnd"/>
-            <w:r>
-              <w:rPr>
-                <w:sz w:val="20"/>
-                <w:lang w:val="es-MX"/>
-              </w:rPr>
-              <w:t xml:space="preserve"> a través de la biblioteca que acompaña al marco de trabajo. En la base no existe ninguna contraseña legible y la comprobación consiste en volver a derivar la que se escribe y comparar los dos resultados.</w:t>
+              <w:t>Se deriva con scrypt a través de la biblioteca que acompaña al marco de trabajo. En la base no existe ninguna contraseña legible y la comprobación consiste en volver a derivar la que se escribe y comparar los dos resultados.</w:t>
             </w:r>
           </w:p>
         </w:tc>
@@ -41252,28 +39234,12 @@
             <w:pPr>
               <w:spacing w:line="240" w:lineRule="auto"/>
             </w:pPr>
-            <w:proofErr w:type="spellStart"/>
-            <w:r>
-              <w:rPr>
-                <w:sz w:val="20"/>
-              </w:rPr>
-              <w:t>Firma</w:t>
-            </w:r>
-            <w:proofErr w:type="spellEnd"/>
-            <w:r>
-              <w:rPr>
-                <w:sz w:val="20"/>
-              </w:rPr>
-              <w:t xml:space="preserve"> de la </w:t>
-            </w:r>
-            <w:proofErr w:type="spellStart"/>
-            <w:r>
-              <w:rPr>
-                <w:sz w:val="20"/>
-              </w:rPr>
-              <w:t>sesión</w:t>
-            </w:r>
-            <w:proofErr w:type="spellEnd"/>
+            <w:r>
+              <w:rPr>
+                <w:sz w:val="20"/>
+              </w:rPr>
+              <w:t>Firma de la sesión</w:t>
+            </w:r>
           </w:p>
         </w:tc>
         <w:tc>
@@ -41295,63 +39261,7 @@
               <w:rPr>
                 <w:sz w:val="20"/>
               </w:rPr>
-              <w:t xml:space="preserve">No </w:t>
-            </w:r>
-            <w:proofErr w:type="spellStart"/>
-            <w:r>
-              <w:rPr>
-                <w:sz w:val="20"/>
-              </w:rPr>
-              <w:t>está</w:t>
-            </w:r>
-            <w:proofErr w:type="spellEnd"/>
-            <w:r>
-              <w:rPr>
-                <w:sz w:val="20"/>
-              </w:rPr>
-              <w:t xml:space="preserve"> </w:t>
-            </w:r>
-            <w:proofErr w:type="spellStart"/>
-            <w:r>
-              <w:rPr>
-                <w:sz w:val="20"/>
-              </w:rPr>
-              <w:t>escrita</w:t>
-            </w:r>
-            <w:proofErr w:type="spellEnd"/>
-            <w:r>
-              <w:rPr>
-                <w:sz w:val="20"/>
-              </w:rPr>
-              <w:t xml:space="preserve"> </w:t>
-            </w:r>
-            <w:proofErr w:type="spellStart"/>
-            <w:r>
-              <w:rPr>
-                <w:sz w:val="20"/>
-              </w:rPr>
-              <w:t>en</w:t>
-            </w:r>
-            <w:proofErr w:type="spellEnd"/>
-            <w:r>
-              <w:rPr>
-                <w:sz w:val="20"/>
-              </w:rPr>
-              <w:t xml:space="preserve"> </w:t>
-            </w:r>
-            <w:proofErr w:type="spellStart"/>
-            <w:r>
-              <w:rPr>
-                <w:sz w:val="20"/>
-              </w:rPr>
-              <w:t>el</w:t>
-            </w:r>
-            <w:proofErr w:type="spellEnd"/>
-            <w:r>
-              <w:rPr>
-                <w:sz w:val="20"/>
-              </w:rPr>
-              <w:t xml:space="preserve"> código.</w:t>
+              <w:t>No está escrita en el código.</w:t>
             </w:r>
           </w:p>
         </w:tc>
@@ -41411,28 +39321,12 @@
             <w:pPr>
               <w:spacing w:line="240" w:lineRule="auto"/>
             </w:pPr>
-            <w:proofErr w:type="spellStart"/>
-            <w:r>
-              <w:rPr>
-                <w:sz w:val="20"/>
-              </w:rPr>
-              <w:t>Comprobación</w:t>
-            </w:r>
-            <w:proofErr w:type="spellEnd"/>
-            <w:r>
-              <w:rPr>
-                <w:sz w:val="20"/>
-              </w:rPr>
-              <w:t xml:space="preserve"> del </w:t>
-            </w:r>
-            <w:proofErr w:type="spellStart"/>
-            <w:r>
-              <w:rPr>
-                <w:sz w:val="20"/>
-              </w:rPr>
-              <w:t>rol</w:t>
-            </w:r>
-            <w:proofErr w:type="spellEnd"/>
+            <w:r>
+              <w:rPr>
+                <w:sz w:val="20"/>
+              </w:rPr>
+              <w:t>Comprobación del rol</w:t>
+            </w:r>
           </w:p>
         </w:tc>
         <w:tc>
@@ -41469,28 +39363,12 @@
             <w:pPr>
               <w:spacing w:line="240" w:lineRule="auto"/>
             </w:pPr>
-            <w:proofErr w:type="spellStart"/>
-            <w:r>
-              <w:rPr>
-                <w:sz w:val="20"/>
-              </w:rPr>
-              <w:t>Comprobación</w:t>
-            </w:r>
-            <w:proofErr w:type="spellEnd"/>
-            <w:r>
-              <w:rPr>
-                <w:sz w:val="20"/>
-              </w:rPr>
-              <w:t xml:space="preserve"> de </w:t>
-            </w:r>
-            <w:proofErr w:type="spellStart"/>
-            <w:r>
-              <w:rPr>
-                <w:sz w:val="20"/>
-              </w:rPr>
-              <w:t>propiedad</w:t>
-            </w:r>
-            <w:proofErr w:type="spellEnd"/>
+            <w:r>
+              <w:rPr>
+                <w:sz w:val="20"/>
+              </w:rPr>
+              <w:t>Comprobación de propiedad</w:t>
+            </w:r>
           </w:p>
         </w:tc>
         <w:tc>
@@ -41573,28 +39451,12 @@
             <w:pPr>
               <w:spacing w:line="240" w:lineRule="auto"/>
             </w:pPr>
-            <w:proofErr w:type="spellStart"/>
-            <w:r>
-              <w:rPr>
-                <w:sz w:val="20"/>
-              </w:rPr>
-              <w:t>Consultas</w:t>
-            </w:r>
-            <w:proofErr w:type="spellEnd"/>
-            <w:r>
-              <w:rPr>
-                <w:sz w:val="20"/>
-              </w:rPr>
-              <w:t xml:space="preserve"> </w:t>
-            </w:r>
-            <w:proofErr w:type="spellStart"/>
-            <w:r>
-              <w:rPr>
-                <w:sz w:val="20"/>
-              </w:rPr>
-              <w:t>parametrizadas</w:t>
-            </w:r>
-            <w:proofErr w:type="spellEnd"/>
+            <w:r>
+              <w:rPr>
+                <w:sz w:val="20"/>
+              </w:rPr>
+              <w:t>Consultas parametrizadas</w:t>
+            </w:r>
           </w:p>
         </w:tc>
         <w:tc>
@@ -41723,35 +39585,7 @@
         <w:rPr>
           <w:lang w:val="es-MX"/>
         </w:rPr>
-        <w:t xml:space="preserve">El sistema deriva las contraseñas con </w:t>
-      </w:r>
-      <w:proofErr w:type="spellStart"/>
-      <w:r>
-        <w:rPr>
-          <w:lang w:val="es-MX"/>
-        </w:rPr>
-        <w:t>scrypt</w:t>
-      </w:r>
-      <w:proofErr w:type="spellEnd"/>
-      <w:r>
-        <w:rPr>
-          <w:lang w:val="es-MX"/>
-        </w:rPr>
-        <w:t xml:space="preserve">, mediante la biblioteca de seguridad que acompaña al marco de trabajo. La elección se argumentó en el marco teórico, y su resumen es que </w:t>
-      </w:r>
-      <w:proofErr w:type="spellStart"/>
-      <w:r>
-        <w:rPr>
-          <w:lang w:val="es-MX"/>
-        </w:rPr>
-        <w:t>scrypt</w:t>
-      </w:r>
-      <w:proofErr w:type="spellEnd"/>
-      <w:r>
-        <w:rPr>
-          <w:lang w:val="es-MX"/>
-        </w:rPr>
-        <w:t xml:space="preserve"> exige una cantidad configurable de memoria durante el cálculo, y la memoria es un recurso caro de multiplicar en el hardware especializado con el que se prueban contraseñas en paralelo.</w:t>
+        <w:t>El sistema deriva las contraseñas con scrypt, mediante la biblioteca de seguridad que acompaña al marco de trabajo. La elección se argumentó en el marco teórico, y su resumen es que scrypt exige una cantidad configurable de memoria durante el cálculo, y la memoria es un recurso caro de multiplicar en el hardware especializado con el que se prueban contraseñas en paralelo.</w:t>
       </w:r>
     </w:p>
     <w:p>
@@ -42123,7 +39957,6 @@
             <w:pPr>
               <w:spacing w:line="240" w:lineRule="auto"/>
             </w:pPr>
-            <w:proofErr w:type="spellStart"/>
             <w:r>
               <w:rPr>
                 <w:b/>
@@ -42131,7 +39964,6 @@
               </w:rPr>
               <w:t>Archivo</w:t>
             </w:r>
-            <w:proofErr w:type="spellEnd"/>
           </w:p>
         </w:tc>
         <w:tc>
@@ -42231,49 +40063,7 @@
               <w:rPr>
                 <w:sz w:val="20"/>
               </w:rPr>
-              <w:t xml:space="preserve">Si </w:t>
-            </w:r>
-            <w:proofErr w:type="spellStart"/>
-            <w:r>
-              <w:rPr>
-                <w:sz w:val="20"/>
-              </w:rPr>
-              <w:t>estas</w:t>
-            </w:r>
-            <w:proofErr w:type="spellEnd"/>
-            <w:r>
-              <w:rPr>
-                <w:sz w:val="20"/>
-              </w:rPr>
-              <w:t xml:space="preserve"> </w:t>
-            </w:r>
-            <w:proofErr w:type="spellStart"/>
-            <w:r>
-              <w:rPr>
-                <w:sz w:val="20"/>
-              </w:rPr>
-              <w:t>fallan</w:t>
-            </w:r>
-            <w:proofErr w:type="spellEnd"/>
-            <w:r>
-              <w:rPr>
-                <w:sz w:val="20"/>
-              </w:rPr>
-              <w:t xml:space="preserve">, </w:t>
-            </w:r>
-            <w:proofErr w:type="spellStart"/>
-            <w:r>
-              <w:rPr>
-                <w:sz w:val="20"/>
-              </w:rPr>
-              <w:t>ninguna</w:t>
-            </w:r>
-            <w:proofErr w:type="spellEnd"/>
-            <w:r>
-              <w:rPr>
-                <w:sz w:val="20"/>
-              </w:rPr>
-              <w:t xml:space="preserve"> de las demás significa nada.</w:t>
+              <w:t>Si estas fallan, ninguna de las demás significa nada.</w:t>
             </w:r>
           </w:p>
         </w:tc>
@@ -42563,23 +40353,7 @@
                 <w:sz w:val="20"/>
                 <w:lang w:val="es-MX"/>
               </w:rPr>
-              <w:t xml:space="preserve">La matriz de permisos completa de los tres roles, comprobada por su efecto y forzando la petición, no </w:t>
-            </w:r>
-            <w:proofErr w:type="spellStart"/>
-            <w:r>
-              <w:rPr>
-                <w:sz w:val="20"/>
-                <w:lang w:val="es-MX"/>
-              </w:rPr>
-              <w:t>por que</w:t>
-            </w:r>
-            <w:proofErr w:type="spellEnd"/>
-            <w:r>
-              <w:rPr>
-                <w:sz w:val="20"/>
-                <w:lang w:val="es-MX"/>
-              </w:rPr>
-              <w:t xml:space="preserve"> el botón no aparezca en la pantalla.</w:t>
+              <w:t>La matriz de permisos completa de los tres roles, comprobada por su efecto y forzando la petición, no por que el botón no aparezca en la pantalla.</w:t>
             </w:r>
           </w:p>
         </w:tc>
@@ -42793,7 +40567,6 @@
             <w:pPr>
               <w:spacing w:line="240" w:lineRule="auto"/>
             </w:pPr>
-            <w:proofErr w:type="spellStart"/>
             <w:r>
               <w:rPr>
                 <w:b/>
@@ -42801,7 +40574,6 @@
               </w:rPr>
               <w:t>Aspecto</w:t>
             </w:r>
-            <w:proofErr w:type="spellEnd"/>
           </w:p>
         </w:tc>
         <w:tc>
@@ -42956,19 +40728,11 @@
             <w:pPr>
               <w:spacing w:line="240" w:lineRule="auto"/>
             </w:pPr>
-            <w:proofErr w:type="spellStart"/>
-            <w:r>
-              <w:rPr>
-                <w:sz w:val="20"/>
-              </w:rPr>
-              <w:t>Datos</w:t>
-            </w:r>
-            <w:proofErr w:type="spellEnd"/>
-            <w:r>
-              <w:rPr>
-                <w:sz w:val="20"/>
-              </w:rPr>
-              <w:t xml:space="preserve"> de entrada</w:t>
+            <w:r>
+              <w:rPr>
+                <w:sz w:val="20"/>
+              </w:rPr>
+              <w:t>Datos de entrada</w:t>
             </w:r>
           </w:p>
         </w:tc>
@@ -43006,28 +40770,12 @@
             <w:pPr>
               <w:spacing w:line="240" w:lineRule="auto"/>
             </w:pPr>
-            <w:proofErr w:type="spellStart"/>
-            <w:r>
-              <w:rPr>
-                <w:sz w:val="20"/>
-              </w:rPr>
-              <w:t>Resultado</w:t>
-            </w:r>
-            <w:proofErr w:type="spellEnd"/>
-            <w:r>
-              <w:rPr>
-                <w:sz w:val="20"/>
-              </w:rPr>
-              <w:t xml:space="preserve"> </w:t>
-            </w:r>
-            <w:proofErr w:type="spellStart"/>
-            <w:r>
-              <w:rPr>
-                <w:sz w:val="20"/>
-              </w:rPr>
-              <w:t>esperado</w:t>
-            </w:r>
-            <w:proofErr w:type="spellEnd"/>
+            <w:r>
+              <w:rPr>
+                <w:sz w:val="20"/>
+              </w:rPr>
+              <w:t>Resultado esperado</w:t>
+            </w:r>
           </w:p>
         </w:tc>
         <w:tc>
@@ -43064,28 +40812,12 @@
             <w:pPr>
               <w:spacing w:line="240" w:lineRule="auto"/>
             </w:pPr>
-            <w:proofErr w:type="spellStart"/>
-            <w:r>
-              <w:rPr>
-                <w:sz w:val="20"/>
-              </w:rPr>
-              <w:t>Resultado</w:t>
-            </w:r>
-            <w:proofErr w:type="spellEnd"/>
-            <w:r>
-              <w:rPr>
-                <w:sz w:val="20"/>
-              </w:rPr>
-              <w:t xml:space="preserve"> </w:t>
-            </w:r>
-            <w:proofErr w:type="spellStart"/>
-            <w:r>
-              <w:rPr>
-                <w:sz w:val="20"/>
-              </w:rPr>
-              <w:t>obtenido</w:t>
-            </w:r>
-            <w:proofErr w:type="spellEnd"/>
+            <w:r>
+              <w:rPr>
+                <w:sz w:val="20"/>
+              </w:rPr>
+              <w:t>Resultado obtenido</w:t>
+            </w:r>
           </w:p>
         </w:tc>
         <w:tc>
@@ -43279,19 +41011,11 @@
       <w:pPr>
         <w:keepNext/>
       </w:pPr>
-      <w:proofErr w:type="spellStart"/>
       <w:r>
         <w:rPr>
           <w:b/>
         </w:rPr>
-        <w:t>Figura</w:t>
-      </w:r>
-      <w:proofErr w:type="spellEnd"/>
-      <w:r>
-        <w:rPr>
-          <w:b/>
-        </w:rPr>
-        <w:t xml:space="preserve"> 33</w:t>
+        <w:t>Figura 33</w:t>
       </w:r>
     </w:p>
     <w:p>
@@ -43467,7 +41191,6 @@
             <w:pPr>
               <w:spacing w:line="240" w:lineRule="auto"/>
             </w:pPr>
-            <w:proofErr w:type="spellStart"/>
             <w:r>
               <w:rPr>
                 <w:b/>
@@ -43475,7 +41198,6 @@
               </w:rPr>
               <w:t>Aspecto</w:t>
             </w:r>
-            <w:proofErr w:type="spellEnd"/>
           </w:p>
         </w:tc>
         <w:tc>
@@ -43630,19 +41352,11 @@
             <w:pPr>
               <w:spacing w:line="240" w:lineRule="auto"/>
             </w:pPr>
-            <w:proofErr w:type="spellStart"/>
-            <w:r>
-              <w:rPr>
-                <w:sz w:val="20"/>
-              </w:rPr>
-              <w:t>Datos</w:t>
-            </w:r>
-            <w:proofErr w:type="spellEnd"/>
-            <w:r>
-              <w:rPr>
-                <w:sz w:val="20"/>
-              </w:rPr>
-              <w:t xml:space="preserve"> de entrada</w:t>
+            <w:r>
+              <w:rPr>
+                <w:sz w:val="20"/>
+              </w:rPr>
+              <w:t>Datos de entrada</w:t>
             </w:r>
           </w:p>
         </w:tc>
@@ -43680,28 +41394,12 @@
             <w:pPr>
               <w:spacing w:line="240" w:lineRule="auto"/>
             </w:pPr>
-            <w:proofErr w:type="spellStart"/>
-            <w:r>
-              <w:rPr>
-                <w:sz w:val="20"/>
-              </w:rPr>
-              <w:t>Resultado</w:t>
-            </w:r>
-            <w:proofErr w:type="spellEnd"/>
-            <w:r>
-              <w:rPr>
-                <w:sz w:val="20"/>
-              </w:rPr>
-              <w:t xml:space="preserve"> </w:t>
-            </w:r>
-            <w:proofErr w:type="spellStart"/>
-            <w:r>
-              <w:rPr>
-                <w:sz w:val="20"/>
-              </w:rPr>
-              <w:t>esperado</w:t>
-            </w:r>
-            <w:proofErr w:type="spellEnd"/>
+            <w:r>
+              <w:rPr>
+                <w:sz w:val="20"/>
+              </w:rPr>
+              <w:t>Resultado esperado</w:t>
+            </w:r>
           </w:p>
         </w:tc>
         <w:tc>
@@ -43723,49 +41421,7 @@
               <w:rPr>
                 <w:sz w:val="20"/>
               </w:rPr>
-              <w:t xml:space="preserve">No se </w:t>
-            </w:r>
-            <w:proofErr w:type="spellStart"/>
-            <w:r>
-              <w:rPr>
-                <w:sz w:val="20"/>
-              </w:rPr>
-              <w:t>crea</w:t>
-            </w:r>
-            <w:proofErr w:type="spellEnd"/>
-            <w:r>
-              <w:rPr>
-                <w:sz w:val="20"/>
-              </w:rPr>
-              <w:t xml:space="preserve"> </w:t>
-            </w:r>
-            <w:proofErr w:type="spellStart"/>
-            <w:r>
-              <w:rPr>
-                <w:sz w:val="20"/>
-              </w:rPr>
-              <w:t>ninguna</w:t>
-            </w:r>
-            <w:proofErr w:type="spellEnd"/>
-            <w:r>
-              <w:rPr>
-                <w:sz w:val="20"/>
-              </w:rPr>
-              <w:t xml:space="preserve"> </w:t>
-            </w:r>
-            <w:proofErr w:type="spellStart"/>
-            <w:r>
-              <w:rPr>
-                <w:sz w:val="20"/>
-              </w:rPr>
-              <w:t>cita</w:t>
-            </w:r>
-            <w:proofErr w:type="spellEnd"/>
-            <w:r>
-              <w:rPr>
-                <w:sz w:val="20"/>
-              </w:rPr>
-              <w:t>.</w:t>
+              <w:t>No se crea ninguna cita.</w:t>
             </w:r>
           </w:p>
         </w:tc>
@@ -43981,20 +41637,12 @@
       <w:pPr>
         <w:keepNext/>
       </w:pPr>
-      <w:proofErr w:type="spellStart"/>
       <w:r>
         <w:rPr>
           <w:b/>
         </w:rPr>
         <w:lastRenderedPageBreak/>
-        <w:t>Figura</w:t>
-      </w:r>
-      <w:proofErr w:type="spellEnd"/>
-      <w:r>
-        <w:rPr>
-          <w:b/>
-        </w:rPr>
-        <w:t xml:space="preserve"> 35</w:t>
+        <w:t>Figura 35</w:t>
       </w:r>
     </w:p>
     <w:p>
@@ -44170,7 +41818,6 @@
             <w:pPr>
               <w:spacing w:line="240" w:lineRule="auto"/>
             </w:pPr>
-            <w:proofErr w:type="spellStart"/>
             <w:r>
               <w:rPr>
                 <w:b/>
@@ -44178,7 +41825,6 @@
               </w:rPr>
               <w:t>Aspecto</w:t>
             </w:r>
-            <w:proofErr w:type="spellEnd"/>
           </w:p>
         </w:tc>
         <w:tc>
@@ -44333,19 +41979,11 @@
             <w:pPr>
               <w:spacing w:line="240" w:lineRule="auto"/>
             </w:pPr>
-            <w:proofErr w:type="spellStart"/>
-            <w:r>
-              <w:rPr>
-                <w:sz w:val="20"/>
-              </w:rPr>
-              <w:t>Datos</w:t>
-            </w:r>
-            <w:proofErr w:type="spellEnd"/>
-            <w:r>
-              <w:rPr>
-                <w:sz w:val="20"/>
-              </w:rPr>
-              <w:t xml:space="preserve"> de entrada</w:t>
+            <w:r>
+              <w:rPr>
+                <w:sz w:val="20"/>
+              </w:rPr>
+              <w:t>Datos de entrada</w:t>
             </w:r>
           </w:p>
         </w:tc>
@@ -44383,28 +42021,12 @@
             <w:pPr>
               <w:spacing w:line="240" w:lineRule="auto"/>
             </w:pPr>
-            <w:proofErr w:type="spellStart"/>
-            <w:r>
-              <w:rPr>
-                <w:sz w:val="20"/>
-              </w:rPr>
-              <w:t>Resultado</w:t>
-            </w:r>
-            <w:proofErr w:type="spellEnd"/>
-            <w:r>
-              <w:rPr>
-                <w:sz w:val="20"/>
-              </w:rPr>
-              <w:t xml:space="preserve"> </w:t>
-            </w:r>
-            <w:proofErr w:type="spellStart"/>
-            <w:r>
-              <w:rPr>
-                <w:sz w:val="20"/>
-              </w:rPr>
-              <w:t>esperado</w:t>
-            </w:r>
-            <w:proofErr w:type="spellEnd"/>
+            <w:r>
+              <w:rPr>
+                <w:sz w:val="20"/>
+              </w:rPr>
+              <w:t>Resultado esperado</w:t>
+            </w:r>
           </w:p>
         </w:tc>
         <w:tc>
@@ -44441,28 +42063,12 @@
             <w:pPr>
               <w:spacing w:line="240" w:lineRule="auto"/>
             </w:pPr>
-            <w:proofErr w:type="spellStart"/>
-            <w:r>
-              <w:rPr>
-                <w:sz w:val="20"/>
-              </w:rPr>
-              <w:t>Resultado</w:t>
-            </w:r>
-            <w:proofErr w:type="spellEnd"/>
-            <w:r>
-              <w:rPr>
-                <w:sz w:val="20"/>
-              </w:rPr>
-              <w:t xml:space="preserve"> </w:t>
-            </w:r>
-            <w:proofErr w:type="spellStart"/>
-            <w:r>
-              <w:rPr>
-                <w:sz w:val="20"/>
-              </w:rPr>
-              <w:t>obtenido</w:t>
-            </w:r>
-            <w:proofErr w:type="spellEnd"/>
+            <w:r>
+              <w:rPr>
+                <w:sz w:val="20"/>
+              </w:rPr>
+              <w:t>Resultado obtenido</w:t>
+            </w:r>
           </w:p>
         </w:tc>
         <w:tc>
@@ -44655,20 +42261,12 @@
       <w:pPr>
         <w:keepNext/>
       </w:pPr>
-      <w:proofErr w:type="spellStart"/>
       <w:r>
         <w:rPr>
           <w:b/>
         </w:rPr>
         <w:lastRenderedPageBreak/>
-        <w:t>Figura</w:t>
-      </w:r>
-      <w:proofErr w:type="spellEnd"/>
-      <w:r>
-        <w:rPr>
-          <w:b/>
-        </w:rPr>
-        <w:t xml:space="preserve"> 37</w:t>
+        <w:t>Figura 37</w:t>
       </w:r>
     </w:p>
     <w:p>
@@ -44844,7 +42442,6 @@
             <w:pPr>
               <w:spacing w:line="240" w:lineRule="auto"/>
             </w:pPr>
-            <w:proofErr w:type="spellStart"/>
             <w:r>
               <w:rPr>
                 <w:b/>
@@ -44852,7 +42449,6 @@
               </w:rPr>
               <w:t>Aspecto</w:t>
             </w:r>
-            <w:proofErr w:type="spellEnd"/>
           </w:p>
         </w:tc>
         <w:tc>
@@ -45007,19 +42603,11 @@
             <w:pPr>
               <w:spacing w:line="240" w:lineRule="auto"/>
             </w:pPr>
-            <w:proofErr w:type="spellStart"/>
-            <w:r>
-              <w:rPr>
-                <w:sz w:val="20"/>
-              </w:rPr>
-              <w:t>Datos</w:t>
-            </w:r>
-            <w:proofErr w:type="spellEnd"/>
-            <w:r>
-              <w:rPr>
-                <w:sz w:val="20"/>
-              </w:rPr>
-              <w:t xml:space="preserve"> de entrada</w:t>
+            <w:r>
+              <w:rPr>
+                <w:sz w:val="20"/>
+              </w:rPr>
+              <w:t>Datos de entrada</w:t>
             </w:r>
           </w:p>
         </w:tc>
@@ -45057,28 +42645,12 @@
             <w:pPr>
               <w:spacing w:line="240" w:lineRule="auto"/>
             </w:pPr>
-            <w:proofErr w:type="spellStart"/>
-            <w:r>
-              <w:rPr>
-                <w:sz w:val="20"/>
-              </w:rPr>
-              <w:t>Resultado</w:t>
-            </w:r>
-            <w:proofErr w:type="spellEnd"/>
-            <w:r>
-              <w:rPr>
-                <w:sz w:val="20"/>
-              </w:rPr>
-              <w:t xml:space="preserve"> </w:t>
-            </w:r>
-            <w:proofErr w:type="spellStart"/>
-            <w:r>
-              <w:rPr>
-                <w:sz w:val="20"/>
-              </w:rPr>
-              <w:t>esperado</w:t>
-            </w:r>
-            <w:proofErr w:type="spellEnd"/>
+            <w:r>
+              <w:rPr>
+                <w:sz w:val="20"/>
+              </w:rPr>
+              <w:t>Resultado esperado</w:t>
+            </w:r>
           </w:p>
         </w:tc>
         <w:tc>
@@ -45115,28 +42687,12 @@
             <w:pPr>
               <w:spacing w:line="240" w:lineRule="auto"/>
             </w:pPr>
-            <w:proofErr w:type="spellStart"/>
-            <w:r>
-              <w:rPr>
-                <w:sz w:val="20"/>
-              </w:rPr>
-              <w:t>Resultado</w:t>
-            </w:r>
-            <w:proofErr w:type="spellEnd"/>
-            <w:r>
-              <w:rPr>
-                <w:sz w:val="20"/>
-              </w:rPr>
-              <w:t xml:space="preserve"> </w:t>
-            </w:r>
-            <w:proofErr w:type="spellStart"/>
-            <w:r>
-              <w:rPr>
-                <w:sz w:val="20"/>
-              </w:rPr>
-              <w:t>obtenido</w:t>
-            </w:r>
-            <w:proofErr w:type="spellEnd"/>
+            <w:r>
+              <w:rPr>
+                <w:sz w:val="20"/>
+              </w:rPr>
+              <w:t>Resultado obtenido</w:t>
+            </w:r>
           </w:p>
         </w:tc>
         <w:tc>
@@ -45329,20 +42885,12 @@
       <w:pPr>
         <w:keepNext/>
       </w:pPr>
-      <w:proofErr w:type="spellStart"/>
       <w:r>
         <w:rPr>
           <w:b/>
         </w:rPr>
         <w:lastRenderedPageBreak/>
-        <w:t>Figura</w:t>
-      </w:r>
-      <w:proofErr w:type="spellEnd"/>
-      <w:r>
-        <w:rPr>
-          <w:b/>
-        </w:rPr>
-        <w:t xml:space="preserve"> 39</w:t>
+        <w:t>Figura 39</w:t>
       </w:r>
     </w:p>
     <w:p>
@@ -45534,7 +43082,6 @@
             <w:pPr>
               <w:spacing w:line="240" w:lineRule="auto"/>
             </w:pPr>
-            <w:proofErr w:type="spellStart"/>
             <w:r>
               <w:rPr>
                 <w:b/>
@@ -45542,7 +43089,6 @@
               </w:rPr>
               <w:t>Resultado</w:t>
             </w:r>
-            <w:proofErr w:type="spellEnd"/>
           </w:p>
         </w:tc>
         <w:tc>
@@ -45991,30 +43537,8 @@
               <w:rPr>
                 <w:sz w:val="20"/>
               </w:rPr>
-              <w:t xml:space="preserve">2 </w:t>
-            </w:r>
-            <w:proofErr w:type="spellStart"/>
-            <w:r>
-              <w:rPr>
-                <w:sz w:val="20"/>
-              </w:rPr>
-              <w:t>pruebas</w:t>
-            </w:r>
-            <w:proofErr w:type="spellEnd"/>
-            <w:r>
-              <w:rPr>
-                <w:sz w:val="20"/>
-              </w:rPr>
-              <w:t xml:space="preserve"> de </w:t>
-            </w:r>
-            <w:proofErr w:type="spellStart"/>
-            <w:r>
-              <w:rPr>
-                <w:sz w:val="20"/>
-              </w:rPr>
-              <w:t>concurrencia</w:t>
-            </w:r>
-            <w:proofErr w:type="spellEnd"/>
+              <w:t>2 pruebas de concurrencia</w:t>
+            </w:r>
           </w:p>
         </w:tc>
         <w:tc>
@@ -46299,7 +43823,6 @@
             <w:pPr>
               <w:spacing w:line="240" w:lineRule="auto"/>
             </w:pPr>
-            <w:proofErr w:type="spellStart"/>
             <w:r>
               <w:rPr>
                 <w:b/>
@@ -46307,7 +43830,6 @@
               </w:rPr>
               <w:t>Tecnología</w:t>
             </w:r>
-            <w:proofErr w:type="spellEnd"/>
           </w:p>
         </w:tc>
         <w:tc>
@@ -46712,19 +44234,11 @@
             <w:pPr>
               <w:spacing w:line="240" w:lineRule="auto"/>
             </w:pPr>
-            <w:proofErr w:type="spellStart"/>
-            <w:r>
-              <w:rPr>
-                <w:sz w:val="20"/>
-              </w:rPr>
-              <w:t>mysql</w:t>
-            </w:r>
-            <w:proofErr w:type="spellEnd"/>
-            <w:r>
-              <w:rPr>
-                <w:sz w:val="20"/>
-              </w:rPr>
-              <w:t>-connector-python</w:t>
+            <w:r>
+              <w:rPr>
+                <w:sz w:val="20"/>
+              </w:rPr>
+              <w:t>mysql-connector-python</w:t>
             </w:r>
           </w:p>
         </w:tc>
@@ -46778,14 +44292,12 @@
             <w:pPr>
               <w:spacing w:line="240" w:lineRule="auto"/>
             </w:pPr>
-            <w:proofErr w:type="spellStart"/>
             <w:r>
               <w:rPr>
                 <w:sz w:val="20"/>
               </w:rPr>
               <w:t>werkzeug.security</w:t>
             </w:r>
-            <w:proofErr w:type="spellEnd"/>
           </w:p>
         </w:tc>
         <w:tc>
@@ -46820,23 +44332,7 @@
                 <w:sz w:val="20"/>
                 <w:lang w:val="es-MX"/>
               </w:rPr>
-              <w:t xml:space="preserve">Derivación y verificación de las contraseñas mediante </w:t>
-            </w:r>
-            <w:proofErr w:type="spellStart"/>
-            <w:r>
-              <w:rPr>
-                <w:sz w:val="20"/>
-                <w:lang w:val="es-MX"/>
-              </w:rPr>
-              <w:t>scrypt</w:t>
-            </w:r>
-            <w:proofErr w:type="spellEnd"/>
-            <w:r>
-              <w:rPr>
-                <w:sz w:val="20"/>
-                <w:lang w:val="es-MX"/>
-              </w:rPr>
-              <w:t>.</w:t>
+              <w:t>Derivación y verificación de las contraseñas mediante scrypt.</w:t>
             </w:r>
           </w:p>
         </w:tc>
@@ -46854,14 +44350,12 @@
             <w:pPr>
               <w:spacing w:line="240" w:lineRule="auto"/>
             </w:pPr>
-            <w:proofErr w:type="spellStart"/>
             <w:r>
               <w:rPr>
                 <w:sz w:val="20"/>
               </w:rPr>
               <w:t>pytest</w:t>
             </w:r>
-            <w:proofErr w:type="spellEnd"/>
           </w:p>
         </w:tc>
         <w:tc>
@@ -47002,21 +44496,7 @@
         <w:rPr>
           <w:lang w:val="es-MX"/>
         </w:rPr>
-        <w:t xml:space="preserve">El gestor de base de datos merece una nota de precisión. El desarrollo se realizó sobre </w:t>
-      </w:r>
-      <w:proofErr w:type="spellStart"/>
-      <w:r>
-        <w:rPr>
-          <w:lang w:val="es-MX"/>
-        </w:rPr>
-        <w:t>MariaDB</w:t>
-      </w:r>
-      <w:proofErr w:type="spellEnd"/>
-      <w:r>
-        <w:rPr>
-          <w:lang w:val="es-MX"/>
-        </w:rPr>
-        <w:t>, que es el gestor que acompaña a la distribución de servidor local empleada, y el sistema es igualmente compatible con MySQL, ya que las funciones de las que depende, que son las claves foráneas, las transacciones y el bloqueo de filas, se comportan del mismo modo en los dos.</w:t>
+        <w:t>El gestor de base de datos merece una nota de precisión. El desarrollo se realizó sobre MariaDB, que es el gestor que acompaña a la distribución de servidor local empleada, y el sistema es igualmente compatible con MySQL, ya que las funciones de las que depende, que son las claves foráneas, las transacciones y el bloqueo de filas, se comportan del mismo modo en los dos.</w:t>
       </w:r>
     </w:p>
     <w:p>
@@ -47048,21 +44528,7 @@
         <w:rPr>
           <w:lang w:val="es-MX"/>
         </w:rPr>
-        <w:t xml:space="preserve">El proyecto desarrolló </w:t>
-      </w:r>
-      <w:proofErr w:type="spellStart"/>
-      <w:r>
-        <w:rPr>
-          <w:lang w:val="es-MX"/>
-        </w:rPr>
-        <w:t>MediApp</w:t>
-      </w:r>
-      <w:proofErr w:type="spellEnd"/>
-      <w:r>
-        <w:rPr>
-          <w:lang w:val="es-MX"/>
-        </w:rPr>
-        <w:t>, un sistema web de agendamiento de citas médicas y gestión del acto clínico con acceso diferenciado para administrador, médico y paciente. El sistema comprende 10 módulos funcionales que satisfacen 87 requisitos funcionales y 24 no funcionales, opera sobre 11 tablas con 63 columnas y 14 claves foráneas, y sus funcionalidades están descritas en 60 casos de uso.</w:t>
+        <w:t>El proyecto desarrolló MediApp, un sistema web de agendamiento de citas médicas y gestión del acto clínico con acceso diferenciado para administrador, médico y paciente. El sistema comprende 10 módulos funcionales que satisfacen 87 requisitos funcionales y 24 no funcionales, opera sobre 11 tablas con 63 columnas y 14 claves foráneas, y sus funcionalidades están descritas en 60 casos de uso.</w:t>
       </w:r>
     </w:p>
     <w:p>
@@ -47182,21 +44648,7 @@
         <w:rPr>
           <w:lang w:val="es-MX"/>
         </w:rPr>
-        <w:t xml:space="preserve">Quedan fuera de esta versión, por decisión expresa de alcance, la notificación automática de la cita, la </w:t>
-      </w:r>
-      <w:proofErr w:type="spellStart"/>
-      <w:r>
-        <w:rPr>
-          <w:lang w:val="es-MX"/>
-        </w:rPr>
-        <w:t>teleconsulta</w:t>
-      </w:r>
-      <w:proofErr w:type="spellEnd"/>
-      <w:r>
-        <w:rPr>
-          <w:lang w:val="es-MX"/>
-        </w:rPr>
-        <w:t>, la facturación, la firma digital certificada de la historia clínica, el cifrado de la información en reposo y en tránsito, el respaldo automático y la integración con sistemas externos. Ninguna de ellas resultó necesaria para cumplir los objetivos, y todas fueron evaluadas y descartadas con su razón escrita, de manera que su ausencia obedece a una decisión y no a un olvido. La más significativa es el cifrado, porque depende de la infraestructura de despliegue y no del programa, y es la que explica que el tercer objetivo se enunciara acotado al control de acceso por roles.</w:t>
+        <w:t>Quedan fuera de esta versión, por decisión expresa de alcance, la notificación automática de la cita, la teleconsulta, la facturación, la firma digital certificada de la historia clínica, el cifrado de la información en reposo y en tránsito, el respaldo automático y la integración con sistemas externos. Ninguna de ellas resultó necesaria para cumplir los objetivos, y todas fueron evaluadas y descartadas con su razón escrita, de manera que su ausencia obedece a una decisión y no a un olvido. La más significativa es el cifrado, porque depende de la infraestructura de despliegue y no del programa, y es la que explica que el tercer objetivo se enunciara acotado al control de acceso por roles.</w:t>
       </w:r>
     </w:p>
     <w:p>
@@ -47259,136 +44711,22 @@
           <w:lang w:val="es-MX"/>
         </w:rPr>
       </w:pPr>
-      <w:proofErr w:type="spellStart"/>
-      <w:r>
-        <w:rPr>
-          <w:lang w:val="es-MX"/>
-        </w:rPr>
-        <w:t>Elmasri</w:t>
-      </w:r>
-      <w:proofErr w:type="spellEnd"/>
-      <w:r>
-        <w:rPr>
-          <w:lang w:val="es-MX"/>
-        </w:rPr>
-        <w:t xml:space="preserve">, R., y </w:t>
-      </w:r>
-      <w:proofErr w:type="spellStart"/>
-      <w:r>
-        <w:rPr>
-          <w:lang w:val="es-MX"/>
-        </w:rPr>
-        <w:t>Navathe</w:t>
-      </w:r>
-      <w:proofErr w:type="spellEnd"/>
-      <w:r>
-        <w:rPr>
-          <w:lang w:val="es-MX"/>
-        </w:rPr>
-        <w:t xml:space="preserve">, S. B. (2016). Fundamentals </w:t>
-      </w:r>
-      <w:proofErr w:type="spellStart"/>
-      <w:r>
-        <w:rPr>
-          <w:lang w:val="es-MX"/>
-        </w:rPr>
-        <w:t>of</w:t>
-      </w:r>
-      <w:proofErr w:type="spellEnd"/>
-      <w:r>
-        <w:rPr>
-          <w:lang w:val="es-MX"/>
-        </w:rPr>
-        <w:t xml:space="preserve"> </w:t>
-      </w:r>
-      <w:proofErr w:type="spellStart"/>
-      <w:r>
-        <w:rPr>
-          <w:lang w:val="es-MX"/>
-        </w:rPr>
-        <w:t>database</w:t>
-      </w:r>
-      <w:proofErr w:type="spellEnd"/>
-      <w:r>
-        <w:rPr>
-          <w:lang w:val="es-MX"/>
-        </w:rPr>
-        <w:t xml:space="preserve"> </w:t>
-      </w:r>
-      <w:proofErr w:type="spellStart"/>
-      <w:r>
-        <w:rPr>
-          <w:lang w:val="es-MX"/>
-        </w:rPr>
-        <w:t>systems</w:t>
-      </w:r>
-      <w:proofErr w:type="spellEnd"/>
-      <w:r>
-        <w:rPr>
-          <w:lang w:val="es-MX"/>
-        </w:rPr>
-        <w:t xml:space="preserve"> (7.ª ed.). Pearson.</w:t>
+      <w:r>
+        <w:rPr>
+          <w:lang w:val="es-MX"/>
+        </w:rPr>
+        <w:t>Elmasri, R., y Navathe, S. B. (2016). Fundamentals of database systems (7.ª ed.). Pearson.</w:t>
       </w:r>
     </w:p>
     <w:p>
       <w:pPr>
         <w:ind w:left="720" w:hanging="720"/>
       </w:pPr>
-      <w:proofErr w:type="spellStart"/>
-      <w:r>
-        <w:rPr>
-          <w:lang w:val="es-MX"/>
-        </w:rPr>
-        <w:t>Ferraiolo</w:t>
-      </w:r>
-      <w:proofErr w:type="spellEnd"/>
-      <w:r>
-        <w:rPr>
-          <w:lang w:val="es-MX"/>
-        </w:rPr>
-        <w:t xml:space="preserve">, D. F., </w:t>
-      </w:r>
-      <w:proofErr w:type="spellStart"/>
-      <w:r>
-        <w:rPr>
-          <w:lang w:val="es-MX"/>
-        </w:rPr>
-        <w:t>Sandhu</w:t>
-      </w:r>
-      <w:proofErr w:type="spellEnd"/>
-      <w:r>
-        <w:rPr>
-          <w:lang w:val="es-MX"/>
-        </w:rPr>
-        <w:t xml:space="preserve">, R., </w:t>
-      </w:r>
-      <w:proofErr w:type="spellStart"/>
-      <w:r>
-        <w:rPr>
-          <w:lang w:val="es-MX"/>
-        </w:rPr>
-        <w:t>Gavrila</w:t>
-      </w:r>
-      <w:proofErr w:type="spellEnd"/>
-      <w:r>
-        <w:rPr>
-          <w:lang w:val="es-MX"/>
-        </w:rPr>
-        <w:t xml:space="preserve">, S., Kuhn, D. R., y </w:t>
-      </w:r>
-      <w:proofErr w:type="spellStart"/>
-      <w:r>
-        <w:rPr>
-          <w:lang w:val="es-MX"/>
-        </w:rPr>
-        <w:t>Chandramouli</w:t>
-      </w:r>
-      <w:proofErr w:type="spellEnd"/>
-      <w:r>
-        <w:rPr>
-          <w:lang w:val="es-MX"/>
-        </w:rPr>
-        <w:t xml:space="preserve">, R. (2001). </w:t>
+      <w:r>
+        <w:rPr>
+          <w:lang w:val="es-MX"/>
+        </w:rPr>
+        <w:t xml:space="preserve">Ferraiolo, D. F., Sandhu, R., Gavrila, S., Kuhn, D. R., y Chandramouli, R. (2001). </w:t>
       </w:r>
       <w:r>
         <w:t>Proposed NIST standard for role-based access control. ACM Transactions on Information and System Security, 4(3), 224-274.</w:t>
@@ -47412,21 +44750,8 @@
         </w:rPr>
         <w:t xml:space="preserve">Ministerio de Salud. (1999). Resolución 1995 de 1999. Por la cual se establecen normas para el manejo de la Historia Clínica. </w:t>
       </w:r>
-      <w:proofErr w:type="spellStart"/>
-      <w:r>
-        <w:t>Diario</w:t>
-      </w:r>
-      <w:proofErr w:type="spellEnd"/>
-      <w:r>
-        <w:t xml:space="preserve"> </w:t>
-      </w:r>
-      <w:proofErr w:type="spellStart"/>
-      <w:r>
-        <w:t>Oficial</w:t>
-      </w:r>
-      <w:proofErr w:type="spellEnd"/>
-      <w:r>
-        <w:t xml:space="preserve"> (Colombia).</w:t>
+      <w:r>
+        <w:t>Diario Oficial (Colombia).</w:t>
       </w:r>
     </w:p>
     <w:p>
@@ -47554,19 +44879,11 @@
       <w:pPr>
         <w:keepNext/>
       </w:pPr>
-      <w:proofErr w:type="spellStart"/>
       <w:r>
         <w:rPr>
           <w:b/>
         </w:rPr>
-        <w:t>Tabla</w:t>
-      </w:r>
-      <w:proofErr w:type="spellEnd"/>
-      <w:r>
-        <w:rPr>
-          <w:b/>
-        </w:rPr>
-        <w:t xml:space="preserve"> 46</w:t>
+        <w:t>Tabla 46</w:t>
       </w:r>
     </w:p>
     <w:p>
@@ -47725,23 +45042,7 @@
                 <w:sz w:val="20"/>
                 <w:lang w:val="es-MX"/>
               </w:rPr>
-              <w:t xml:space="preserve">Catálogo completo de los requisitos funcionales agrupados en diez módulos y de los no funcionales en siete categorías, con su priorización por valor y urgencia, la matriz </w:t>
-            </w:r>
-            <w:proofErr w:type="spellStart"/>
-            <w:r>
-              <w:rPr>
-                <w:sz w:val="20"/>
-                <w:lang w:val="es-MX"/>
-              </w:rPr>
-              <w:t>MoSCoW</w:t>
-            </w:r>
-            <w:proofErr w:type="spellEnd"/>
-            <w:r>
-              <w:rPr>
-                <w:sz w:val="20"/>
-                <w:lang w:val="es-MX"/>
-              </w:rPr>
-              <w:t xml:space="preserve"> derivada de esa priorización, las capacidades excluidas del alcance y la trazabilidad frente a los objetivos específicos.</w:t>
+              <w:t>Catálogo completo de los requisitos funcionales agrupados en diez módulos y de los no funcionales en siete categorías, con su priorización por valor y urgencia, la matriz MoSCoW derivada de esa priorización, las capacidades excluidas del alcance y la trazabilidad frente a los objetivos específicos.</w:t>
             </w:r>
           </w:p>
         </w:tc>
